--- a/04-滤波电路/05-其他滤波器/切比雪夫滤波器/切比雪夫滤波器.docx
+++ b/04-滤波电路/05-其他滤波器/切比雪夫滤波器/切比雪夫滤波器.docx
@@ -2551,6 +2551,20 @@
     </w:p>
     <w:bookmarkEnd w:id="26"/>
     <w:bookmarkEnd w:id="27"/>
+    <w:p>
+      <w:pPr>
+        <w:spacing w:before="360"/>
+        <w:jc w:val="center"/>
+      </w:pPr>
+      <w:r>
+        <w:rPr>
+          <w:rFonts w:ascii="Times New Roman" w:hAnsi="Times New Roman"/>
+          <w:color w:val="555555"/>
+          <w:sz w:val="21"/>
+        </w:rPr>
+        <w:t>材料收集者：杜文杰</w:t>
+      </w:r>
+    </w:p>
     <w:sectPr>
       <w:headerReference r:id="rId9" w:type="default"/>
       <w:footerReference r:id="rId10" w:type="default"/>

--- a/04-滤波电路/05-其他滤波器/切比雪夫滤波器/切比雪夫滤波器.docx
+++ b/04-滤波电路/05-其他滤波器/切比雪夫滤波器/切比雪夫滤波器.docx
@@ -1,6 +1,6 @@
 
 <file path=word/document.xml><?xml version="1.0" encoding="utf-8"?>
-<w:document xmlns:w="http://schemas.openxmlformats.org/wordprocessingml/2006/main" xmlns:m="http://schemas.openxmlformats.org/officeDocument/2006/math" xmlns:r="http://schemas.openxmlformats.org/officeDocument/2006/relationships" xmlns:o="urn:schemas-microsoft-com:office:office" xmlns:v="urn:schemas-microsoft-com:vml" xmlns:w10="urn:schemas-microsoft-com:office:word" xmlns:a="http://schemas.openxmlformats.org/drawingml/2006/main" xmlns:pic="http://schemas.openxmlformats.org/drawingml/2006/picture" xmlns:wp="http://schemas.openxmlformats.org/drawingml/2006/wordprocessingDrawing">
+<w:document xmlns:m="http://schemas.openxmlformats.org/officeDocument/2006/math" xmlns:r="http://schemas.openxmlformats.org/officeDocument/2006/relationships" xmlns:w="http://schemas.openxmlformats.org/wordprocessingml/2006/main" xmlns:o="urn:schemas-microsoft-com:office:office" xmlns:v="urn:schemas-microsoft-com:vml" xmlns:w10="urn:schemas-microsoft-com:office:word" xmlns:a="http://schemas.openxmlformats.org/drawingml/2006/main" xmlns:pic="http://schemas.openxmlformats.org/drawingml/2006/picture" xmlns:wp="http://schemas.openxmlformats.org/drawingml/2006/wordprocessingDrawing">
   <w:body>
     <w:bookmarkStart w:id="27" w:name="切比雪夫滤波器"/>
     <w:p>
@@ -9,7 +9,7 @@
       </w:pPr>
       <w:r>
         <w:rPr>
-          <w:rFonts w:hint="eastAsia"/>
+          <w:rFonts w:hint="eastAsia" w:eastAsia="黑体"/>
         </w:rPr>
         <w:t xml:space="preserve">切比雪夫滤波器</w:t>
       </w:r>
@@ -21,7 +21,7 @@
       </w:pPr>
       <w:r>
         <w:rPr>
-          <w:rFonts w:hint="eastAsia"/>
+          <w:rFonts w:hint="eastAsia" w:eastAsia="黑体"/>
         </w:rPr>
         <w:t xml:space="preserve">拓扑描述</w:t>
       </w:r>
@@ -32,34 +32,43 @@
       </w:pPr>
       <w:r>
         <w:rPr>
-          <w:rFonts w:hint="eastAsia"/>
+          <w:rFonts w:hint="eastAsia" w:eastAsia="黑体"/>
         </w:rPr>
         <w:t xml:space="preserve">本电路为以“通带内等幅纹波换取更陡过渡带”为特征的滤波器逼近类型，分切比雪夫</w:t>
       </w:r>
       <w:r>
+        <w:rPr>
+          <w:rFonts w:eastAsia="黑体"/>
+        </w:rPr>
         <w:t xml:space="preserve"> I </w:t>
       </w:r>
       <w:r>
         <w:rPr>
-          <w:rFonts w:hint="eastAsia"/>
+          <w:rFonts w:hint="eastAsia" w:eastAsia="黑体"/>
         </w:rPr>
         <w:t xml:space="preserve">型（通带有纹波、阻带单调）与</w:t>
       </w:r>
       <w:r>
+        <w:rPr>
+          <w:rFonts w:eastAsia="黑体"/>
+        </w:rPr>
         <w:t xml:space="preserve"> II </w:t>
       </w:r>
       <w:r>
         <w:rPr>
-          <w:rFonts w:hint="eastAsia"/>
+          <w:rFonts w:hint="eastAsia" w:eastAsia="黑体"/>
         </w:rPr>
         <w:t xml:space="preserve">型（通带平坦、阻带有纹波），元件组成为</w:t>
       </w:r>
       <w:r>
+        <w:rPr>
+          <w:rFonts w:eastAsia="黑体"/>
+        </w:rPr>
         <w:t xml:space="preserve"> </w:t>
       </w:r>
       <w:r>
         <w:rPr>
-          <w:rFonts w:hint="eastAsia"/>
+          <w:rFonts w:hint="eastAsia" w:eastAsia="黑体"/>
           <w:b/>
           <w:bCs/>
         </w:rPr>
@@ -67,6 +76,7 @@
       </w:r>
       <w:r>
         <w:rPr>
+          <w:rFonts w:eastAsia="黑体"/>
           <w:b/>
           <w:bCs/>
         </w:rPr>
@@ -74,7 +84,7 @@
       </w:r>
       <w:r>
         <w:rPr>
-          <w:rFonts w:hint="eastAsia"/>
+          <w:rFonts w:hint="eastAsia" w:eastAsia="黑体"/>
           <w:b/>
           <w:bCs/>
         </w:rPr>
@@ -82,6 +92,7 @@
       </w:r>
       <w:r>
         <w:rPr>
+          <w:rFonts w:eastAsia="黑体"/>
           <w:b/>
           <w:bCs/>
         </w:rPr>
@@ -94,7 +105,7 @@
       </m:oMath>
       <w:r>
         <w:rPr>
-          <w:rFonts w:hint="eastAsia"/>
+          <w:rFonts w:hint="eastAsia" w:eastAsia="黑体"/>
           <w:b/>
           <w:bCs/>
         </w:rPr>
@@ -102,6 +113,7 @@
       </w:r>
       <w:r>
         <w:rPr>
+          <w:rFonts w:eastAsia="黑体"/>
           <w:b/>
           <w:bCs/>
         </w:rPr>
@@ -114,7 +126,7 @@
       </m:oMath>
       <w:r>
         <w:rPr>
-          <w:rFonts w:hint="eastAsia"/>
+          <w:rFonts w:hint="eastAsia" w:eastAsia="黑体"/>
           <w:b/>
           <w:bCs/>
         </w:rPr>
@@ -122,6 +134,7 @@
       </w:r>
       <w:r>
         <w:rPr>
+          <w:rFonts w:eastAsia="黑体"/>
           <w:b/>
           <w:bCs/>
         </w:rPr>
@@ -134,7 +147,7 @@
       </m:oMath>
       <w:r>
         <w:rPr>
-          <w:rFonts w:hint="eastAsia"/>
+          <w:rFonts w:hint="eastAsia" w:eastAsia="黑体"/>
           <w:b/>
           <w:bCs/>
         </w:rPr>
@@ -142,6 +155,7 @@
       </w:r>
       <w:r>
         <w:rPr>
+          <w:rFonts w:eastAsia="黑体"/>
           <w:b/>
           <w:bCs/>
         </w:rPr>
@@ -149,7 +163,7 @@
       </w:r>
       <w:r>
         <w:rPr>
-          <w:rFonts w:hint="eastAsia"/>
+          <w:rFonts w:hint="eastAsia" w:eastAsia="黑体"/>
           <w:b/>
           <w:bCs/>
         </w:rPr>
@@ -157,6 +171,7 @@
       </w:r>
       <w:r>
         <w:rPr>
+          <w:rFonts w:eastAsia="黑体"/>
           <w:b/>
           <w:bCs/>
         </w:rPr>
@@ -169,7 +184,7 @@
       </m:oMath>
       <w:r>
         <w:rPr>
-          <w:rFonts w:hint="eastAsia"/>
+          <w:rFonts w:hint="eastAsia" w:eastAsia="黑体"/>
           <w:b/>
           <w:bCs/>
         </w:rPr>
@@ -177,6 +192,7 @@
       </w:r>
       <w:r>
         <w:rPr>
+          <w:rFonts w:eastAsia="黑体"/>
           <w:b/>
           <w:bCs/>
         </w:rPr>
@@ -189,11 +205,14 @@
       </m:oMath>
       <w:r>
         <w:rPr>
-          <w:rFonts w:hint="eastAsia"/>
+          <w:rFonts w:hint="eastAsia" w:eastAsia="黑体"/>
         </w:rPr>
         <w:t xml:space="preserve">。关键节点命名如下：输入节点</w:t>
       </w:r>
       <w:r>
+        <w:rPr>
+          <w:rFonts w:eastAsia="黑体"/>
+        </w:rPr>
         <w:t xml:space="preserve"> </w:t>
       </w:r>
       <m:oMath>
@@ -214,15 +233,21 @@
         </m:sSub>
       </m:oMath>
       <w:r>
+        <w:rPr>
+          <w:rFonts w:eastAsia="黑体"/>
+        </w:rPr>
         <w:t xml:space="preserve"> </w:t>
       </w:r>
       <w:r>
         <w:rPr>
-          <w:rFonts w:hint="eastAsia"/>
+          <w:rFonts w:hint="eastAsia" w:eastAsia="黑体"/>
         </w:rPr>
         <w:t xml:space="preserve">为信号入口，输出节点</w:t>
       </w:r>
       <w:r>
+        <w:rPr>
+          <w:rFonts w:eastAsia="黑体"/>
+        </w:rPr>
         <w:t xml:space="preserve"> </w:t>
       </w:r>
       <m:oMath>
@@ -246,15 +271,21 @@
         </m:sSub>
       </m:oMath>
       <w:r>
+        <w:rPr>
+          <w:rFonts w:eastAsia="黑体"/>
+        </w:rPr>
         <w:t xml:space="preserve"> </w:t>
       </w:r>
       <w:r>
         <w:rPr>
-          <w:rFonts w:hint="eastAsia"/>
+          <w:rFonts w:hint="eastAsia" w:eastAsia="黑体"/>
         </w:rPr>
         <w:t xml:space="preserve">为信号出口，地节点</w:t>
       </w:r>
       <w:r>
+        <w:rPr>
+          <w:rFonts w:eastAsia="黑体"/>
+        </w:rPr>
         <w:t xml:space="preserve"> </w:t>
       </w:r>
       <m:oMath>
@@ -269,15 +300,21 @@
         </m:r>
       </m:oMath>
       <w:r>
+        <w:rPr>
+          <w:rFonts w:eastAsia="黑体"/>
+        </w:rPr>
         <w:t xml:space="preserve"> </w:t>
       </w:r>
       <w:r>
         <w:rPr>
-          <w:rFonts w:hint="eastAsia"/>
+          <w:rFonts w:hint="eastAsia" w:eastAsia="黑体"/>
         </w:rPr>
         <w:t xml:space="preserve">为公共参考；无源实现时各中间节点</w:t>
       </w:r>
       <w:r>
+        <w:rPr>
+          <w:rFonts w:eastAsia="黑体"/>
+        </w:rPr>
         <w:t xml:space="preserve"> </w:t>
       </w:r>
       <m:oMath>
@@ -295,6 +332,9 @@
         </m:sSub>
       </m:oMath>
       <w:r>
+        <w:rPr>
+          <w:rFonts w:eastAsia="黑体"/>
+        </w:rPr>
         <w:t xml:space="preserve">、</w:t>
       </w:r>
       <m:oMath>
@@ -312,6 +352,9 @@
         </m:sSub>
       </m:oMath>
       <w:r>
+        <w:rPr>
+          <w:rFonts w:eastAsia="黑体"/>
+        </w:rPr>
         <w:t xml:space="preserve">、…、</w:t>
       </w:r>
       <m:oMath>
@@ -329,15 +372,21 @@
         </m:sSub>
       </m:oMath>
       <w:r>
+        <w:rPr>
+          <w:rFonts w:eastAsia="黑体"/>
+        </w:rPr>
         <w:t xml:space="preserve"> </w:t>
       </w:r>
       <w:r>
         <w:rPr>
-          <w:rFonts w:hint="eastAsia"/>
+          <w:rFonts w:hint="eastAsia" w:eastAsia="黑体"/>
         </w:rPr>
         <w:t xml:space="preserve">为阶梯网络中串联元件与并联分支的交点；有源实现时节点</w:t>
       </w:r>
       <w:r>
+        <w:rPr>
+          <w:rFonts w:eastAsia="黑体"/>
+        </w:rPr>
         <w:t xml:space="preserve"> </w:t>
       </w:r>
       <m:oMath>
@@ -364,6 +413,9 @@
         </m:sSub>
       </m:oMath>
       <w:r>
+        <w:rPr>
+          <w:rFonts w:eastAsia="黑体"/>
+        </w:rPr>
         <w:t xml:space="preserve">、</w:t>
       </w:r>
       <m:oMath>
@@ -390,11 +442,14 @@
         </m:sSub>
       </m:oMath>
       <w:r>
+        <w:rPr>
+          <w:rFonts w:eastAsia="黑体"/>
+        </w:rPr>
         <w:t xml:space="preserve"> </w:t>
       </w:r>
       <w:r>
         <w:rPr>
-          <w:rFonts w:hint="eastAsia"/>
+          <w:rFonts w:hint="eastAsia" w:eastAsia="黑体"/>
         </w:rPr>
         <w:t xml:space="preserve">为各放大节运放的输入端点。</w:t>
       </w:r>
@@ -403,20 +458,26 @@
       <w:pPr/>
       <w:r>
         <w:rPr>
-          <w:rFonts w:hint="eastAsia"/>
+          <w:rFonts w:hint="eastAsia" w:eastAsia="黑体"/>
         </w:rPr>
         <w:t xml:space="preserve">各元件管脚连接（以无源</w:t>
       </w:r>
       <w:r>
+        <w:rPr>
+          <w:rFonts w:eastAsia="黑体"/>
+        </w:rPr>
         <w:t xml:space="preserve"> RLC </w:t>
       </w:r>
       <w:r>
         <w:rPr>
-          <w:rFonts w:hint="eastAsia"/>
+          <w:rFonts w:hint="eastAsia" w:eastAsia="黑体"/>
         </w:rPr>
         <w:t xml:space="preserve">阶梯低通为例）：每级由串联元件（电感</w:t>
       </w:r>
       <w:r>
+        <w:rPr>
+          <w:rFonts w:eastAsia="黑体"/>
+        </w:rPr>
         <w:t xml:space="preserve"> </w:t>
       </w:r>
       <m:oMath>
@@ -425,15 +486,21 @@
         </m:r>
       </m:oMath>
       <w:r>
+        <w:rPr>
+          <w:rFonts w:eastAsia="黑体"/>
+        </w:rPr>
         <w:t xml:space="preserve"> </w:t>
       </w:r>
       <w:r>
         <w:rPr>
-          <w:rFonts w:hint="eastAsia"/>
+          <w:rFonts w:hint="eastAsia" w:eastAsia="黑体"/>
         </w:rPr>
         <w:t xml:space="preserve">或电阻</w:t>
       </w:r>
       <w:r>
+        <w:rPr>
+          <w:rFonts w:eastAsia="黑体"/>
+        </w:rPr>
         <w:t xml:space="preserve"> </w:t>
       </w:r>
       <m:oMath>
@@ -443,11 +510,14 @@
       </m:oMath>
       <w:r>
         <w:rPr>
-          <w:rFonts w:hint="eastAsia"/>
+          <w:rFonts w:hint="eastAsia" w:eastAsia="黑体"/>
         </w:rPr>
         <w:t xml:space="preserve">）一端接上一级节点、另一端接本级节点</w:t>
       </w:r>
       <w:r>
+        <w:rPr>
+          <w:rFonts w:eastAsia="黑体"/>
+        </w:rPr>
         <w:t xml:space="preserve"> </w:t>
       </w:r>
       <m:oMath>
@@ -466,11 +536,14 @@
       </m:oMath>
       <w:r>
         <w:rPr>
-          <w:rFonts w:hint="eastAsia"/>
+          <w:rFonts w:hint="eastAsia" w:eastAsia="黑体"/>
         </w:rPr>
         <w:t xml:space="preserve">，并联元件（电容</w:t>
       </w:r>
       <w:r>
+        <w:rPr>
+          <w:rFonts w:eastAsia="黑体"/>
+        </w:rPr>
         <w:t xml:space="preserve"> </w:t>
       </w:r>
       <m:oMath>
@@ -480,11 +553,14 @@
       </m:oMath>
       <w:r>
         <w:rPr>
-          <w:rFonts w:hint="eastAsia"/>
+          <w:rFonts w:hint="eastAsia" w:eastAsia="黑体"/>
         </w:rPr>
         <w:t xml:space="preserve">）一端接</w:t>
       </w:r>
       <w:r>
+        <w:rPr>
+          <w:rFonts w:eastAsia="黑体"/>
+        </w:rPr>
         <w:t xml:space="preserve"> </w:t>
       </w:r>
       <m:oMath>
@@ -503,11 +579,14 @@
       </m:oMath>
       <w:r>
         <w:rPr>
-          <w:rFonts w:hint="eastAsia"/>
+          <w:rFonts w:hint="eastAsia" w:eastAsia="黑体"/>
         </w:rPr>
         <w:t xml:space="preserve">、另一端接地节点</w:t>
       </w:r>
       <w:r>
+        <w:rPr>
+          <w:rFonts w:eastAsia="黑体"/>
+        </w:rPr>
         <w:t xml:space="preserve"> </w:t>
       </w:r>
       <m:oMath>
@@ -523,11 +602,14 @@
       </m:oMath>
       <w:r>
         <w:rPr>
-          <w:rFonts w:hint="eastAsia"/>
+          <w:rFonts w:hint="eastAsia" w:eastAsia="黑体"/>
         </w:rPr>
         <w:t xml:space="preserve">，各级依次级联，输入端接</w:t>
       </w:r>
       <w:r>
+        <w:rPr>
+          <w:rFonts w:eastAsia="黑体"/>
+        </w:rPr>
         <w:t xml:space="preserve"> </w:t>
       </w:r>
       <m:oMath>
@@ -549,11 +631,14 @@
       </m:oMath>
       <w:r>
         <w:rPr>
-          <w:rFonts w:hint="eastAsia"/>
+          <w:rFonts w:hint="eastAsia" w:eastAsia="黑体"/>
         </w:rPr>
         <w:t xml:space="preserve">、末端接输出节点</w:t>
       </w:r>
       <w:r>
+        <w:rPr>
+          <w:rFonts w:eastAsia="黑体"/>
+        </w:rPr>
         <w:t xml:space="preserve"> </w:t>
       </w:r>
       <m:oMath>
@@ -578,52 +663,67 @@
       </m:oMath>
       <w:r>
         <w:rPr>
-          <w:rFonts w:hint="eastAsia"/>
+          <w:rFonts w:hint="eastAsia" w:eastAsia="黑体"/>
         </w:rPr>
         <w:t xml:space="preserve">，从而实现按切比雪夫极点分布的综合网络。有源实现时，运放</w:t>
       </w:r>
       <w:r>
+        <w:rPr>
+          <w:rFonts w:eastAsia="黑体"/>
+        </w:rPr>
         <w:t xml:space="preserve"> A + RC </w:t>
       </w:r>
       <w:r>
         <w:rPr>
-          <w:rFonts w:hint="eastAsia"/>
+          <w:rFonts w:hint="eastAsia" w:eastAsia="黑体"/>
         </w:rPr>
         <w:t xml:space="preserve">网络的</w:t>
       </w:r>
       <w:r>
+        <w:rPr>
+          <w:rFonts w:eastAsia="黑体"/>
+        </w:rPr>
         <w:t xml:space="preserve"> Sallen-Key </w:t>
       </w:r>
       <w:r>
         <w:rPr>
-          <w:rFonts w:hint="eastAsia"/>
+          <w:rFonts w:hint="eastAsia" w:eastAsia="黑体"/>
         </w:rPr>
         <w:t xml:space="preserve">或</w:t>
       </w:r>
       <w:r>
+        <w:rPr>
+          <w:rFonts w:eastAsia="黑体"/>
+        </w:rPr>
         <w:t xml:space="preserve"> MFB </w:t>
       </w:r>
       <w:r>
         <w:rPr>
-          <w:rFonts w:hint="eastAsia"/>
+          <w:rFonts w:hint="eastAsia" w:eastAsia="黑体"/>
         </w:rPr>
         <w:t xml:space="preserve">节按表系数取值，信号经各级运放的</w:t>
       </w:r>
       <w:r>
+        <w:rPr>
+          <w:rFonts w:eastAsia="黑体"/>
+        </w:rPr>
         <w:t xml:space="preserve"> IN+/IN− </w:t>
       </w:r>
       <w:r>
         <w:rPr>
-          <w:rFonts w:hint="eastAsia"/>
+          <w:rFonts w:hint="eastAsia" w:eastAsia="黑体"/>
         </w:rPr>
         <w:t xml:space="preserve">输入、OUT</w:t>
       </w:r>
       <w:r>
+        <w:rPr>
+          <w:rFonts w:eastAsia="黑体"/>
+        </w:rPr>
         <w:t xml:space="preserve"> </w:t>
       </w:r>
       <w:r>
         <w:rPr>
-          <w:rFonts w:hint="eastAsia"/>
+          <w:rFonts w:hint="eastAsia" w:eastAsia="黑体"/>
         </w:rPr>
         <w:t xml:space="preserve">输出逐级串联，把精确的极点位置分配到各级二阶节。</w:t>
       </w:r>
@@ -632,7 +732,7 @@
       <w:pPr/>
       <w:r>
         <w:rPr>
-          <w:rFonts w:hint="eastAsia"/>
+          <w:rFonts w:hint="eastAsia" w:eastAsia="黑体"/>
         </w:rPr>
         <w:t xml:space="preserve">组态上，这是按切比雪夫多项式把极点沿椭圆分布的滤波器组态，用于对阻带选择性要求高、对通带平坦度要求不高的场合。</w:t>
       </w:r>
@@ -645,7 +745,7 @@
       </w:pPr>
       <w:r>
         <w:rPr>
-          <w:rFonts w:hint="eastAsia"/>
+          <w:rFonts w:hint="eastAsia" w:eastAsia="黑体"/>
         </w:rPr>
         <w:t xml:space="preserve">工作原理</w:t>
       </w:r>
@@ -656,16 +756,19 @@
       </w:pPr>
       <w:r>
         <w:rPr>
-          <w:rFonts w:hint="eastAsia"/>
+          <w:rFonts w:hint="eastAsia" w:eastAsia="黑体"/>
         </w:rPr>
         <w:t xml:space="preserve">利用切比雪夫多项式在通带内的等幅振荡特性，把极点沿椭圆分布，使相同阶数下通带到阻带的过渡比巴特沃斯更陡。代价是通带内（I</w:t>
       </w:r>
       <w:r>
+        <w:rPr>
+          <w:rFonts w:eastAsia="黑体"/>
+        </w:rPr>
         <w:t xml:space="preserve"> </w:t>
       </w:r>
       <w:r>
         <w:rPr>
-          <w:rFonts w:hint="eastAsia"/>
+          <w:rFonts w:hint="eastAsia" w:eastAsia="黑体"/>
         </w:rPr>
         <w:t xml:space="preserve">型）增益出现纹波，相位非线性和群延迟变化较大。</w:t>
       </w:r>
@@ -678,7 +781,7 @@
       </w:pPr>
       <w:r>
         <w:rPr>
-          <w:rFonts w:hint="eastAsia"/>
+          <w:rFonts w:hint="eastAsia" w:eastAsia="黑体"/>
         </w:rPr>
         <w:t xml:space="preserve">关键计算公式</w:t>
       </w:r>
@@ -691,20 +794,26 @@
         </w:numPr>
       </w:pPr>
       <w:r>
+        <w:rPr>
+          <w:rFonts w:eastAsia="黑体"/>
+        </w:rPr>
         <w:t xml:space="preserve">n </w:t>
       </w:r>
       <w:r>
         <w:rPr>
-          <w:rFonts w:hint="eastAsia"/>
+          <w:rFonts w:hint="eastAsia" w:eastAsia="黑体"/>
         </w:rPr>
         <w:t xml:space="preserve">阶切比雪夫</w:t>
       </w:r>
       <w:r>
+        <w:rPr>
+          <w:rFonts w:eastAsia="黑体"/>
+        </w:rPr>
         <w:t xml:space="preserve"> I </w:t>
       </w:r>
       <w:r>
         <w:rPr>
-          <w:rFonts w:hint="eastAsia"/>
+          <w:rFonts w:hint="eastAsia" w:eastAsia="黑体"/>
         </w:rPr>
         <w:t xml:space="preserve">型低通幅度平方响应：</w:t>
       </w:r>
@@ -869,11 +978,14 @@
       </w:pPr>
       <w:r>
         <w:rPr>
-          <w:rFonts w:hint="eastAsia"/>
+          <w:rFonts w:hint="eastAsia" w:eastAsia="黑体"/>
         </w:rPr>
         <w:t xml:space="preserve">纹波参数与通带纹波</w:t>
       </w:r>
       <w:r>
+        <w:rPr>
+          <w:rFonts w:eastAsia="黑体"/>
+        </w:rPr>
         <w:t xml:space="preserve"> </w:t>
       </w:r>
       <m:oMath>
@@ -883,7 +995,7 @@
       </m:oMath>
       <w:r>
         <w:rPr>
-          <w:rFonts w:hint="eastAsia"/>
+          <w:rFonts w:hint="eastAsia" w:eastAsia="黑体"/>
         </w:rPr>
         <w:t xml:space="preserve">（dB）的关系：</w:t>
       </w:r>
@@ -957,7 +1069,7 @@
       </w:pPr>
       <w:r>
         <w:rPr>
-          <w:rFonts w:hint="eastAsia"/>
+          <w:rFonts w:hint="eastAsia" w:eastAsia="黑体"/>
         </w:rPr>
         <w:t xml:space="preserve">切比雪夫多项式递推：</w:t>
       </w:r>
@@ -1164,11 +1276,14 @@
       </w:pPr>
       <w:r>
         <w:rPr>
-          <w:rFonts w:hint="eastAsia"/>
+          <w:rFonts w:hint="eastAsia" w:eastAsia="黑体"/>
         </w:rPr>
         <w:t xml:space="preserve">阶数估算（给定阻带</w:t>
       </w:r>
       <w:r>
+        <w:rPr>
+          <w:rFonts w:eastAsia="黑体"/>
+        </w:rPr>
         <w:t xml:space="preserve"> </w:t>
       </w:r>
       <m:oMath>
@@ -1186,15 +1301,21 @@
         </m:sSub>
       </m:oMath>
       <w:r>
+        <w:rPr>
+          <w:rFonts w:eastAsia="黑体"/>
+        </w:rPr>
         <w:t xml:space="preserve"> </w:t>
       </w:r>
       <w:r>
         <w:rPr>
-          <w:rFonts w:hint="eastAsia"/>
+          <w:rFonts w:hint="eastAsia" w:eastAsia="黑体"/>
         </w:rPr>
         <w:t xml:space="preserve">与最小衰减</w:t>
       </w:r>
       <w:r>
+        <w:rPr>
+          <w:rFonts w:eastAsia="黑体"/>
+        </w:rPr>
         <w:t xml:space="preserve"> </w:t>
       </w:r>
       <m:oMath>
@@ -1213,7 +1334,7 @@
       </m:oMath>
       <w:r>
         <w:rPr>
-          <w:rFonts w:hint="eastAsia"/>
+          <w:rFonts w:hint="eastAsia" w:eastAsia="黑体"/>
         </w:rPr>
         <w:t xml:space="preserve">）：</w:t>
       </w:r>
@@ -1451,7 +1572,7 @@
             </w:pPr>
             <w:r>
               <w:rPr>
-                <w:rFonts w:hint="eastAsia"/>
+                <w:rFonts w:hint="eastAsia" w:eastAsia="黑体"/>
               </w:rPr>
               <w:t xml:space="preserve">符号</w:t>
             </w:r>
@@ -1465,7 +1586,7 @@
             </w:pPr>
             <w:r>
               <w:rPr>
-                <w:rFonts w:hint="eastAsia"/>
+                <w:rFonts w:hint="eastAsia" w:eastAsia="黑体"/>
               </w:rPr>
               <w:t xml:space="preserve">含义</w:t>
             </w:r>
@@ -1479,7 +1600,7 @@
             </w:pPr>
             <w:r>
               <w:rPr>
-                <w:rFonts w:hint="eastAsia"/>
+                <w:rFonts w:hint="eastAsia" w:eastAsia="黑体"/>
               </w:rPr>
               <w:t xml:space="preserve">单位</w:t>
             </w:r>
@@ -1499,6 +1620,9 @@
               </m:r>
             </m:oMath>
             <w:r>
+              <w:rPr>
+                <w:rFonts w:eastAsia="黑体"/>
+              </w:rPr>
               <w:t xml:space="preserve">​</w:t>
             </w:r>
           </w:p>
@@ -1511,7 +1635,7 @@
             </w:pPr>
             <w:r>
               <w:rPr>
-                <w:rFonts w:hint="eastAsia"/>
+                <w:rFonts w:hint="eastAsia" w:eastAsia="黑体"/>
               </w:rPr>
               <w:t xml:space="preserve">滤波器阶数</w:t>
             </w:r>
@@ -1524,6 +1648,9 @@
               <w:pStyle w:val="Compact"/>
             </w:pPr>
             <w:r>
+              <w:rPr>
+                <w:rFonts w:eastAsia="黑体"/>
+              </w:rPr>
               <w:t xml:space="preserve">—</w:t>
             </w:r>
           </w:p>
@@ -1551,6 +1678,9 @@
               </m:sSub>
             </m:oMath>
             <w:r>
+              <w:rPr>
+                <w:rFonts w:eastAsia="黑体"/>
+              </w:rPr>
               <w:t xml:space="preserve">​</w:t>
             </w:r>
           </w:p>
@@ -1563,7 +1693,7 @@
             </w:pPr>
             <w:r>
               <w:rPr>
-                <w:rFonts w:hint="eastAsia"/>
+                <w:rFonts w:hint="eastAsia" w:eastAsia="黑体"/>
               </w:rPr>
               <w:t xml:space="preserve">截止（通带边缘）角频率</w:t>
             </w:r>
@@ -1576,6 +1706,9 @@
               <w:pStyle w:val="Compact"/>
             </w:pPr>
             <w:r>
+              <w:rPr>
+                <w:rFonts w:eastAsia="黑体"/>
+              </w:rPr>
               <w:t xml:space="preserve">rad/s</w:t>
             </w:r>
           </w:p>
@@ -1594,6 +1727,9 @@
               </m:r>
             </m:oMath>
             <w:r>
+              <w:rPr>
+                <w:rFonts w:eastAsia="黑体"/>
+              </w:rPr>
               <w:t xml:space="preserve">​</w:t>
             </w:r>
           </w:p>
@@ -1606,7 +1742,7 @@
             </w:pPr>
             <w:r>
               <w:rPr>
-                <w:rFonts w:hint="eastAsia"/>
+                <w:rFonts w:hint="eastAsia" w:eastAsia="黑体"/>
               </w:rPr>
               <w:t xml:space="preserve">纹波因子</w:t>
             </w:r>
@@ -1619,6 +1755,9 @@
               <w:pStyle w:val="Compact"/>
             </w:pPr>
             <w:r>
+              <w:rPr>
+                <w:rFonts w:eastAsia="黑体"/>
+              </w:rPr>
               <w:t xml:space="preserve">—</w:t>
             </w:r>
           </w:p>
@@ -1637,6 +1776,9 @@
               </m:r>
             </m:oMath>
             <w:r>
+              <w:rPr>
+                <w:rFonts w:eastAsia="黑体"/>
+              </w:rPr>
               <w:t xml:space="preserve">​</w:t>
             </w:r>
           </w:p>
@@ -1649,7 +1791,7 @@
             </w:pPr>
             <w:r>
               <w:rPr>
-                <w:rFonts w:hint="eastAsia"/>
+                <w:rFonts w:hint="eastAsia" w:eastAsia="黑体"/>
               </w:rPr>
               <w:t xml:space="preserve">通带纹波</w:t>
             </w:r>
@@ -1662,6 +1804,9 @@
               <w:pStyle w:val="Compact"/>
             </w:pPr>
             <w:r>
+              <w:rPr>
+                <w:rFonts w:eastAsia="黑体"/>
+              </w:rPr>
               <w:t xml:space="preserve">dB</w:t>
             </w:r>
           </w:p>
@@ -1704,6 +1849,9 @@
               </m:r>
             </m:oMath>
             <w:r>
+              <w:rPr>
+                <w:rFonts w:eastAsia="黑体"/>
+              </w:rPr>
               <w:t xml:space="preserve">​</w:t>
             </w:r>
           </w:p>
@@ -1715,11 +1863,14 @@
               <w:pStyle w:val="Compact"/>
             </w:pPr>
             <w:r>
+              <w:rPr>
+                <w:rFonts w:eastAsia="黑体"/>
+              </w:rPr>
               <w:t xml:space="preserve">n </w:t>
             </w:r>
             <w:r>
               <w:rPr>
-                <w:rFonts w:hint="eastAsia"/>
+                <w:rFonts w:hint="eastAsia" w:eastAsia="黑体"/>
               </w:rPr>
               <w:t xml:space="preserve">阶切比雪夫多项式</w:t>
             </w:r>
@@ -1732,6 +1883,9 @@
               <w:pStyle w:val="Compact"/>
             </w:pPr>
             <w:r>
+              <w:rPr>
+                <w:rFonts w:eastAsia="黑体"/>
+              </w:rPr>
               <w:t xml:space="preserve">—</w:t>
             </w:r>
           </w:p>
@@ -1746,7 +1900,7 @@
       </w:pPr>
       <w:r>
         <w:rPr>
-          <w:rFonts w:hint="eastAsia"/>
+          <w:rFonts w:hint="eastAsia" w:eastAsia="黑体"/>
         </w:rPr>
         <w:t xml:space="preserve">元件调整影响</w:t>
       </w:r>
@@ -1761,7 +1915,7 @@
       </w:pPr>
       <w:r>
         <w:rPr>
-          <w:rFonts w:hint="eastAsia"/>
+          <w:rFonts w:hint="eastAsia" w:eastAsia="黑体"/>
           <w:b/>
           <w:bCs/>
         </w:rPr>
@@ -1769,6 +1923,7 @@
       </w:r>
       <w:r>
         <w:rPr>
+          <w:rFonts w:eastAsia="黑体"/>
           <w:b/>
           <w:bCs/>
         </w:rPr>
@@ -1781,6 +1936,7 @@
       </m:oMath>
       <w:r>
         <w:rPr>
+          <w:rFonts w:eastAsia="黑体"/>
           <w:b/>
           <w:bCs/>
         </w:rPr>
@@ -1788,21 +1944,27 @@
       </w:r>
       <w:r>
         <w:rPr>
-          <w:rFonts w:hint="eastAsia"/>
+          <w:rFonts w:hint="eastAsia" w:eastAsia="黑体"/>
           <w:b/>
           <w:bCs/>
         </w:rPr>
         <w:t xml:space="preserve">增大</w:t>
       </w:r>
       <w:r>
+        <w:rPr>
+          <w:rFonts w:eastAsia="黑体"/>
+        </w:rPr>
         <w:t xml:space="preserve"> </w:t>
       </w:r>
       <w:r>
+        <w:rPr>
+          <w:rFonts w:eastAsia="黑体"/>
+        </w:rPr>
         <w:t xml:space="preserve">→ </w:t>
       </w:r>
       <w:r>
         <w:rPr>
-          <w:rFonts w:hint="eastAsia"/>
+          <w:rFonts w:hint="eastAsia" w:eastAsia="黑体"/>
         </w:rPr>
         <w:t xml:space="preserve">过渡带更陡，但通带内波动与相位失真加剧。</w:t>
       </w:r>
@@ -1817,7 +1979,7 @@
       </w:pPr>
       <w:r>
         <w:rPr>
-          <w:rFonts w:hint="eastAsia"/>
+          <w:rFonts w:hint="eastAsia" w:eastAsia="黑体"/>
           <w:b/>
           <w:bCs/>
         </w:rPr>
@@ -1825,6 +1987,7 @@
       </w:r>
       <w:r>
         <w:rPr>
+          <w:rFonts w:eastAsia="黑体"/>
           <w:b/>
           <w:bCs/>
         </w:rPr>
@@ -1832,21 +1995,27 @@
       </w:r>
       <w:r>
         <w:rPr>
-          <w:rFonts w:hint="eastAsia"/>
+          <w:rFonts w:hint="eastAsia" w:eastAsia="黑体"/>
           <w:b/>
           <w:bCs/>
         </w:rPr>
         <w:t xml:space="preserve">增大</w:t>
       </w:r>
       <w:r>
+        <w:rPr>
+          <w:rFonts w:eastAsia="黑体"/>
+        </w:rPr>
         <w:t xml:space="preserve"> </w:t>
       </w:r>
       <w:r>
+        <w:rPr>
+          <w:rFonts w:eastAsia="黑体"/>
+        </w:rPr>
         <w:t xml:space="preserve">→ </w:t>
       </w:r>
       <w:r>
         <w:rPr>
-          <w:rFonts w:hint="eastAsia"/>
+          <w:rFonts w:hint="eastAsia" w:eastAsia="黑体"/>
         </w:rPr>
         <w:t xml:space="preserve">过渡带更窄，但电路复杂度、元件敏感度上升。</w:t>
       </w:r>
@@ -1861,6 +2030,7 @@
       </w:pPr>
       <w:r>
         <w:rPr>
+          <w:rFonts w:eastAsia="黑体"/>
           <w:b/>
           <w:bCs/>
         </w:rPr>
@@ -1868,21 +2038,27 @@
       </w:r>
       <w:r>
         <w:rPr>
-          <w:rFonts w:hint="eastAsia"/>
+          <w:rFonts w:hint="eastAsia" w:eastAsia="黑体"/>
           <w:b/>
           <w:bCs/>
         </w:rPr>
         <w:t xml:space="preserve">乘积增大</w:t>
       </w:r>
       <w:r>
+        <w:rPr>
+          <w:rFonts w:eastAsia="黑体"/>
+        </w:rPr>
         <w:t xml:space="preserve"> </w:t>
       </w:r>
       <w:r>
+        <w:rPr>
+          <w:rFonts w:eastAsia="黑体"/>
+        </w:rPr>
         <w:t xml:space="preserve">→ </w:t>
       </w:r>
       <w:r>
         <w:rPr>
-          <w:rFonts w:hint="eastAsia"/>
+          <w:rFonts w:hint="eastAsia" w:eastAsia="黑体"/>
         </w:rPr>
         <w:t xml:space="preserve">截止频率降低。</w:t>
       </w:r>
@@ -1897,7 +2073,7 @@
       </w:pPr>
       <w:r>
         <w:rPr>
-          <w:rFonts w:hint="eastAsia"/>
+          <w:rFonts w:hint="eastAsia" w:eastAsia="黑体"/>
         </w:rPr>
         <w:t xml:space="preserve">与同阶巴特沃斯相比，阻带下降更快；与椭圆滤波器相比，选择性略差但通带外无零点纹波设置更简单。</w:t>
       </w:r>
@@ -1910,7 +2086,7 @@
       </w:pPr>
       <w:r>
         <w:rPr>
-          <w:rFonts w:hint="eastAsia"/>
+          <w:rFonts w:hint="eastAsia" w:eastAsia="黑体"/>
         </w:rPr>
         <w:t xml:space="preserve">典型参数示例</w:t>
       </w:r>
@@ -1925,20 +2101,26 @@
       </w:pPr>
       <w:r>
         <w:rPr>
-          <w:rFonts w:hint="eastAsia"/>
+          <w:rFonts w:hint="eastAsia" w:eastAsia="黑体"/>
         </w:rPr>
         <w:t xml:space="preserve">设计</w:t>
       </w:r>
       <w:r>
+        <w:rPr>
+          <w:rFonts w:eastAsia="黑体"/>
+        </w:rPr>
         <w:t xml:space="preserve"> </w:t>
       </w:r>
       <w:r>
         <w:rPr>
-          <w:rFonts w:hint="eastAsia"/>
+          <w:rFonts w:hint="eastAsia" w:eastAsia="黑体"/>
         </w:rPr>
         <w:t xml:space="preserve">n=3、通带纹波</w:t>
       </w:r>
       <w:r>
+        <w:rPr>
+          <w:rFonts w:eastAsia="黑体"/>
+        </w:rPr>
         <w:t xml:space="preserve"> 0.5 dB、</w:t>
       </w:r>
       <m:oMath>
@@ -1975,20 +2157,26 @@
         </m:r>
       </m:oMath>
       <w:r>
+        <w:rPr>
+          <w:rFonts w:eastAsia="黑体"/>
+        </w:rPr>
         <w:t xml:space="preserve"> </w:t>
       </w:r>
       <w:r>
         <w:rPr>
-          <w:rFonts w:hint="eastAsia"/>
+          <w:rFonts w:hint="eastAsia" w:eastAsia="黑体"/>
         </w:rPr>
         <w:t xml:space="preserve">的</w:t>
       </w:r>
       <w:r>
+        <w:rPr>
+          <w:rFonts w:eastAsia="黑体"/>
+        </w:rPr>
         <w:t xml:space="preserve"> I </w:t>
       </w:r>
       <w:r>
         <w:rPr>
-          <w:rFonts w:hint="eastAsia"/>
+          <w:rFonts w:hint="eastAsia" w:eastAsia="黑体"/>
         </w:rPr>
         <w:t xml:space="preserve">型低通：</w:t>
       </w:r>
@@ -2043,11 +2231,14 @@
       </m:oMath>
       <w:r>
         <w:rPr>
-          <w:rFonts w:hint="eastAsia"/>
+          <w:rFonts w:hint="eastAsia" w:eastAsia="黑体"/>
         </w:rPr>
         <w:t xml:space="preserve">。在</w:t>
       </w:r>
       <w:r>
+        <w:rPr>
+          <w:rFonts w:eastAsia="黑体"/>
+        </w:rPr>
         <w:t xml:space="preserve"> </w:t>
       </w:r>
       <m:oMath>
@@ -2077,11 +2268,14 @@
         </m:sSub>
       </m:oMath>
       <w:r>
+        <w:rPr>
+          <w:rFonts w:eastAsia="黑体"/>
+        </w:rPr>
         <w:t xml:space="preserve"> </w:t>
       </w:r>
       <w:r>
         <w:rPr>
-          <w:rFonts w:hint="eastAsia"/>
+          <w:rFonts w:hint="eastAsia" w:eastAsia="黑体"/>
         </w:rPr>
         <w:t xml:space="preserve">处，</w:t>
       </w:r>
@@ -2170,11 +2364,14 @@
       </m:oMath>
       <w:r>
         <w:rPr>
-          <w:rFonts w:hint="eastAsia"/>
+          <w:rFonts w:hint="eastAsia" w:eastAsia="黑体"/>
         </w:rPr>
         <w:t xml:space="preserve">，得</w:t>
       </w:r>
       <w:r>
+        <w:rPr>
+          <w:rFonts w:eastAsia="黑体"/>
+        </w:rPr>
         <w:t xml:space="preserve"> </w:t>
       </w:r>
       <m:oMath>
@@ -2271,11 +2468,14 @@
       </m:oMath>
       <w:r>
         <w:rPr>
-          <w:rFonts w:hint="eastAsia"/>
+          <w:rFonts w:hint="eastAsia" w:eastAsia="黑体"/>
         </w:rPr>
         <w:t xml:space="preserve">，衰减约</w:t>
       </w:r>
       <w:r>
+        <w:rPr>
+          <w:rFonts w:eastAsia="黑体"/>
+        </w:rPr>
         <w:t xml:space="preserve"> </w:t>
       </w:r>
       <m:oMath>
@@ -2342,6 +2542,9 @@
         </m:r>
       </m:oMath>
       <w:r>
+        <w:rPr>
+          <w:rFonts w:eastAsia="黑体"/>
+        </w:rPr>
         <w:t xml:space="preserve">。</w:t>
       </w:r>
     </w:p>
@@ -2353,7 +2556,7 @@
       </w:pPr>
       <w:r>
         <w:rPr>
-          <w:rFonts w:hint="eastAsia"/>
+          <w:rFonts w:hint="eastAsia" w:eastAsia="黑体"/>
         </w:rPr>
         <w:t xml:space="preserve">常见器件型号</w:t>
       </w:r>
@@ -2368,7 +2571,7 @@
       </w:pPr>
       <w:r>
         <w:rPr>
-          <w:rFonts w:hint="eastAsia"/>
+          <w:rFonts w:hint="eastAsia" w:eastAsia="黑体"/>
         </w:rPr>
         <w:t xml:space="preserve">运放：TL072、OPA227、LM318。</w:t>
       </w:r>
@@ -2383,16 +2586,19 @@
       </w:pPr>
       <w:r>
         <w:rPr>
-          <w:rFonts w:hint="eastAsia"/>
+          <w:rFonts w:hint="eastAsia" w:eastAsia="黑体"/>
         </w:rPr>
         <w:t xml:space="preserve">集成有源滤波</w:t>
       </w:r>
       <w:r>
+        <w:rPr>
+          <w:rFonts w:eastAsia="黑体"/>
+        </w:rPr>
         <w:t xml:space="preserve"> </w:t>
       </w:r>
       <w:r>
         <w:rPr>
-          <w:rFonts w:hint="eastAsia"/>
+          <w:rFonts w:hint="eastAsia" w:eastAsia="黑体"/>
         </w:rPr>
         <w:t xml:space="preserve">IC：LTC1064、LMF100。</w:t>
       </w:r>
@@ -2407,25 +2613,31 @@
       </w:pPr>
       <w:r>
         <w:rPr>
-          <w:rFonts w:hint="eastAsia"/>
+          <w:rFonts w:hint="eastAsia" w:eastAsia="黑体"/>
         </w:rPr>
         <w:t xml:space="preserve">阻容：1%</w:t>
       </w:r>
       <w:r>
+        <w:rPr>
+          <w:rFonts w:eastAsia="黑体"/>
+        </w:rPr>
         <w:t xml:space="preserve"> </w:t>
       </w:r>
       <w:r>
         <w:rPr>
-          <w:rFonts w:hint="eastAsia"/>
+          <w:rFonts w:hint="eastAsia" w:eastAsia="黑体"/>
         </w:rPr>
         <w:t xml:space="preserve">金属膜电阻、C0G/NP0</w:t>
       </w:r>
       <w:r>
+        <w:rPr>
+          <w:rFonts w:eastAsia="黑体"/>
+        </w:rPr>
         <w:t xml:space="preserve"> </w:t>
       </w:r>
       <w:r>
         <w:rPr>
-          <w:rFonts w:hint="eastAsia"/>
+          <w:rFonts w:hint="eastAsia" w:eastAsia="黑体"/>
         </w:rPr>
         <w:t xml:space="preserve">电容。</w:t>
       </w:r>
@@ -2438,7 +2650,7 @@
       </w:pPr>
       <w:r>
         <w:rPr>
-          <w:rFonts w:hint="eastAsia"/>
+          <w:rFonts w:hint="eastAsia" w:eastAsia="黑体"/>
         </w:rPr>
         <w:t xml:space="preserve">注意事项</w:t>
       </w:r>
@@ -2453,7 +2665,7 @@
       </w:pPr>
       <w:r>
         <w:rPr>
-          <w:rFonts w:hint="eastAsia"/>
+          <w:rFonts w:hint="eastAsia" w:eastAsia="黑体"/>
         </w:rPr>
         <w:t xml:space="preserve">通带纹波会改变不同频率信号的幅度，不适于对幅度平坦度敏感的应用。</w:t>
       </w:r>
@@ -2468,7 +2680,7 @@
       </w:pPr>
       <w:r>
         <w:rPr>
-          <w:rFonts w:hint="eastAsia"/>
+          <w:rFonts w:hint="eastAsia" w:eastAsia="黑体"/>
         </w:rPr>
         <w:t xml:space="preserve">群延迟变化大，宽带脉冲信号会产生明显过冲与失真。</w:t>
       </w:r>
@@ -2483,7 +2695,7 @@
       </w:pPr>
       <w:r>
         <w:rPr>
-          <w:rFonts w:hint="eastAsia"/>
+          <w:rFonts w:hint="eastAsia" w:eastAsia="黑体"/>
         </w:rPr>
         <w:t xml:space="preserve">高阶实现依赖精确极点位置，建议用标准系数表或集成滤波器。</w:t>
       </w:r>
@@ -2496,7 +2708,7 @@
       </w:pPr>
       <w:r>
         <w:rPr>
-          <w:rFonts w:hint="eastAsia"/>
+          <w:rFonts w:hint="eastAsia" w:eastAsia="黑体"/>
         </w:rPr>
         <w:t xml:space="preserve">参考资料</w:t>
       </w:r>
@@ -2510,6 +2722,9 @@
         </w:numPr>
       </w:pPr>
       <w:r>
+        <w:rPr>
+          <w:rFonts w:eastAsia="黑体"/>
+        </w:rPr>
         <w:t xml:space="preserve">Wikipedia: Chebyshev filter。</w:t>
       </w:r>
     </w:p>
@@ -2523,7 +2738,7 @@
       </w:pPr>
       <w:r>
         <w:rPr>
-          <w:rFonts w:hint="eastAsia"/>
+          <w:rFonts w:hint="eastAsia" w:eastAsia="黑体"/>
         </w:rPr>
         <w:t xml:space="preserve">《信号与系统》。</w:t>
       </w:r>
@@ -2537,15 +2752,21 @@
         </w:numPr>
       </w:pPr>
       <w:r>
+        <w:rPr>
+          <w:rFonts w:eastAsia="黑体"/>
+        </w:rPr>
         <w:t xml:space="preserve">TI </w:t>
       </w:r>
       <w:r>
         <w:rPr>
-          <w:rFonts w:hint="eastAsia"/>
+          <w:rFonts w:hint="eastAsia" w:eastAsia="黑体"/>
         </w:rPr>
         <w:t xml:space="preserve">应用笔记</w:t>
       </w:r>
       <w:r>
+        <w:rPr>
+          <w:rFonts w:eastAsia="黑体"/>
+        </w:rPr>
         <w:t xml:space="preserve"> SLOA049。</w:t>
       </w:r>
     </w:p>
@@ -2558,11 +2779,11 @@
       </w:pPr>
       <w:r>
         <w:rPr>
-          <w:rFonts w:ascii="Times New Roman" w:hAnsi="Times New Roman"/>
+          <w:rFonts w:ascii="Times New Roman" w:hAnsi="Times New Roman" w:eastAsia="黑体"/>
           <w:color w:val="555555"/>
           <w:sz w:val="21"/>
         </w:rPr>
-        <w:t>材料收集者：杜文杰</w:t>
+        <w:t>材料收集者：杜文杰，WX手机：19519196569，QQ:3478827729</w:t>
       </w:r>
     </w:p>
     <w:sectPr>
@@ -2582,7 +2803,7 @@
 </file>
 
 <file path=word/footer1.xml><?xml version="1.0" encoding="utf-8"?>
-<w:ftr xmlns:m="http://schemas.openxmlformats.org/officeDocument/2006/math" xmlns:mc="http://schemas.openxmlformats.org/markup-compatibility/2006" xmlns:mo="http://schemas.microsoft.com/office/mac/office/2008/main" xmlns:mv="urn:schemas-microsoft-com:mac:vml" xmlns:o="urn:schemas-microsoft-com:office:office" xmlns:r="http://schemas.openxmlformats.org/officeDocument/2006/relationships" xmlns:v="urn:schemas-microsoft-com:vml" xmlns:w10="urn:schemas-microsoft-com:office:word" xmlns:w14="http://schemas.microsoft.com/office/word/2010/wordml" xmlns:w="http://schemas.openxmlformats.org/wordprocessingml/2006/main" xmlns:wne="http://schemas.microsoft.com/office/word/2006/wordml" xmlns:wp14="http://schemas.microsoft.com/office/word/2010/wordprocessingDrawing" xmlns:wp="http://schemas.openxmlformats.org/drawingml/2006/wordprocessingDrawing" xmlns:wpc="http://schemas.microsoft.com/office/word/2010/wordprocessingCanvas" xmlns:wpg="http://schemas.microsoft.com/office/word/2010/wordprocessingGroup" xmlns:wpi="http://schemas.microsoft.com/office/word/2010/wordprocessingInk" xmlns:wps="http://schemas.microsoft.com/office/word/2010/wordprocessingShape" mc:Ignorable="w14 wp14">
+<w:ftr xmlns:mc="http://schemas.openxmlformats.org/markup-compatibility/2006" xmlns:w="http://schemas.openxmlformats.org/wordprocessingml/2006/main" xmlns:m="http://schemas.openxmlformats.org/officeDocument/2006/math" xmlns:mo="http://schemas.microsoft.com/office/mac/office/2008/main" xmlns:mv="urn:schemas-microsoft-com:mac:vml" xmlns:o="urn:schemas-microsoft-com:office:office" xmlns:r="http://schemas.openxmlformats.org/officeDocument/2006/relationships" xmlns:v="urn:schemas-microsoft-com:vml" xmlns:w10="urn:schemas-microsoft-com:office:word" xmlns:w14="http://schemas.microsoft.com/office/word/2010/wordml" xmlns:wne="http://schemas.microsoft.com/office/word/2006/wordml" xmlns:wp14="http://schemas.microsoft.com/office/word/2010/wordprocessingDrawing" xmlns:wp="http://schemas.openxmlformats.org/drawingml/2006/wordprocessingDrawing" xmlns:wpc="http://schemas.microsoft.com/office/word/2010/wordprocessingCanvas" xmlns:wpg="http://schemas.microsoft.com/office/word/2010/wordprocessingGroup" xmlns:wpi="http://schemas.microsoft.com/office/word/2010/wordprocessingInk" xmlns:wps="http://schemas.microsoft.com/office/word/2010/wordprocessingShape" mc:Ignorable="w14 wp14">
   <w:p>
     <w:pPr>
       <w:pStyle w:val="Footer"/>
@@ -2590,12 +2811,14 @@
     </w:pPr>
     <w:r>
       <w:rPr>
+        <w:rFonts w:eastAsia="黑体"/>
         <w:sz w:val="18"/>
       </w:rPr>
       <w:t xml:space="preserve">第 </w:t>
     </w:r>
     <w:r>
       <w:rPr>
+        <w:rFonts w:eastAsia="黑体"/>
         <w:sz w:val="18"/>
       </w:rPr>
       <w:fldChar w:fldCharType="begin"/>
@@ -2604,6 +2827,7 @@
     </w:r>
     <w:r>
       <w:rPr>
+        <w:rFonts w:eastAsia="黑体"/>
         <w:sz w:val="18"/>
       </w:rPr>
       <w:t xml:space="preserve"> 页</w:t>
@@ -2617,6 +2841,9 @@
   <w:footnote w:type="continuationSeparator" w:id="0">
     <w:p>
       <w:r>
+        <w:rPr>
+          <w:rFonts w:eastAsia="黑体"/>
+        </w:rPr>
         <w:continuationSeparator/>
       </w:r>
     </w:p>
@@ -2624,6 +2851,9 @@
   <w:footnote w:type="separator" w:id="-1">
     <w:p>
       <w:r>
+        <w:rPr>
+          <w:rFonts w:eastAsia="黑体"/>
+        </w:rPr>
         <w:separator/>
       </w:r>
     </w:p>
@@ -2632,7 +2862,7 @@
 </file>
 
 <file path=word/header1.xml><?xml version="1.0" encoding="utf-8"?>
-<w:hdr xmlns:m="http://schemas.openxmlformats.org/officeDocument/2006/math" xmlns:mc="http://schemas.openxmlformats.org/markup-compatibility/2006" xmlns:mo="http://schemas.microsoft.com/office/mac/office/2008/main" xmlns:mv="urn:schemas-microsoft-com:mac:vml" xmlns:o="urn:schemas-microsoft-com:office:office" xmlns:r="http://schemas.openxmlformats.org/officeDocument/2006/relationships" xmlns:v="urn:schemas-microsoft-com:vml" xmlns:w10="urn:schemas-microsoft-com:office:word" xmlns:w14="http://schemas.microsoft.com/office/word/2010/wordml" xmlns:w="http://schemas.openxmlformats.org/wordprocessingml/2006/main" xmlns:wne="http://schemas.microsoft.com/office/word/2006/wordml" xmlns:wp14="http://schemas.microsoft.com/office/word/2010/wordprocessingDrawing" xmlns:wp="http://schemas.openxmlformats.org/drawingml/2006/wordprocessingDrawing" xmlns:wpc="http://schemas.microsoft.com/office/word/2010/wordprocessingCanvas" xmlns:wpg="http://schemas.microsoft.com/office/word/2010/wordprocessingGroup" xmlns:wpi="http://schemas.microsoft.com/office/word/2010/wordprocessingInk" xmlns:wps="http://schemas.microsoft.com/office/word/2010/wordprocessingShape" mc:Ignorable="w14 wp14">
+<w:hdr xmlns:mc="http://schemas.openxmlformats.org/markup-compatibility/2006" xmlns:w="http://schemas.openxmlformats.org/wordprocessingml/2006/main" xmlns:m="http://schemas.openxmlformats.org/officeDocument/2006/math" xmlns:mo="http://schemas.microsoft.com/office/mac/office/2008/main" xmlns:mv="urn:schemas-microsoft-com:mac:vml" xmlns:o="urn:schemas-microsoft-com:office:office" xmlns:r="http://schemas.openxmlformats.org/officeDocument/2006/relationships" xmlns:v="urn:schemas-microsoft-com:vml" xmlns:w10="urn:schemas-microsoft-com:office:word" xmlns:w14="http://schemas.microsoft.com/office/word/2010/wordml" xmlns:wne="http://schemas.microsoft.com/office/word/2006/wordml" xmlns:wp14="http://schemas.microsoft.com/office/word/2010/wordprocessingDrawing" xmlns:wp="http://schemas.openxmlformats.org/drawingml/2006/wordprocessingDrawing" xmlns:wpc="http://schemas.microsoft.com/office/word/2010/wordprocessingCanvas" xmlns:wpg="http://schemas.microsoft.com/office/word/2010/wordprocessingGroup" xmlns:wpi="http://schemas.microsoft.com/office/word/2010/wordprocessingInk" xmlns:wps="http://schemas.microsoft.com/office/word/2010/wordprocessingShape" mc:Ignorable="w14 wp14">
   <w:p>
     <w:pPr>
       <w:pStyle w:val="Header"/>
@@ -2640,7 +2870,7 @@
     </w:pPr>
     <w:r>
       <w:rPr>
-        <w:rFonts w:ascii="Times New Roman" w:hAnsi="Times New Roman"/>
+        <w:rFonts w:ascii="Times New Roman" w:hAnsi="Times New Roman" w:eastAsia="黑体"/>
         <w:sz w:val="18"/>
         <w:rFonts w:eastAsia="黑体"/>
         <w:rFonts w:eastAsia="黑体"/>
@@ -2652,7 +2882,7 @@
 </file>
 
 <file path=word/numbering.xml><?xml version="1.0" encoding="utf-8"?>
-<w:numbering xmlns:m="http://schemas.openxmlformats.org/officeDocument/2006/math" xmlns:mc="http://schemas.openxmlformats.org/markup-compatibility/2006" xmlns:mo="http://schemas.microsoft.com/office/mac/office/2008/main" xmlns:mv="urn:schemas-microsoft-com:mac:vml" xmlns:o="urn:schemas-microsoft-com:office:office" xmlns:r="http://schemas.openxmlformats.org/officeDocument/2006/relationships" xmlns:v="urn:schemas-microsoft-com:vml" xmlns:w="http://schemas.openxmlformats.org/wordprocessingml/2006/main" xmlns:w10="urn:schemas-microsoft-com:office:word" xmlns:w14="http://schemas.microsoft.com/office/word/2010/wordml" xmlns:wne="http://schemas.microsoft.com/office/word/2006/wordml" xmlns:wp="http://schemas.openxmlformats.org/drawingml/2006/wordprocessingDrawing" xmlns:wp14="http://schemas.microsoft.com/office/word/2010/wordprocessingDrawing" xmlns:wpc="http://schemas.microsoft.com/office/word/2010/wordprocessingCanvas" xmlns:wpg="http://schemas.microsoft.com/office/word/2010/wordprocessingGroup" xmlns:wpi="http://schemas.microsoft.com/office/word/2010/wordprocessingInk" xmlns:wps="http://schemas.microsoft.com/office/word/2010/wordprocessingShape" mc:Ignorable="w14 wp14">
+<w:numbering xmlns:mc="http://schemas.openxmlformats.org/markup-compatibility/2006" xmlns:w="http://schemas.openxmlformats.org/wordprocessingml/2006/main" xmlns:m="http://schemas.openxmlformats.org/officeDocument/2006/math" xmlns:mo="http://schemas.microsoft.com/office/mac/office/2008/main" xmlns:mv="urn:schemas-microsoft-com:mac:vml" xmlns:o="urn:schemas-microsoft-com:office:office" xmlns:r="http://schemas.openxmlformats.org/officeDocument/2006/relationships" xmlns:v="urn:schemas-microsoft-com:vml" xmlns:w10="urn:schemas-microsoft-com:office:word" xmlns:w14="http://schemas.microsoft.com/office/word/2010/wordml" xmlns:wne="http://schemas.microsoft.com/office/word/2006/wordml" xmlns:wp="http://schemas.openxmlformats.org/drawingml/2006/wordprocessingDrawing" xmlns:wp14="http://schemas.microsoft.com/office/word/2010/wordprocessingDrawing" xmlns:wpc="http://schemas.microsoft.com/office/word/2010/wordprocessingCanvas" xmlns:wpg="http://schemas.microsoft.com/office/word/2010/wordprocessingGroup" xmlns:wpi="http://schemas.microsoft.com/office/word/2010/wordprocessingInk" xmlns:wps="http://schemas.microsoft.com/office/word/2010/wordprocessingShape" mc:Ignorable="w14 wp14">
   <w:abstractNum w:abstractNumId="0">
     <w:nsid w:val="FFFFFF7C"/>
     <w:multiLevelType w:val="singleLevel"/>
@@ -2739,7 +2969,7 @@
         <w:ind w:hanging="360" w:left="1440"/>
       </w:pPr>
       <w:rPr>
-        <w:rFonts w:ascii="Symbol" w:hAnsi="Symbol" w:hint="default"/>
+        <w:rFonts w:ascii="Symbol" w:hAnsi="Symbol" w:hint="default" w:eastAsia="黑体"/>
       </w:rPr>
     </w:lvl>
   </w:abstractNum>
@@ -2760,7 +2990,7 @@
         <w:ind w:hanging="360" w:left="1080"/>
       </w:pPr>
       <w:rPr>
-        <w:rFonts w:ascii="Symbol" w:hAnsi="Symbol" w:hint="default"/>
+        <w:rFonts w:ascii="Symbol" w:hAnsi="Symbol" w:hint="default" w:eastAsia="黑体"/>
       </w:rPr>
     </w:lvl>
   </w:abstractNum>
@@ -2781,7 +3011,7 @@
         <w:ind w:hanging="360" w:left="720"/>
       </w:pPr>
       <w:rPr>
-        <w:rFonts w:ascii="Symbol" w:hAnsi="Symbol" w:hint="default"/>
+        <w:rFonts w:ascii="Symbol" w:hAnsi="Symbol" w:hint="default" w:eastAsia="黑体"/>
       </w:rPr>
     </w:lvl>
   </w:abstractNum>
@@ -2820,7 +3050,7 @@
         <w:ind w:hanging="360" w:left="360"/>
       </w:pPr>
       <w:rPr>
-        <w:rFonts w:ascii="Symbol" w:hAnsi="Symbol" w:hint="default"/>
+        <w:rFonts w:ascii="Symbol" w:hAnsi="Symbol" w:hint="default" w:eastAsia="黑体"/>
       </w:rPr>
     </w:lvl>
   </w:abstractNum>
@@ -2911,7 +3141,7 @@
         <w:ind w:left="720" w:hanging="360"/>
       </w:pPr>
       <w:rPr>
-        <w:rFonts w:ascii="Symbol" w:hAnsi="Symbol" w:cs="Symbol" w:hint="default"/>
+        <w:rFonts w:ascii="Symbol" w:hAnsi="Symbol" w:cs="Symbol" w:hint="default" w:eastAsia="黑体"/>
       </w:rPr>
     </w:lvl>
     <w:lvl w:ilvl="1">
@@ -2922,7 +3152,7 @@
         <w:ind w:left="1440" w:hanging="360"/>
       </w:pPr>
       <w:rPr>
-        <w:rFonts w:ascii="Courier New" w:hAnsi="Courier New" w:cs="Courier New" w:hint="default"/>
+        <w:rFonts w:ascii="Courier New" w:hAnsi="Courier New" w:cs="Courier New" w:hint="default" w:eastAsia="黑体"/>
       </w:rPr>
     </w:lvl>
     <w:lvl w:ilvl="2">
@@ -2933,7 +3163,7 @@
         <w:ind w:left="2160" w:hanging="360"/>
       </w:pPr>
       <w:rPr>
-        <w:rFonts w:ascii="Wingdings" w:hAnsi="Wingdings" w:cs="Wingdings" w:hint="default"/>
+        <w:rFonts w:ascii="Wingdings" w:hAnsi="Wingdings" w:cs="Wingdings" w:hint="default" w:eastAsia="黑体"/>
       </w:rPr>
     </w:lvl>
     <w:lvl w:ilvl="3">
@@ -2944,7 +3174,7 @@
         <w:ind w:left="2880" w:hanging="360"/>
       </w:pPr>
       <w:rPr>
-        <w:rFonts w:ascii="Symbol" w:hAnsi="Symbol" w:cs="Symbol" w:hint="default"/>
+        <w:rFonts w:ascii="Symbol" w:hAnsi="Symbol" w:cs="Symbol" w:hint="default" w:eastAsia="黑体"/>
       </w:rPr>
     </w:lvl>
     <w:lvl w:ilvl="4">
@@ -2955,7 +3185,7 @@
         <w:ind w:left="3600" w:hanging="360"/>
       </w:pPr>
       <w:rPr>
-        <w:rFonts w:ascii="Courier New" w:hAnsi="Courier New" w:cs="Courier New" w:hint="default"/>
+        <w:rFonts w:ascii="Courier New" w:hAnsi="Courier New" w:cs="Courier New" w:hint="default" w:eastAsia="黑体"/>
       </w:rPr>
     </w:lvl>
     <w:lvl w:ilvl="5">
@@ -2966,7 +3196,7 @@
         <w:ind w:left="4320" w:hanging="360"/>
       </w:pPr>
       <w:rPr>
-        <w:rFonts w:ascii="Wingdings" w:hAnsi="Wingdings" w:cs="Wingdings" w:hint="default"/>
+        <w:rFonts w:ascii="Wingdings" w:hAnsi="Wingdings" w:cs="Wingdings" w:hint="default" w:eastAsia="黑体"/>
       </w:rPr>
     </w:lvl>
     <w:lvl w:ilvl="6">
@@ -2977,7 +3207,7 @@
         <w:ind w:left="5040" w:hanging="360"/>
       </w:pPr>
       <w:rPr>
-        <w:rFonts w:ascii="Symbol" w:hAnsi="Symbol" w:cs="Symbol" w:hint="default"/>
+        <w:rFonts w:ascii="Symbol" w:hAnsi="Symbol" w:cs="Symbol" w:hint="default" w:eastAsia="黑体"/>
       </w:rPr>
     </w:lvl>
     <w:lvl w:ilvl="7">
@@ -2988,7 +3218,7 @@
         <w:ind w:left="5760" w:hanging="360"/>
       </w:pPr>
       <w:rPr>
-        <w:rFonts w:ascii="Courier New" w:hAnsi="Courier New" w:cs="Courier New" w:hint="default"/>
+        <w:rFonts w:ascii="Courier New" w:hAnsi="Courier New" w:cs="Courier New" w:hint="default" w:eastAsia="黑体"/>
       </w:rPr>
     </w:lvl>
     <w:lvl w:ilvl="8">
@@ -2999,7 +3229,7 @@
         <w:ind w:left="6480" w:hanging="360"/>
       </w:pPr>
       <w:rPr>
-        <w:rFonts w:ascii="Wingdings" w:hAnsi="Wingdings" w:cs="Wingdings" w:hint="default"/>
+        <w:rFonts w:ascii="Wingdings" w:hAnsi="Wingdings" w:cs="Wingdings" w:hint="default" w:eastAsia="黑体"/>
       </w:rPr>
     </w:lvl>
   </w:abstractNum>
@@ -3055,11 +3285,11 @@
 </file>
 
 <file path=word/styles.xml><?xml version="1.0" encoding="utf-8"?>
-<w:styles xmlns:mc="http://schemas.openxmlformats.org/markup-compatibility/2006" xmlns:r="http://schemas.openxmlformats.org/officeDocument/2006/relationships" xmlns:w="http://schemas.openxmlformats.org/wordprocessingml/2006/main" xmlns:w14="http://schemas.microsoft.com/office/word/2010/wordml" mc:Ignorable="w14">
+<w:styles xmlns:mc="http://schemas.openxmlformats.org/markup-compatibility/2006" xmlns:w="http://schemas.openxmlformats.org/wordprocessingml/2006/main" xmlns:r="http://schemas.openxmlformats.org/officeDocument/2006/relationships" xmlns:w14="http://schemas.microsoft.com/office/word/2010/wordml" mc:Ignorable="w14">
   <w:docDefaults>
     <w:rPrDefault>
       <w:rPr>
-        <w:rFonts w:asciiTheme="minorHAnsi" w:cstheme="minorBidi" w:eastAsiaTheme="minorEastAsia" w:hAnsiTheme="minorHAnsi"/>
+        <w:rFonts w:asciiTheme="minorHAnsi" w:cstheme="minorBidi" w:hAnsiTheme="minorHAnsi" w:eastAsia="黑体"/>
         <w:sz w:val="22"/>
         <w:szCs w:val="22"/>
         <w:lang w:bidi="ar-SA" w:eastAsia="en-US" w:val="en-US"/>
@@ -3281,7 +3511,7 @@
       <w:outlineLvl w:val="0"/>
     </w:pPr>
     <w:rPr>
-      <w:rFonts w:ascii="Times New Roman" w:asciiTheme="majorHAnsi" w:cstheme="majorBidi" w:eastAsia="黑体" w:eastAsiaTheme="majorEastAsia" w:hAnsi="Times New Roman" w:hAnsiTheme="majorHAnsi"/>
+      <w:rFonts w:ascii="Times New Roman" w:asciiTheme="majorHAnsi" w:cstheme="majorBidi" w:eastAsia="黑体" w:hAnsi="Times New Roman" w:hAnsiTheme="majorHAnsi"/>
       <w:b/>
       <w:bCs/>
       <w:color w:val="1F3864"/>
@@ -3305,7 +3535,7 @@
       <w:outlineLvl w:val="1"/>
     </w:pPr>
     <w:rPr>
-      <w:rFonts w:ascii="Times New Roman" w:asciiTheme="majorHAnsi" w:cstheme="majorBidi" w:eastAsia="黑体" w:eastAsiaTheme="majorEastAsia" w:hAnsi="Times New Roman" w:hAnsiTheme="majorHAnsi"/>
+      <w:rFonts w:ascii="Times New Roman" w:asciiTheme="majorHAnsi" w:cstheme="majorBidi" w:eastAsia="黑体" w:hAnsi="Times New Roman" w:hAnsiTheme="majorHAnsi"/>
       <w:b/>
       <w:bCs/>
       <w:color w:val="2E4E7E"/>
@@ -3329,7 +3559,7 @@
       <w:outlineLvl w:val="2"/>
     </w:pPr>
     <w:rPr>
-      <w:rFonts w:ascii="Times New Roman" w:asciiTheme="majorHAnsi" w:cstheme="majorBidi" w:eastAsia="黑体" w:eastAsiaTheme="majorEastAsia" w:hAnsi="Times New Roman" w:hAnsiTheme="majorHAnsi"/>
+      <w:rFonts w:ascii="Times New Roman" w:asciiTheme="majorHAnsi" w:cstheme="majorBidi" w:eastAsia="黑体" w:hAnsi="Times New Roman" w:hAnsiTheme="majorHAnsi"/>
       <w:b/>
       <w:bCs/>
       <w:color w:val="2E4E7E"/>
@@ -3353,7 +3583,7 @@
       <w:outlineLvl w:val="3"/>
     </w:pPr>
     <w:rPr>
-      <w:rFonts w:ascii="Times New Roman" w:asciiTheme="majorHAnsi" w:cstheme="majorBidi" w:eastAsia="黑体" w:eastAsiaTheme="majorEastAsia" w:hAnsi="Times New Roman" w:hAnsiTheme="majorHAnsi"/>
+      <w:rFonts w:ascii="Times New Roman" w:asciiTheme="majorHAnsi" w:cstheme="majorBidi" w:eastAsia="黑体" w:hAnsi="Times New Roman" w:hAnsiTheme="majorHAnsi"/>
       <w:b/>
       <w:bCs/>
       <w:i/>
@@ -3379,7 +3609,7 @@
       <w:outlineLvl w:val="4"/>
     </w:pPr>
     <w:rPr>
-      <w:rFonts w:ascii="Times New Roman" w:asciiTheme="majorHAnsi" w:cstheme="majorBidi" w:eastAsia="黑体" w:eastAsiaTheme="majorEastAsia" w:hAnsi="Times New Roman" w:hAnsiTheme="majorHAnsi"/>
+      <w:rFonts w:ascii="Times New Roman" w:asciiTheme="majorHAnsi" w:cstheme="majorBidi" w:eastAsia="黑体" w:hAnsi="Times New Roman" w:hAnsiTheme="majorHAnsi"/>
       <w:b/>
       <w:color w:val="333333"/>
       <w:sz w:val="22"/>
@@ -3402,7 +3632,7 @@
       <w:outlineLvl w:val="5"/>
     </w:pPr>
     <w:rPr>
-      <w:rFonts w:asciiTheme="majorHAnsi" w:cstheme="majorBidi" w:eastAsiaTheme="majorEastAsia" w:hAnsiTheme="majorHAnsi"/>
+      <w:rFonts w:asciiTheme="majorHAnsi" w:cstheme="majorBidi" w:hAnsiTheme="majorHAnsi" w:eastAsia="黑体"/>
       <w:i/>
       <w:iCs/>
       <w:color w:themeColor="accent1" w:themeShade="7F" w:val="243F60"/>
@@ -3425,7 +3655,7 @@
       <w:outlineLvl w:val="6"/>
     </w:pPr>
     <w:rPr>
-      <w:rFonts w:asciiTheme="majorHAnsi" w:cstheme="majorBidi" w:eastAsiaTheme="majorEastAsia" w:hAnsiTheme="majorHAnsi"/>
+      <w:rFonts w:asciiTheme="majorHAnsi" w:cstheme="majorBidi" w:hAnsiTheme="majorHAnsi" w:eastAsia="黑体"/>
       <w:i/>
       <w:iCs/>
       <w:color w:themeColor="text1" w:themeTint="BF" w:val="404040"/>
@@ -3448,7 +3678,7 @@
       <w:outlineLvl w:val="7"/>
     </w:pPr>
     <w:rPr>
-      <w:rFonts w:asciiTheme="majorHAnsi" w:cstheme="majorBidi" w:eastAsiaTheme="majorEastAsia" w:hAnsiTheme="majorHAnsi"/>
+      <w:rFonts w:asciiTheme="majorHAnsi" w:cstheme="majorBidi" w:hAnsiTheme="majorHAnsi" w:eastAsia="黑体"/>
       <w:color w:themeColor="accent1" w:val="4F81BD"/>
       <w:sz w:val="20"/>
       <w:szCs w:val="20"/>
@@ -3471,7 +3701,7 @@
       <w:outlineLvl w:val="8"/>
     </w:pPr>
     <w:rPr>
-      <w:rFonts w:asciiTheme="majorHAnsi" w:cstheme="majorBidi" w:eastAsiaTheme="majorEastAsia" w:hAnsiTheme="majorHAnsi"/>
+      <w:rFonts w:asciiTheme="majorHAnsi" w:cstheme="majorBidi" w:hAnsiTheme="majorHAnsi" w:eastAsia="黑体"/>
       <w:i/>
       <w:iCs/>
       <w:color w:themeColor="text1" w:themeTint="BF" w:val="404040"/>
@@ -3522,7 +3752,7 @@
     <w:uiPriority w:val="9"/>
     <w:rsid w:val="00FC693F"/>
     <w:rPr>
-      <w:rFonts w:asciiTheme="majorHAnsi" w:cstheme="majorBidi" w:eastAsiaTheme="majorEastAsia" w:hAnsiTheme="majorHAnsi"/>
+      <w:rFonts w:asciiTheme="majorHAnsi" w:cstheme="majorBidi" w:hAnsiTheme="majorHAnsi" w:eastAsia="黑体"/>
       <w:b/>
       <w:bCs/>
       <w:color w:themeColor="accent1" w:themeShade="BF" w:val="365F91"/>
@@ -3537,7 +3767,7 @@
     <w:uiPriority w:val="9"/>
     <w:rsid w:val="00FC693F"/>
     <w:rPr>
-      <w:rFonts w:asciiTheme="majorHAnsi" w:cstheme="majorBidi" w:eastAsiaTheme="majorEastAsia" w:hAnsiTheme="majorHAnsi"/>
+      <w:rFonts w:asciiTheme="majorHAnsi" w:cstheme="majorBidi" w:hAnsiTheme="majorHAnsi" w:eastAsia="黑体"/>
       <w:b/>
       <w:bCs/>
       <w:color w:themeColor="accent1" w:val="4F81BD"/>
@@ -3552,7 +3782,7 @@
     <w:uiPriority w:val="9"/>
     <w:rsid w:val="00FC693F"/>
     <w:rPr>
-      <w:rFonts w:asciiTheme="majorHAnsi" w:cstheme="majorBidi" w:eastAsiaTheme="majorEastAsia" w:hAnsiTheme="majorHAnsi"/>
+      <w:rFonts w:asciiTheme="majorHAnsi" w:cstheme="majorBidi" w:hAnsiTheme="majorHAnsi" w:eastAsia="黑体"/>
       <w:b/>
       <w:bCs/>
       <w:color w:themeColor="accent1" w:val="4F81BD"/>
@@ -3575,7 +3805,7 @@
       <w:contextualSpacing/>
     </w:pPr>
     <w:rPr>
-      <w:rFonts w:ascii="Times New Roman" w:asciiTheme="majorHAnsi" w:cstheme="majorBidi" w:eastAsia="黑体" w:eastAsiaTheme="majorEastAsia" w:hAnsi="Times New Roman" w:hAnsiTheme="majorHAnsi"/>
+      <w:rFonts w:ascii="Times New Roman" w:asciiTheme="majorHAnsi" w:cstheme="majorBidi" w:eastAsia="黑体" w:hAnsi="Times New Roman" w:hAnsiTheme="majorHAnsi"/>
       <w:b/>
       <w:color w:val="1F3864"/>
       <w:spacing w:val="5"/>
@@ -3591,7 +3821,7 @@
     <w:uiPriority w:val="10"/>
     <w:rsid w:val="00FC693F"/>
     <w:rPr>
-      <w:rFonts w:asciiTheme="majorHAnsi" w:cstheme="majorBidi" w:eastAsiaTheme="majorEastAsia" w:hAnsiTheme="majorHAnsi"/>
+      <w:rFonts w:asciiTheme="majorHAnsi" w:cstheme="majorBidi" w:hAnsiTheme="majorHAnsi" w:eastAsia="黑体"/>
       <w:color w:themeColor="text2" w:themeShade="BF" w:val="17365D"/>
       <w:spacing w:val="5"/>
       <w:kern w:val="28"/>
@@ -3613,7 +3843,7 @@
       </w:numPr>
     </w:pPr>
     <w:rPr>
-      <w:rFonts w:asciiTheme="majorHAnsi" w:cstheme="majorBidi" w:eastAsiaTheme="majorEastAsia" w:hAnsiTheme="majorHAnsi"/>
+      <w:rFonts w:asciiTheme="majorHAnsi" w:cstheme="majorBidi" w:hAnsiTheme="majorHAnsi" w:eastAsia="黑体"/>
       <w:i/>
       <w:iCs/>
       <w:color w:themeColor="accent1" w:val="4F81BD"/>
@@ -3629,7 +3859,7 @@
     <w:uiPriority w:val="11"/>
     <w:rsid w:val="00FC693F"/>
     <w:rPr>
-      <w:rFonts w:asciiTheme="majorHAnsi" w:cstheme="majorBidi" w:eastAsiaTheme="majorEastAsia" w:hAnsiTheme="majorHAnsi"/>
+      <w:rFonts w:asciiTheme="majorHAnsi" w:cstheme="majorBidi" w:hAnsiTheme="majorHAnsi" w:eastAsia="黑体"/>
       <w:i/>
       <w:iCs/>
       <w:color w:themeColor="accent1" w:val="4F81BD"/>
@@ -3696,6 +3926,7 @@
       <w:spacing w:after="120"/>
     </w:pPr>
     <w:rPr>
+      <w:rFonts w:eastAsia="黑体"/>
       <w:sz w:val="16"/>
       <w:szCs w:val="16"/>
     </w:rPr>
@@ -3707,6 +3938,7 @@
     <w:uiPriority w:val="99"/>
     <w:rsid w:val="00AA1D8D"/>
     <w:rPr>
+      <w:rFonts w:eastAsia="黑体"/>
       <w:sz w:val="16"/>
       <w:szCs w:val="16"/>
     </w:rPr>
@@ -3876,7 +4108,7 @@
       </w:tabs>
     </w:pPr>
     <w:rPr>
-      <w:rFonts w:ascii="Courier" w:hAnsi="Courier"/>
+      <w:rFonts w:ascii="Courier" w:hAnsi="Courier" w:eastAsia="黑体"/>
       <w:sz w:val="20"/>
       <w:szCs w:val="20"/>
     </w:rPr>
@@ -3888,7 +4120,7 @@
     <w:uiPriority w:val="99"/>
     <w:rsid w:val="0029639D"/>
     <w:rPr>
-      <w:rFonts w:ascii="Courier" w:hAnsi="Courier"/>
+      <w:rFonts w:ascii="Courier" w:hAnsi="Courier" w:eastAsia="黑体"/>
       <w:sz w:val="20"/>
       <w:szCs w:val="20"/>
     </w:rPr>
@@ -3924,6 +4156,7 @@
     <w:uiPriority w:val="29"/>
     <w:rsid w:val="00FC693F"/>
     <w:rPr>
+      <w:rFonts w:eastAsia="黑体"/>
       <w:i/>
       <w:iCs/>
       <w:color w:themeColor="text1" w:val="000000"/>
@@ -3937,7 +4170,7 @@
     <w:semiHidden/>
     <w:rsid w:val="00FC693F"/>
     <w:rPr>
-      <w:rFonts w:asciiTheme="majorHAnsi" w:cstheme="majorBidi" w:eastAsiaTheme="majorEastAsia" w:hAnsiTheme="majorHAnsi"/>
+      <w:rFonts w:asciiTheme="majorHAnsi" w:cstheme="majorBidi" w:hAnsiTheme="majorHAnsi" w:eastAsia="黑体"/>
       <w:b/>
       <w:bCs/>
       <w:i/>
@@ -3953,7 +4186,7 @@
     <w:semiHidden/>
     <w:rsid w:val="00FC693F"/>
     <w:rPr>
-      <w:rFonts w:asciiTheme="majorHAnsi" w:cstheme="majorBidi" w:eastAsiaTheme="majorEastAsia" w:hAnsiTheme="majorHAnsi"/>
+      <w:rFonts w:asciiTheme="majorHAnsi" w:cstheme="majorBidi" w:hAnsiTheme="majorHAnsi" w:eastAsia="黑体"/>
       <w:color w:themeColor="accent1" w:themeShade="7F" w:val="243F60"/>
     </w:rPr>
   </w:style>
@@ -3965,7 +4198,7 @@
     <w:semiHidden/>
     <w:rsid w:val="00FC693F"/>
     <w:rPr>
-      <w:rFonts w:asciiTheme="majorHAnsi" w:cstheme="majorBidi" w:eastAsiaTheme="majorEastAsia" w:hAnsiTheme="majorHAnsi"/>
+      <w:rFonts w:asciiTheme="majorHAnsi" w:cstheme="majorBidi" w:hAnsiTheme="majorHAnsi" w:eastAsia="黑体"/>
       <w:i/>
       <w:iCs/>
       <w:color w:themeColor="accent1" w:themeShade="7F" w:val="243F60"/>
@@ -3979,7 +4212,7 @@
     <w:semiHidden/>
     <w:rsid w:val="00FC693F"/>
     <w:rPr>
-      <w:rFonts w:asciiTheme="majorHAnsi" w:cstheme="majorBidi" w:eastAsiaTheme="majorEastAsia" w:hAnsiTheme="majorHAnsi"/>
+      <w:rFonts w:asciiTheme="majorHAnsi" w:cstheme="majorBidi" w:hAnsiTheme="majorHAnsi" w:eastAsia="黑体"/>
       <w:i/>
       <w:iCs/>
       <w:color w:themeColor="text1" w:themeTint="BF" w:val="404040"/>
@@ -3993,7 +4226,7 @@
     <w:semiHidden/>
     <w:rsid w:val="00FC693F"/>
     <w:rPr>
-      <w:rFonts w:asciiTheme="majorHAnsi" w:cstheme="majorBidi" w:eastAsiaTheme="majorEastAsia" w:hAnsiTheme="majorHAnsi"/>
+      <w:rFonts w:asciiTheme="majorHAnsi" w:cstheme="majorBidi" w:hAnsiTheme="majorHAnsi" w:eastAsia="黑体"/>
       <w:color w:themeColor="accent1" w:val="4F81BD"/>
       <w:sz w:val="20"/>
       <w:szCs w:val="20"/>
@@ -4007,7 +4240,7 @@
     <w:semiHidden/>
     <w:rsid w:val="00FC693F"/>
     <w:rPr>
-      <w:rFonts w:asciiTheme="majorHAnsi" w:cstheme="majorBidi" w:eastAsiaTheme="majorEastAsia" w:hAnsiTheme="majorHAnsi"/>
+      <w:rFonts w:asciiTheme="majorHAnsi" w:cstheme="majorBidi" w:hAnsiTheme="majorHAnsi" w:eastAsia="黑体"/>
       <w:i/>
       <w:iCs/>
       <w:color w:themeColor="text1" w:themeTint="BF" w:val="404040"/>
@@ -4028,6 +4261,7 @@
       <w:spacing w:line="240" w:lineRule="auto"/>
     </w:pPr>
     <w:rPr>
+      <w:rFonts w:eastAsia="黑体"/>
       <w:b/>
       <w:bCs/>
       <w:color w:themeColor="accent1" w:val="4F81BD"/>
@@ -4042,6 +4276,7 @@
     <w:qFormat/>
     <w:rsid w:val="00FC693F"/>
     <w:rPr>
+      <w:rFonts w:eastAsia="黑体"/>
       <w:b/>
       <w:bCs/>
     </w:rPr>
@@ -4053,6 +4288,7 @@
     <w:qFormat/>
     <w:rsid w:val="00FC693F"/>
     <w:rPr>
+      <w:rFonts w:eastAsia="黑体"/>
       <w:i/>
       <w:iCs/>
     </w:rPr>
@@ -4073,6 +4309,7 @@
       <w:ind w:left="936" w:right="936"/>
     </w:pPr>
     <w:rPr>
+      <w:rFonts w:eastAsia="黑体"/>
       <w:b/>
       <w:bCs/>
       <w:i/>
@@ -4087,6 +4324,7 @@
     <w:uiPriority w:val="30"/>
     <w:rsid w:val="00FC693F"/>
     <w:rPr>
+      <w:rFonts w:eastAsia="黑体"/>
       <w:b/>
       <w:bCs/>
       <w:i/>
@@ -4101,6 +4339,7 @@
     <w:qFormat/>
     <w:rsid w:val="00FC693F"/>
     <w:rPr>
+      <w:rFonts w:eastAsia="黑体"/>
       <w:i/>
       <w:iCs/>
       <w:color w:themeColor="text1" w:themeTint="7F" w:val="808080"/>
@@ -4113,6 +4352,7 @@
     <w:qFormat/>
     <w:rsid w:val="00FC693F"/>
     <w:rPr>
+      <w:rFonts w:eastAsia="黑体"/>
       <w:b/>
       <w:bCs/>
       <w:i/>
@@ -4127,6 +4367,7 @@
     <w:qFormat/>
     <w:rsid w:val="00FC693F"/>
     <w:rPr>
+      <w:rFonts w:eastAsia="黑体"/>
       <w:smallCaps/>
       <w:color w:themeColor="accent2" w:val="C0504D"/>
       <w:u w:val="single"/>
@@ -4139,6 +4380,7 @@
     <w:qFormat/>
     <w:rsid w:val="00FC693F"/>
     <w:rPr>
+      <w:rFonts w:eastAsia="黑体"/>
       <w:b/>
       <w:bCs/>
       <w:smallCaps/>
@@ -4154,6 +4396,7 @@
     <w:qFormat/>
     <w:rsid w:val="00FC693F"/>
     <w:rPr>
+      <w:rFonts w:eastAsia="黑体"/>
       <w:b/>
       <w:bCs/>
       <w:smallCaps/>
@@ -4208,6 +4451,7 @@
       <w:spacing w:after="0" w:line="240" w:lineRule="auto"/>
     </w:pPr>
     <w:rPr>
+      <w:rFonts w:eastAsia="黑体"/>
       <w:color w:themeColor="text1" w:themeShade="BF" w:val="000000"/>
     </w:rPr>
     <w:tblPr>
@@ -4230,6 +4474,7 @@
         <w:spacing w:after="0" w:before="0" w:line="240" w:lineRule="auto"/>
       </w:pPr>
       <w:rPr>
+        <w:rFonts w:eastAsia="黑体"/>
         <w:b/>
         <w:bCs/>
       </w:rPr>
@@ -4250,6 +4495,7 @@
         <w:spacing w:after="0" w:before="0" w:line="240" w:lineRule="auto"/>
       </w:pPr>
       <w:rPr>
+        <w:rFonts w:eastAsia="黑体"/>
         <w:b/>
         <w:bCs/>
       </w:rPr>
@@ -4267,12 +4513,14 @@
     </w:tblStylePr>
     <w:tblStylePr w:type="firstCol">
       <w:rPr>
+        <w:rFonts w:eastAsia="黑体"/>
         <w:b/>
         <w:bCs/>
       </w:rPr>
     </w:tblStylePr>
     <w:tblStylePr w:type="lastCol">
       <w:rPr>
+        <w:rFonts w:eastAsia="黑体"/>
         <w:b/>
         <w:bCs/>
       </w:rPr>
@@ -4311,6 +4559,7 @@
       <w:spacing w:after="0" w:line="240" w:lineRule="auto"/>
     </w:pPr>
     <w:rPr>
+      <w:rFonts w:eastAsia="黑体"/>
       <w:color w:themeColor="accent1" w:themeShade="BF" w:val="365F91"/>
     </w:rPr>
     <w:tblPr>
@@ -4333,6 +4582,7 @@
         <w:spacing w:after="0" w:before="0" w:line="240" w:lineRule="auto"/>
       </w:pPr>
       <w:rPr>
+        <w:rFonts w:eastAsia="黑体"/>
         <w:b/>
         <w:bCs/>
       </w:rPr>
@@ -4353,6 +4603,7 @@
         <w:spacing w:after="0" w:before="0" w:line="240" w:lineRule="auto"/>
       </w:pPr>
       <w:rPr>
+        <w:rFonts w:eastAsia="黑体"/>
         <w:b/>
         <w:bCs/>
       </w:rPr>
@@ -4370,12 +4621,14 @@
     </w:tblStylePr>
     <w:tblStylePr w:type="firstCol">
       <w:rPr>
+        <w:rFonts w:eastAsia="黑体"/>
         <w:b/>
         <w:bCs/>
       </w:rPr>
     </w:tblStylePr>
     <w:tblStylePr w:type="lastCol">
       <w:rPr>
+        <w:rFonts w:eastAsia="黑体"/>
         <w:b/>
         <w:bCs/>
       </w:rPr>
@@ -4414,6 +4667,7 @@
       <w:spacing w:after="0" w:line="240" w:lineRule="auto"/>
     </w:pPr>
     <w:rPr>
+      <w:rFonts w:eastAsia="黑体"/>
       <w:color w:themeColor="accent2" w:themeShade="BF" w:val="943634"/>
     </w:rPr>
     <w:tblPr>
@@ -4436,6 +4690,7 @@
         <w:spacing w:after="0" w:before="0" w:line="240" w:lineRule="auto"/>
       </w:pPr>
       <w:rPr>
+        <w:rFonts w:eastAsia="黑体"/>
         <w:b/>
         <w:bCs/>
       </w:rPr>
@@ -4456,6 +4711,7 @@
         <w:spacing w:after="0" w:before="0" w:line="240" w:lineRule="auto"/>
       </w:pPr>
       <w:rPr>
+        <w:rFonts w:eastAsia="黑体"/>
         <w:b/>
         <w:bCs/>
       </w:rPr>
@@ -4473,12 +4729,14 @@
     </w:tblStylePr>
     <w:tblStylePr w:type="firstCol">
       <w:rPr>
+        <w:rFonts w:eastAsia="黑体"/>
         <w:b/>
         <w:bCs/>
       </w:rPr>
     </w:tblStylePr>
     <w:tblStylePr w:type="lastCol">
       <w:rPr>
+        <w:rFonts w:eastAsia="黑体"/>
         <w:b/>
         <w:bCs/>
       </w:rPr>
@@ -4517,6 +4775,7 @@
       <w:spacing w:after="0" w:line="240" w:lineRule="auto"/>
     </w:pPr>
     <w:rPr>
+      <w:rFonts w:eastAsia="黑体"/>
       <w:color w:themeColor="accent3" w:themeShade="BF" w:val="76923C"/>
     </w:rPr>
     <w:tblPr>
@@ -4539,6 +4798,7 @@
         <w:spacing w:after="0" w:before="0" w:line="240" w:lineRule="auto"/>
       </w:pPr>
       <w:rPr>
+        <w:rFonts w:eastAsia="黑体"/>
         <w:b/>
         <w:bCs/>
       </w:rPr>
@@ -4559,6 +4819,7 @@
         <w:spacing w:after="0" w:before="0" w:line="240" w:lineRule="auto"/>
       </w:pPr>
       <w:rPr>
+        <w:rFonts w:eastAsia="黑体"/>
         <w:b/>
         <w:bCs/>
       </w:rPr>
@@ -4576,12 +4837,14 @@
     </w:tblStylePr>
     <w:tblStylePr w:type="firstCol">
       <w:rPr>
+        <w:rFonts w:eastAsia="黑体"/>
         <w:b/>
         <w:bCs/>
       </w:rPr>
     </w:tblStylePr>
     <w:tblStylePr w:type="lastCol">
       <w:rPr>
+        <w:rFonts w:eastAsia="黑体"/>
         <w:b/>
         <w:bCs/>
       </w:rPr>
@@ -4620,6 +4883,7 @@
       <w:spacing w:after="0" w:line="240" w:lineRule="auto"/>
     </w:pPr>
     <w:rPr>
+      <w:rFonts w:eastAsia="黑体"/>
       <w:color w:themeColor="accent4" w:themeShade="BF" w:val="5F497A"/>
     </w:rPr>
     <w:tblPr>
@@ -4642,6 +4906,7 @@
         <w:spacing w:after="0" w:before="0" w:line="240" w:lineRule="auto"/>
       </w:pPr>
       <w:rPr>
+        <w:rFonts w:eastAsia="黑体"/>
         <w:b/>
         <w:bCs/>
       </w:rPr>
@@ -4662,6 +4927,7 @@
         <w:spacing w:after="0" w:before="0" w:line="240" w:lineRule="auto"/>
       </w:pPr>
       <w:rPr>
+        <w:rFonts w:eastAsia="黑体"/>
         <w:b/>
         <w:bCs/>
       </w:rPr>
@@ -4679,12 +4945,14 @@
     </w:tblStylePr>
     <w:tblStylePr w:type="firstCol">
       <w:rPr>
+        <w:rFonts w:eastAsia="黑体"/>
         <w:b/>
         <w:bCs/>
       </w:rPr>
     </w:tblStylePr>
     <w:tblStylePr w:type="lastCol">
       <w:rPr>
+        <w:rFonts w:eastAsia="黑体"/>
         <w:b/>
         <w:bCs/>
       </w:rPr>
@@ -4723,6 +4991,7 @@
       <w:spacing w:after="0" w:line="240" w:lineRule="auto"/>
     </w:pPr>
     <w:rPr>
+      <w:rFonts w:eastAsia="黑体"/>
       <w:color w:themeColor="accent5" w:themeShade="BF" w:val="31849B"/>
     </w:rPr>
     <w:tblPr>
@@ -4745,6 +5014,7 @@
         <w:spacing w:after="0" w:before="0" w:line="240" w:lineRule="auto"/>
       </w:pPr>
       <w:rPr>
+        <w:rFonts w:eastAsia="黑体"/>
         <w:b/>
         <w:bCs/>
       </w:rPr>
@@ -4765,6 +5035,7 @@
         <w:spacing w:after="0" w:before="0" w:line="240" w:lineRule="auto"/>
       </w:pPr>
       <w:rPr>
+        <w:rFonts w:eastAsia="黑体"/>
         <w:b/>
         <w:bCs/>
       </w:rPr>
@@ -4782,12 +5053,14 @@
     </w:tblStylePr>
     <w:tblStylePr w:type="firstCol">
       <w:rPr>
+        <w:rFonts w:eastAsia="黑体"/>
         <w:b/>
         <w:bCs/>
       </w:rPr>
     </w:tblStylePr>
     <w:tblStylePr w:type="lastCol">
       <w:rPr>
+        <w:rFonts w:eastAsia="黑体"/>
         <w:b/>
         <w:bCs/>
       </w:rPr>
@@ -4826,6 +5099,7 @@
       <w:spacing w:after="0" w:line="240" w:lineRule="auto"/>
     </w:pPr>
     <w:rPr>
+      <w:rFonts w:eastAsia="黑体"/>
       <w:color w:themeColor="accent6" w:themeShade="BF" w:val="E36C0A"/>
     </w:rPr>
     <w:tblPr>
@@ -4848,6 +5122,7 @@
         <w:spacing w:after="0" w:before="0" w:line="240" w:lineRule="auto"/>
       </w:pPr>
       <w:rPr>
+        <w:rFonts w:eastAsia="黑体"/>
         <w:b/>
         <w:bCs/>
       </w:rPr>
@@ -4868,6 +5143,7 @@
         <w:spacing w:after="0" w:before="0" w:line="240" w:lineRule="auto"/>
       </w:pPr>
       <w:rPr>
+        <w:rFonts w:eastAsia="黑体"/>
         <w:b/>
         <w:bCs/>
       </w:rPr>
@@ -4885,12 +5161,14 @@
     </w:tblStylePr>
     <w:tblStylePr w:type="firstCol">
       <w:rPr>
+        <w:rFonts w:eastAsia="黑体"/>
         <w:b/>
         <w:bCs/>
       </w:rPr>
     </w:tblStylePr>
     <w:tblStylePr w:type="lastCol">
       <w:rPr>
+        <w:rFonts w:eastAsia="黑体"/>
         <w:b/>
         <w:bCs/>
       </w:rPr>
@@ -4950,6 +5228,7 @@
         <w:spacing w:after="0" w:before="0" w:line="240" w:lineRule="auto"/>
       </w:pPr>
       <w:rPr>
+        <w:rFonts w:eastAsia="黑体"/>
         <w:b/>
         <w:bCs/>
         <w:color w:themeColor="background1" w:val="FFFFFF"/>
@@ -4964,6 +5243,7 @@
         <w:spacing w:after="0" w:before="0" w:line="240" w:lineRule="auto"/>
       </w:pPr>
       <w:rPr>
+        <w:rFonts w:eastAsia="黑体"/>
         <w:b/>
         <w:bCs/>
       </w:rPr>
@@ -4979,12 +5259,14 @@
     </w:tblStylePr>
     <w:tblStylePr w:type="firstCol">
       <w:rPr>
+        <w:rFonts w:eastAsia="黑体"/>
         <w:b/>
         <w:bCs/>
       </w:rPr>
     </w:tblStylePr>
     <w:tblStylePr w:type="lastCol">
       <w:rPr>
+        <w:rFonts w:eastAsia="黑体"/>
         <w:b/>
         <w:bCs/>
       </w:rPr>
@@ -5042,6 +5324,7 @@
         <w:spacing w:after="0" w:before="0" w:line="240" w:lineRule="auto"/>
       </w:pPr>
       <w:rPr>
+        <w:rFonts w:eastAsia="黑体"/>
         <w:b/>
         <w:bCs/>
         <w:color w:themeColor="background1" w:val="FFFFFF"/>
@@ -5056,6 +5339,7 @@
         <w:spacing w:after="0" w:before="0" w:line="240" w:lineRule="auto"/>
       </w:pPr>
       <w:rPr>
+        <w:rFonts w:eastAsia="黑体"/>
         <w:b/>
         <w:bCs/>
       </w:rPr>
@@ -5071,12 +5355,14 @@
     </w:tblStylePr>
     <w:tblStylePr w:type="firstCol">
       <w:rPr>
+        <w:rFonts w:eastAsia="黑体"/>
         <w:b/>
         <w:bCs/>
       </w:rPr>
     </w:tblStylePr>
     <w:tblStylePr w:type="lastCol">
       <w:rPr>
+        <w:rFonts w:eastAsia="黑体"/>
         <w:b/>
         <w:bCs/>
       </w:rPr>
@@ -5134,6 +5420,7 @@
         <w:spacing w:after="0" w:before="0" w:line="240" w:lineRule="auto"/>
       </w:pPr>
       <w:rPr>
+        <w:rFonts w:eastAsia="黑体"/>
         <w:b/>
         <w:bCs/>
         <w:color w:themeColor="background1" w:val="FFFFFF"/>
@@ -5148,6 +5435,7 @@
         <w:spacing w:after="0" w:before="0" w:line="240" w:lineRule="auto"/>
       </w:pPr>
       <w:rPr>
+        <w:rFonts w:eastAsia="黑体"/>
         <w:b/>
         <w:bCs/>
       </w:rPr>
@@ -5163,12 +5451,14 @@
     </w:tblStylePr>
     <w:tblStylePr w:type="firstCol">
       <w:rPr>
+        <w:rFonts w:eastAsia="黑体"/>
         <w:b/>
         <w:bCs/>
       </w:rPr>
     </w:tblStylePr>
     <w:tblStylePr w:type="lastCol">
       <w:rPr>
+        <w:rFonts w:eastAsia="黑体"/>
         <w:b/>
         <w:bCs/>
       </w:rPr>
@@ -5226,6 +5516,7 @@
         <w:spacing w:after="0" w:before="0" w:line="240" w:lineRule="auto"/>
       </w:pPr>
       <w:rPr>
+        <w:rFonts w:eastAsia="黑体"/>
         <w:b/>
         <w:bCs/>
         <w:color w:themeColor="background1" w:val="FFFFFF"/>
@@ -5240,6 +5531,7 @@
         <w:spacing w:after="0" w:before="0" w:line="240" w:lineRule="auto"/>
       </w:pPr>
       <w:rPr>
+        <w:rFonts w:eastAsia="黑体"/>
         <w:b/>
         <w:bCs/>
       </w:rPr>
@@ -5255,12 +5547,14 @@
     </w:tblStylePr>
     <w:tblStylePr w:type="firstCol">
       <w:rPr>
+        <w:rFonts w:eastAsia="黑体"/>
         <w:b/>
         <w:bCs/>
       </w:rPr>
     </w:tblStylePr>
     <w:tblStylePr w:type="lastCol">
       <w:rPr>
+        <w:rFonts w:eastAsia="黑体"/>
         <w:b/>
         <w:bCs/>
       </w:rPr>
@@ -5318,6 +5612,7 @@
         <w:spacing w:after="0" w:before="0" w:line="240" w:lineRule="auto"/>
       </w:pPr>
       <w:rPr>
+        <w:rFonts w:eastAsia="黑体"/>
         <w:b/>
         <w:bCs/>
         <w:color w:themeColor="background1" w:val="FFFFFF"/>
@@ -5332,6 +5627,7 @@
         <w:spacing w:after="0" w:before="0" w:line="240" w:lineRule="auto"/>
       </w:pPr>
       <w:rPr>
+        <w:rFonts w:eastAsia="黑体"/>
         <w:b/>
         <w:bCs/>
       </w:rPr>
@@ -5347,12 +5643,14 @@
     </w:tblStylePr>
     <w:tblStylePr w:type="firstCol">
       <w:rPr>
+        <w:rFonts w:eastAsia="黑体"/>
         <w:b/>
         <w:bCs/>
       </w:rPr>
     </w:tblStylePr>
     <w:tblStylePr w:type="lastCol">
       <w:rPr>
+        <w:rFonts w:eastAsia="黑体"/>
         <w:b/>
         <w:bCs/>
       </w:rPr>
@@ -5410,6 +5708,7 @@
         <w:spacing w:after="0" w:before="0" w:line="240" w:lineRule="auto"/>
       </w:pPr>
       <w:rPr>
+        <w:rFonts w:eastAsia="黑体"/>
         <w:b/>
         <w:bCs/>
         <w:color w:themeColor="background1" w:val="FFFFFF"/>
@@ -5424,6 +5723,7 @@
         <w:spacing w:after="0" w:before="0" w:line="240" w:lineRule="auto"/>
       </w:pPr>
       <w:rPr>
+        <w:rFonts w:eastAsia="黑体"/>
         <w:b/>
         <w:bCs/>
       </w:rPr>
@@ -5439,12 +5739,14 @@
     </w:tblStylePr>
     <w:tblStylePr w:type="firstCol">
       <w:rPr>
+        <w:rFonts w:eastAsia="黑体"/>
         <w:b/>
         <w:bCs/>
       </w:rPr>
     </w:tblStylePr>
     <w:tblStylePr w:type="lastCol">
       <w:rPr>
+        <w:rFonts w:eastAsia="黑体"/>
         <w:b/>
         <w:bCs/>
       </w:rPr>
@@ -5502,6 +5804,7 @@
         <w:spacing w:after="0" w:before="0" w:line="240" w:lineRule="auto"/>
       </w:pPr>
       <w:rPr>
+        <w:rFonts w:eastAsia="黑体"/>
         <w:b/>
         <w:bCs/>
         <w:color w:themeColor="background1" w:val="FFFFFF"/>
@@ -5516,6 +5819,7 @@
         <w:spacing w:after="0" w:before="0" w:line="240" w:lineRule="auto"/>
       </w:pPr>
       <w:rPr>
+        <w:rFonts w:eastAsia="黑体"/>
         <w:b/>
         <w:bCs/>
       </w:rPr>
@@ -5531,12 +5835,14 @@
     </w:tblStylePr>
     <w:tblStylePr w:type="firstCol">
       <w:rPr>
+        <w:rFonts w:eastAsia="黑体"/>
         <w:b/>
         <w:bCs/>
       </w:rPr>
     </w:tblStylePr>
     <w:tblStylePr w:type="lastCol">
       <w:rPr>
+        <w:rFonts w:eastAsia="黑体"/>
         <w:b/>
         <w:bCs/>
       </w:rPr>
@@ -5596,7 +5902,7 @@
         <w:spacing w:after="0" w:before="0" w:line="240" w:lineRule="auto"/>
       </w:pPr>
       <w:rPr>
-        <w:rFonts w:asciiTheme="majorHAnsi" w:cstheme="majorBidi" w:eastAsiaTheme="majorEastAsia" w:hAnsiTheme="majorHAnsi"/>
+        <w:rFonts w:asciiTheme="majorHAnsi" w:cstheme="majorBidi" w:hAnsiTheme="majorHAnsi" w:eastAsia="黑体"/>
         <w:b/>
         <w:bCs/>
       </w:rPr>
@@ -5617,7 +5923,7 @@
         <w:spacing w:after="0" w:before="0" w:line="240" w:lineRule="auto"/>
       </w:pPr>
       <w:rPr>
-        <w:rFonts w:asciiTheme="majorHAnsi" w:cstheme="majorBidi" w:eastAsiaTheme="majorEastAsia" w:hAnsiTheme="majorHAnsi"/>
+        <w:rFonts w:asciiTheme="majorHAnsi" w:cstheme="majorBidi" w:hAnsiTheme="majorHAnsi" w:eastAsia="黑体"/>
         <w:b/>
         <w:bCs/>
       </w:rPr>
@@ -5635,14 +5941,14 @@
     </w:tblStylePr>
     <w:tblStylePr w:type="firstCol">
       <w:rPr>
-        <w:rFonts w:asciiTheme="majorHAnsi" w:cstheme="majorBidi" w:eastAsiaTheme="majorEastAsia" w:hAnsiTheme="majorHAnsi"/>
+        <w:rFonts w:asciiTheme="majorHAnsi" w:cstheme="majorBidi" w:hAnsiTheme="majorHAnsi" w:eastAsia="黑体"/>
         <w:b/>
         <w:bCs/>
       </w:rPr>
     </w:tblStylePr>
     <w:tblStylePr w:type="lastCol">
       <w:rPr>
-        <w:rFonts w:asciiTheme="majorHAnsi" w:cstheme="majorBidi" w:eastAsiaTheme="majorEastAsia" w:hAnsiTheme="majorHAnsi"/>
+        <w:rFonts w:asciiTheme="majorHAnsi" w:cstheme="majorBidi" w:hAnsiTheme="majorHAnsi" w:eastAsia="黑体"/>
         <w:b/>
         <w:bCs/>
       </w:rPr>
@@ -5726,7 +6032,7 @@
         <w:spacing w:after="0" w:before="0" w:line="240" w:lineRule="auto"/>
       </w:pPr>
       <w:rPr>
-        <w:rFonts w:asciiTheme="majorHAnsi" w:cstheme="majorBidi" w:eastAsiaTheme="majorEastAsia" w:hAnsiTheme="majorHAnsi"/>
+        <w:rFonts w:asciiTheme="majorHAnsi" w:cstheme="majorBidi" w:hAnsiTheme="majorHAnsi" w:eastAsia="黑体"/>
         <w:b/>
         <w:bCs/>
       </w:rPr>
@@ -5747,7 +6053,7 @@
         <w:spacing w:after="0" w:before="0" w:line="240" w:lineRule="auto"/>
       </w:pPr>
       <w:rPr>
-        <w:rFonts w:asciiTheme="majorHAnsi" w:cstheme="majorBidi" w:eastAsiaTheme="majorEastAsia" w:hAnsiTheme="majorHAnsi"/>
+        <w:rFonts w:asciiTheme="majorHAnsi" w:cstheme="majorBidi" w:hAnsiTheme="majorHAnsi" w:eastAsia="黑体"/>
         <w:b/>
         <w:bCs/>
       </w:rPr>
@@ -5765,14 +6071,14 @@
     </w:tblStylePr>
     <w:tblStylePr w:type="firstCol">
       <w:rPr>
-        <w:rFonts w:asciiTheme="majorHAnsi" w:cstheme="majorBidi" w:eastAsiaTheme="majorEastAsia" w:hAnsiTheme="majorHAnsi"/>
+        <w:rFonts w:asciiTheme="majorHAnsi" w:cstheme="majorBidi" w:hAnsiTheme="majorHAnsi" w:eastAsia="黑体"/>
         <w:b/>
         <w:bCs/>
       </w:rPr>
     </w:tblStylePr>
     <w:tblStylePr w:type="lastCol">
       <w:rPr>
-        <w:rFonts w:asciiTheme="majorHAnsi" w:cstheme="majorBidi" w:eastAsiaTheme="majorEastAsia" w:hAnsiTheme="majorHAnsi"/>
+        <w:rFonts w:asciiTheme="majorHAnsi" w:cstheme="majorBidi" w:hAnsiTheme="majorHAnsi" w:eastAsia="黑体"/>
         <w:b/>
         <w:bCs/>
       </w:rPr>
@@ -5856,7 +6162,7 @@
         <w:spacing w:after="0" w:before="0" w:line="240" w:lineRule="auto"/>
       </w:pPr>
       <w:rPr>
-        <w:rFonts w:asciiTheme="majorHAnsi" w:cstheme="majorBidi" w:eastAsiaTheme="majorEastAsia" w:hAnsiTheme="majorHAnsi"/>
+        <w:rFonts w:asciiTheme="majorHAnsi" w:cstheme="majorBidi" w:hAnsiTheme="majorHAnsi" w:eastAsia="黑体"/>
         <w:b/>
         <w:bCs/>
       </w:rPr>
@@ -5877,7 +6183,7 @@
         <w:spacing w:after="0" w:before="0" w:line="240" w:lineRule="auto"/>
       </w:pPr>
       <w:rPr>
-        <w:rFonts w:asciiTheme="majorHAnsi" w:cstheme="majorBidi" w:eastAsiaTheme="majorEastAsia" w:hAnsiTheme="majorHAnsi"/>
+        <w:rFonts w:asciiTheme="majorHAnsi" w:cstheme="majorBidi" w:hAnsiTheme="majorHAnsi" w:eastAsia="黑体"/>
         <w:b/>
         <w:bCs/>
       </w:rPr>
@@ -5895,14 +6201,14 @@
     </w:tblStylePr>
     <w:tblStylePr w:type="firstCol">
       <w:rPr>
-        <w:rFonts w:asciiTheme="majorHAnsi" w:cstheme="majorBidi" w:eastAsiaTheme="majorEastAsia" w:hAnsiTheme="majorHAnsi"/>
+        <w:rFonts w:asciiTheme="majorHAnsi" w:cstheme="majorBidi" w:hAnsiTheme="majorHAnsi" w:eastAsia="黑体"/>
         <w:b/>
         <w:bCs/>
       </w:rPr>
     </w:tblStylePr>
     <w:tblStylePr w:type="lastCol">
       <w:rPr>
-        <w:rFonts w:asciiTheme="majorHAnsi" w:cstheme="majorBidi" w:eastAsiaTheme="majorEastAsia" w:hAnsiTheme="majorHAnsi"/>
+        <w:rFonts w:asciiTheme="majorHAnsi" w:cstheme="majorBidi" w:hAnsiTheme="majorHAnsi" w:eastAsia="黑体"/>
         <w:b/>
         <w:bCs/>
       </w:rPr>
@@ -5986,7 +6292,7 @@
         <w:spacing w:after="0" w:before="0" w:line="240" w:lineRule="auto"/>
       </w:pPr>
       <w:rPr>
-        <w:rFonts w:asciiTheme="majorHAnsi" w:cstheme="majorBidi" w:eastAsiaTheme="majorEastAsia" w:hAnsiTheme="majorHAnsi"/>
+        <w:rFonts w:asciiTheme="majorHAnsi" w:cstheme="majorBidi" w:hAnsiTheme="majorHAnsi" w:eastAsia="黑体"/>
         <w:b/>
         <w:bCs/>
       </w:rPr>
@@ -6007,7 +6313,7 @@
         <w:spacing w:after="0" w:before="0" w:line="240" w:lineRule="auto"/>
       </w:pPr>
       <w:rPr>
-        <w:rFonts w:asciiTheme="majorHAnsi" w:cstheme="majorBidi" w:eastAsiaTheme="majorEastAsia" w:hAnsiTheme="majorHAnsi"/>
+        <w:rFonts w:asciiTheme="majorHAnsi" w:cstheme="majorBidi" w:hAnsiTheme="majorHAnsi" w:eastAsia="黑体"/>
         <w:b/>
         <w:bCs/>
       </w:rPr>
@@ -6025,14 +6331,14 @@
     </w:tblStylePr>
     <w:tblStylePr w:type="firstCol">
       <w:rPr>
-        <w:rFonts w:asciiTheme="majorHAnsi" w:cstheme="majorBidi" w:eastAsiaTheme="majorEastAsia" w:hAnsiTheme="majorHAnsi"/>
+        <w:rFonts w:asciiTheme="majorHAnsi" w:cstheme="majorBidi" w:hAnsiTheme="majorHAnsi" w:eastAsia="黑体"/>
         <w:b/>
         <w:bCs/>
       </w:rPr>
     </w:tblStylePr>
     <w:tblStylePr w:type="lastCol">
       <w:rPr>
-        <w:rFonts w:asciiTheme="majorHAnsi" w:cstheme="majorBidi" w:eastAsiaTheme="majorEastAsia" w:hAnsiTheme="majorHAnsi"/>
+        <w:rFonts w:asciiTheme="majorHAnsi" w:cstheme="majorBidi" w:hAnsiTheme="majorHAnsi" w:eastAsia="黑体"/>
         <w:b/>
         <w:bCs/>
       </w:rPr>
@@ -6116,7 +6422,7 @@
         <w:spacing w:after="0" w:before="0" w:line="240" w:lineRule="auto"/>
       </w:pPr>
       <w:rPr>
-        <w:rFonts w:asciiTheme="majorHAnsi" w:cstheme="majorBidi" w:eastAsiaTheme="majorEastAsia" w:hAnsiTheme="majorHAnsi"/>
+        <w:rFonts w:asciiTheme="majorHAnsi" w:cstheme="majorBidi" w:hAnsiTheme="majorHAnsi" w:eastAsia="黑体"/>
         <w:b/>
         <w:bCs/>
       </w:rPr>
@@ -6137,7 +6443,7 @@
         <w:spacing w:after="0" w:before="0" w:line="240" w:lineRule="auto"/>
       </w:pPr>
       <w:rPr>
-        <w:rFonts w:asciiTheme="majorHAnsi" w:cstheme="majorBidi" w:eastAsiaTheme="majorEastAsia" w:hAnsiTheme="majorHAnsi"/>
+        <w:rFonts w:asciiTheme="majorHAnsi" w:cstheme="majorBidi" w:hAnsiTheme="majorHAnsi" w:eastAsia="黑体"/>
         <w:b/>
         <w:bCs/>
       </w:rPr>
@@ -6155,14 +6461,14 @@
     </w:tblStylePr>
     <w:tblStylePr w:type="firstCol">
       <w:rPr>
-        <w:rFonts w:asciiTheme="majorHAnsi" w:cstheme="majorBidi" w:eastAsiaTheme="majorEastAsia" w:hAnsiTheme="majorHAnsi"/>
+        <w:rFonts w:asciiTheme="majorHAnsi" w:cstheme="majorBidi" w:hAnsiTheme="majorHAnsi" w:eastAsia="黑体"/>
         <w:b/>
         <w:bCs/>
       </w:rPr>
     </w:tblStylePr>
     <w:tblStylePr w:type="lastCol">
       <w:rPr>
-        <w:rFonts w:asciiTheme="majorHAnsi" w:cstheme="majorBidi" w:eastAsiaTheme="majorEastAsia" w:hAnsiTheme="majorHAnsi"/>
+        <w:rFonts w:asciiTheme="majorHAnsi" w:cstheme="majorBidi" w:hAnsiTheme="majorHAnsi" w:eastAsia="黑体"/>
         <w:b/>
         <w:bCs/>
       </w:rPr>
@@ -6246,7 +6552,7 @@
         <w:spacing w:after="0" w:before="0" w:line="240" w:lineRule="auto"/>
       </w:pPr>
       <w:rPr>
-        <w:rFonts w:asciiTheme="majorHAnsi" w:cstheme="majorBidi" w:eastAsiaTheme="majorEastAsia" w:hAnsiTheme="majorHAnsi"/>
+        <w:rFonts w:asciiTheme="majorHAnsi" w:cstheme="majorBidi" w:hAnsiTheme="majorHAnsi" w:eastAsia="黑体"/>
         <w:b/>
         <w:bCs/>
       </w:rPr>
@@ -6267,7 +6573,7 @@
         <w:spacing w:after="0" w:before="0" w:line="240" w:lineRule="auto"/>
       </w:pPr>
       <w:rPr>
-        <w:rFonts w:asciiTheme="majorHAnsi" w:cstheme="majorBidi" w:eastAsiaTheme="majorEastAsia" w:hAnsiTheme="majorHAnsi"/>
+        <w:rFonts w:asciiTheme="majorHAnsi" w:cstheme="majorBidi" w:hAnsiTheme="majorHAnsi" w:eastAsia="黑体"/>
         <w:b/>
         <w:bCs/>
       </w:rPr>
@@ -6285,14 +6591,14 @@
     </w:tblStylePr>
     <w:tblStylePr w:type="firstCol">
       <w:rPr>
-        <w:rFonts w:asciiTheme="majorHAnsi" w:cstheme="majorBidi" w:eastAsiaTheme="majorEastAsia" w:hAnsiTheme="majorHAnsi"/>
+        <w:rFonts w:asciiTheme="majorHAnsi" w:cstheme="majorBidi" w:hAnsiTheme="majorHAnsi" w:eastAsia="黑体"/>
         <w:b/>
         <w:bCs/>
       </w:rPr>
     </w:tblStylePr>
     <w:tblStylePr w:type="lastCol">
       <w:rPr>
-        <w:rFonts w:asciiTheme="majorHAnsi" w:cstheme="majorBidi" w:eastAsiaTheme="majorEastAsia" w:hAnsiTheme="majorHAnsi"/>
+        <w:rFonts w:asciiTheme="majorHAnsi" w:cstheme="majorBidi" w:hAnsiTheme="majorHAnsi" w:eastAsia="黑体"/>
         <w:b/>
         <w:bCs/>
       </w:rPr>
@@ -6376,7 +6682,7 @@
         <w:spacing w:after="0" w:before="0" w:line="240" w:lineRule="auto"/>
       </w:pPr>
       <w:rPr>
-        <w:rFonts w:asciiTheme="majorHAnsi" w:cstheme="majorBidi" w:eastAsiaTheme="majorEastAsia" w:hAnsiTheme="majorHAnsi"/>
+        <w:rFonts w:asciiTheme="majorHAnsi" w:cstheme="majorBidi" w:hAnsiTheme="majorHAnsi" w:eastAsia="黑体"/>
         <w:b/>
         <w:bCs/>
       </w:rPr>
@@ -6397,7 +6703,7 @@
         <w:spacing w:after="0" w:before="0" w:line="240" w:lineRule="auto"/>
       </w:pPr>
       <w:rPr>
-        <w:rFonts w:asciiTheme="majorHAnsi" w:cstheme="majorBidi" w:eastAsiaTheme="majorEastAsia" w:hAnsiTheme="majorHAnsi"/>
+        <w:rFonts w:asciiTheme="majorHAnsi" w:cstheme="majorBidi" w:hAnsiTheme="majorHAnsi" w:eastAsia="黑体"/>
         <w:b/>
         <w:bCs/>
       </w:rPr>
@@ -6415,14 +6721,14 @@
     </w:tblStylePr>
     <w:tblStylePr w:type="firstCol">
       <w:rPr>
-        <w:rFonts w:asciiTheme="majorHAnsi" w:cstheme="majorBidi" w:eastAsiaTheme="majorEastAsia" w:hAnsiTheme="majorHAnsi"/>
+        <w:rFonts w:asciiTheme="majorHAnsi" w:cstheme="majorBidi" w:hAnsiTheme="majorHAnsi" w:eastAsia="黑体"/>
         <w:b/>
         <w:bCs/>
       </w:rPr>
     </w:tblStylePr>
     <w:tblStylePr w:type="lastCol">
       <w:rPr>
-        <w:rFonts w:asciiTheme="majorHAnsi" w:cstheme="majorBidi" w:eastAsiaTheme="majorEastAsia" w:hAnsiTheme="majorHAnsi"/>
+        <w:rFonts w:asciiTheme="majorHAnsi" w:cstheme="majorBidi" w:hAnsiTheme="majorHAnsi" w:eastAsia="黑体"/>
         <w:b/>
         <w:bCs/>
       </w:rPr>
@@ -6505,6 +6811,7 @@
         <w:spacing w:after="0" w:before="0" w:line="240" w:lineRule="auto"/>
       </w:pPr>
       <w:rPr>
+        <w:rFonts w:eastAsia="黑体"/>
         <w:b/>
         <w:bCs/>
         <w:color w:themeColor="background1" w:val="FFFFFF"/>
@@ -6527,6 +6834,7 @@
         <w:spacing w:after="0" w:before="0" w:line="240" w:lineRule="auto"/>
       </w:pPr>
       <w:rPr>
+        <w:rFonts w:eastAsia="黑体"/>
         <w:b/>
         <w:bCs/>
       </w:rPr>
@@ -6544,12 +6852,14 @@
     </w:tblStylePr>
     <w:tblStylePr w:type="firstCol">
       <w:rPr>
+        <w:rFonts w:eastAsia="黑体"/>
         <w:b/>
         <w:bCs/>
       </w:rPr>
     </w:tblStylePr>
     <w:tblStylePr w:type="lastCol">
       <w:rPr>
+        <w:rFonts w:eastAsia="黑体"/>
         <w:b/>
         <w:bCs/>
       </w:rPr>
@@ -6611,6 +6921,7 @@
         <w:spacing w:after="0" w:before="0" w:line="240" w:lineRule="auto"/>
       </w:pPr>
       <w:rPr>
+        <w:rFonts w:eastAsia="黑体"/>
         <w:b/>
         <w:bCs/>
         <w:color w:themeColor="background1" w:val="FFFFFF"/>
@@ -6633,6 +6944,7 @@
         <w:spacing w:after="0" w:before="0" w:line="240" w:lineRule="auto"/>
       </w:pPr>
       <w:rPr>
+        <w:rFonts w:eastAsia="黑体"/>
         <w:b/>
         <w:bCs/>
       </w:rPr>
@@ -6650,12 +6962,14 @@
     </w:tblStylePr>
     <w:tblStylePr w:type="firstCol">
       <w:rPr>
+        <w:rFonts w:eastAsia="黑体"/>
         <w:b/>
         <w:bCs/>
       </w:rPr>
     </w:tblStylePr>
     <w:tblStylePr w:type="lastCol">
       <w:rPr>
+        <w:rFonts w:eastAsia="黑体"/>
         <w:b/>
         <w:bCs/>
       </w:rPr>
@@ -6717,6 +7031,7 @@
         <w:spacing w:after="0" w:before="0" w:line="240" w:lineRule="auto"/>
       </w:pPr>
       <w:rPr>
+        <w:rFonts w:eastAsia="黑体"/>
         <w:b/>
         <w:bCs/>
         <w:color w:themeColor="background1" w:val="FFFFFF"/>
@@ -6739,6 +7054,7 @@
         <w:spacing w:after="0" w:before="0" w:line="240" w:lineRule="auto"/>
       </w:pPr>
       <w:rPr>
+        <w:rFonts w:eastAsia="黑体"/>
         <w:b/>
         <w:bCs/>
       </w:rPr>
@@ -6756,12 +7072,14 @@
     </w:tblStylePr>
     <w:tblStylePr w:type="firstCol">
       <w:rPr>
+        <w:rFonts w:eastAsia="黑体"/>
         <w:b/>
         <w:bCs/>
       </w:rPr>
     </w:tblStylePr>
     <w:tblStylePr w:type="lastCol">
       <w:rPr>
+        <w:rFonts w:eastAsia="黑体"/>
         <w:b/>
         <w:bCs/>
       </w:rPr>
@@ -6823,6 +7141,7 @@
         <w:spacing w:after="0" w:before="0" w:line="240" w:lineRule="auto"/>
       </w:pPr>
       <w:rPr>
+        <w:rFonts w:eastAsia="黑体"/>
         <w:b/>
         <w:bCs/>
         <w:color w:themeColor="background1" w:val="FFFFFF"/>
@@ -6845,6 +7164,7 @@
         <w:spacing w:after="0" w:before="0" w:line="240" w:lineRule="auto"/>
       </w:pPr>
       <w:rPr>
+        <w:rFonts w:eastAsia="黑体"/>
         <w:b/>
         <w:bCs/>
       </w:rPr>
@@ -6862,12 +7182,14 @@
     </w:tblStylePr>
     <w:tblStylePr w:type="firstCol">
       <w:rPr>
+        <w:rFonts w:eastAsia="黑体"/>
         <w:b/>
         <w:bCs/>
       </w:rPr>
     </w:tblStylePr>
     <w:tblStylePr w:type="lastCol">
       <w:rPr>
+        <w:rFonts w:eastAsia="黑体"/>
         <w:b/>
         <w:bCs/>
       </w:rPr>
@@ -6929,6 +7251,7 @@
         <w:spacing w:after="0" w:before="0" w:line="240" w:lineRule="auto"/>
       </w:pPr>
       <w:rPr>
+        <w:rFonts w:eastAsia="黑体"/>
         <w:b/>
         <w:bCs/>
         <w:color w:themeColor="background1" w:val="FFFFFF"/>
@@ -6951,6 +7274,7 @@
         <w:spacing w:after="0" w:before="0" w:line="240" w:lineRule="auto"/>
       </w:pPr>
       <w:rPr>
+        <w:rFonts w:eastAsia="黑体"/>
         <w:b/>
         <w:bCs/>
       </w:rPr>
@@ -6968,12 +7292,14 @@
     </w:tblStylePr>
     <w:tblStylePr w:type="firstCol">
       <w:rPr>
+        <w:rFonts w:eastAsia="黑体"/>
         <w:b/>
         <w:bCs/>
       </w:rPr>
     </w:tblStylePr>
     <w:tblStylePr w:type="lastCol">
       <w:rPr>
+        <w:rFonts w:eastAsia="黑体"/>
         <w:b/>
         <w:bCs/>
       </w:rPr>
@@ -7035,6 +7361,7 @@
         <w:spacing w:after="0" w:before="0" w:line="240" w:lineRule="auto"/>
       </w:pPr>
       <w:rPr>
+        <w:rFonts w:eastAsia="黑体"/>
         <w:b/>
         <w:bCs/>
         <w:color w:themeColor="background1" w:val="FFFFFF"/>
@@ -7057,6 +7384,7 @@
         <w:spacing w:after="0" w:before="0" w:line="240" w:lineRule="auto"/>
       </w:pPr>
       <w:rPr>
+        <w:rFonts w:eastAsia="黑体"/>
         <w:b/>
         <w:bCs/>
       </w:rPr>
@@ -7074,12 +7402,14 @@
     </w:tblStylePr>
     <w:tblStylePr w:type="firstCol">
       <w:rPr>
+        <w:rFonts w:eastAsia="黑体"/>
         <w:b/>
         <w:bCs/>
       </w:rPr>
     </w:tblStylePr>
     <w:tblStylePr w:type="lastCol">
       <w:rPr>
+        <w:rFonts w:eastAsia="黑体"/>
         <w:b/>
         <w:bCs/>
       </w:rPr>
@@ -7141,6 +7471,7 @@
         <w:spacing w:after="0" w:before="0" w:line="240" w:lineRule="auto"/>
       </w:pPr>
       <w:rPr>
+        <w:rFonts w:eastAsia="黑体"/>
         <w:b/>
         <w:bCs/>
         <w:color w:themeColor="background1" w:val="FFFFFF"/>
@@ -7163,6 +7494,7 @@
         <w:spacing w:after="0" w:before="0" w:line="240" w:lineRule="auto"/>
       </w:pPr>
       <w:rPr>
+        <w:rFonts w:eastAsia="黑体"/>
         <w:b/>
         <w:bCs/>
       </w:rPr>
@@ -7180,12 +7512,14 @@
     </w:tblStylePr>
     <w:tblStylePr w:type="firstCol">
       <w:rPr>
+        <w:rFonts w:eastAsia="黑体"/>
         <w:b/>
         <w:bCs/>
       </w:rPr>
     </w:tblStylePr>
     <w:tblStylePr w:type="lastCol">
       <w:rPr>
+        <w:rFonts w:eastAsia="黑体"/>
         <w:b/>
         <w:bCs/>
       </w:rPr>
@@ -7244,6 +7578,7 @@
         <w:spacing w:after="0" w:before="0" w:line="240" w:lineRule="auto"/>
       </w:pPr>
       <w:rPr>
+        <w:rFonts w:eastAsia="黑体"/>
         <w:b/>
         <w:bCs/>
         <w:color w:themeColor="background1" w:val="FFFFFF"/>
@@ -7266,6 +7601,7 @@
         <w:spacing w:after="0" w:before="0" w:line="240" w:lineRule="auto"/>
       </w:pPr>
       <w:rPr>
+        <w:rFonts w:eastAsia="黑体"/>
         <w:color w:val="auto"/>
       </w:rPr>
       <w:tblPr/>
@@ -7283,6 +7619,7 @@
     </w:tblStylePr>
     <w:tblStylePr w:type="firstCol">
       <w:rPr>
+        <w:rFonts w:eastAsia="黑体"/>
         <w:b/>
         <w:bCs/>
         <w:color w:themeColor="background1" w:val="FFFFFF"/>
@@ -7302,6 +7639,7 @@
     </w:tblStylePr>
     <w:tblStylePr w:type="lastCol">
       <w:rPr>
+        <w:rFonts w:eastAsia="黑体"/>
         <w:b/>
         <w:bCs/>
         <w:color w:themeColor="background1" w:val="FFFFFF"/>
@@ -7350,6 +7688,7 @@
     </w:tblStylePr>
     <w:tblStylePr w:type="nwCell">
       <w:rPr>
+        <w:rFonts w:eastAsia="黑体"/>
         <w:color w:themeColor="background1" w:val="FFFFFF"/>
       </w:rPr>
       <w:tblPr/>
@@ -7393,6 +7732,7 @@
         <w:spacing w:after="0" w:before="0" w:line="240" w:lineRule="auto"/>
       </w:pPr>
       <w:rPr>
+        <w:rFonts w:eastAsia="黑体"/>
         <w:b/>
         <w:bCs/>
         <w:color w:themeColor="background1" w:val="FFFFFF"/>
@@ -7415,6 +7755,7 @@
         <w:spacing w:after="0" w:before="0" w:line="240" w:lineRule="auto"/>
       </w:pPr>
       <w:rPr>
+        <w:rFonts w:eastAsia="黑体"/>
         <w:color w:val="auto"/>
       </w:rPr>
       <w:tblPr/>
@@ -7432,6 +7773,7 @@
     </w:tblStylePr>
     <w:tblStylePr w:type="firstCol">
       <w:rPr>
+        <w:rFonts w:eastAsia="黑体"/>
         <w:b/>
         <w:bCs/>
         <w:color w:themeColor="background1" w:val="FFFFFF"/>
@@ -7451,6 +7793,7 @@
     </w:tblStylePr>
     <w:tblStylePr w:type="lastCol">
       <w:rPr>
+        <w:rFonts w:eastAsia="黑体"/>
         <w:b/>
         <w:bCs/>
         <w:color w:themeColor="background1" w:val="FFFFFF"/>
@@ -7499,6 +7842,7 @@
     </w:tblStylePr>
     <w:tblStylePr w:type="nwCell">
       <w:rPr>
+        <w:rFonts w:eastAsia="黑体"/>
         <w:color w:themeColor="background1" w:val="FFFFFF"/>
       </w:rPr>
       <w:tblPr/>
@@ -7542,6 +7886,7 @@
         <w:spacing w:after="0" w:before="0" w:line="240" w:lineRule="auto"/>
       </w:pPr>
       <w:rPr>
+        <w:rFonts w:eastAsia="黑体"/>
         <w:b/>
         <w:bCs/>
         <w:color w:themeColor="background1" w:val="FFFFFF"/>
@@ -7564,6 +7909,7 @@
         <w:spacing w:after="0" w:before="0" w:line="240" w:lineRule="auto"/>
       </w:pPr>
       <w:rPr>
+        <w:rFonts w:eastAsia="黑体"/>
         <w:color w:val="auto"/>
       </w:rPr>
       <w:tblPr/>
@@ -7581,6 +7927,7 @@
     </w:tblStylePr>
     <w:tblStylePr w:type="firstCol">
       <w:rPr>
+        <w:rFonts w:eastAsia="黑体"/>
         <w:b/>
         <w:bCs/>
         <w:color w:themeColor="background1" w:val="FFFFFF"/>
@@ -7600,6 +7947,7 @@
     </w:tblStylePr>
     <w:tblStylePr w:type="lastCol">
       <w:rPr>
+        <w:rFonts w:eastAsia="黑体"/>
         <w:b/>
         <w:bCs/>
         <w:color w:themeColor="background1" w:val="FFFFFF"/>
@@ -7648,6 +7996,7 @@
     </w:tblStylePr>
     <w:tblStylePr w:type="nwCell">
       <w:rPr>
+        <w:rFonts w:eastAsia="黑体"/>
         <w:color w:themeColor="background1" w:val="FFFFFF"/>
       </w:rPr>
       <w:tblPr/>
@@ -7691,6 +8040,7 @@
         <w:spacing w:after="0" w:before="0" w:line="240" w:lineRule="auto"/>
       </w:pPr>
       <w:rPr>
+        <w:rFonts w:eastAsia="黑体"/>
         <w:b/>
         <w:bCs/>
         <w:color w:themeColor="background1" w:val="FFFFFF"/>
@@ -7713,6 +8063,7 @@
         <w:spacing w:after="0" w:before="0" w:line="240" w:lineRule="auto"/>
       </w:pPr>
       <w:rPr>
+        <w:rFonts w:eastAsia="黑体"/>
         <w:color w:val="auto"/>
       </w:rPr>
       <w:tblPr/>
@@ -7730,6 +8081,7 @@
     </w:tblStylePr>
     <w:tblStylePr w:type="firstCol">
       <w:rPr>
+        <w:rFonts w:eastAsia="黑体"/>
         <w:b/>
         <w:bCs/>
         <w:color w:themeColor="background1" w:val="FFFFFF"/>
@@ -7749,6 +8101,7 @@
     </w:tblStylePr>
     <w:tblStylePr w:type="lastCol">
       <w:rPr>
+        <w:rFonts w:eastAsia="黑体"/>
         <w:b/>
         <w:bCs/>
         <w:color w:themeColor="background1" w:val="FFFFFF"/>
@@ -7797,6 +8150,7 @@
     </w:tblStylePr>
     <w:tblStylePr w:type="nwCell">
       <w:rPr>
+        <w:rFonts w:eastAsia="黑体"/>
         <w:color w:themeColor="background1" w:val="FFFFFF"/>
       </w:rPr>
       <w:tblPr/>
@@ -7840,6 +8194,7 @@
         <w:spacing w:after="0" w:before="0" w:line="240" w:lineRule="auto"/>
       </w:pPr>
       <w:rPr>
+        <w:rFonts w:eastAsia="黑体"/>
         <w:b/>
         <w:bCs/>
         <w:color w:themeColor="background1" w:val="FFFFFF"/>
@@ -7862,6 +8217,7 @@
         <w:spacing w:after="0" w:before="0" w:line="240" w:lineRule="auto"/>
       </w:pPr>
       <w:rPr>
+        <w:rFonts w:eastAsia="黑体"/>
         <w:color w:val="auto"/>
       </w:rPr>
       <w:tblPr/>
@@ -7879,6 +8235,7 @@
     </w:tblStylePr>
     <w:tblStylePr w:type="firstCol">
       <w:rPr>
+        <w:rFonts w:eastAsia="黑体"/>
         <w:b/>
         <w:bCs/>
         <w:color w:themeColor="background1" w:val="FFFFFF"/>
@@ -7898,6 +8255,7 @@
     </w:tblStylePr>
     <w:tblStylePr w:type="lastCol">
       <w:rPr>
+        <w:rFonts w:eastAsia="黑体"/>
         <w:b/>
         <w:bCs/>
         <w:color w:themeColor="background1" w:val="FFFFFF"/>
@@ -7946,6 +8304,7 @@
     </w:tblStylePr>
     <w:tblStylePr w:type="nwCell">
       <w:rPr>
+        <w:rFonts w:eastAsia="黑体"/>
         <w:color w:themeColor="background1" w:val="FFFFFF"/>
       </w:rPr>
       <w:tblPr/>
@@ -7989,6 +8348,7 @@
         <w:spacing w:after="0" w:before="0" w:line="240" w:lineRule="auto"/>
       </w:pPr>
       <w:rPr>
+        <w:rFonts w:eastAsia="黑体"/>
         <w:b/>
         <w:bCs/>
         <w:color w:themeColor="background1" w:val="FFFFFF"/>
@@ -8011,6 +8371,7 @@
         <w:spacing w:after="0" w:before="0" w:line="240" w:lineRule="auto"/>
       </w:pPr>
       <w:rPr>
+        <w:rFonts w:eastAsia="黑体"/>
         <w:color w:val="auto"/>
       </w:rPr>
       <w:tblPr/>
@@ -8028,6 +8389,7 @@
     </w:tblStylePr>
     <w:tblStylePr w:type="firstCol">
       <w:rPr>
+        <w:rFonts w:eastAsia="黑体"/>
         <w:b/>
         <w:bCs/>
         <w:color w:themeColor="background1" w:val="FFFFFF"/>
@@ -8047,6 +8409,7 @@
     </w:tblStylePr>
     <w:tblStylePr w:type="lastCol">
       <w:rPr>
+        <w:rFonts w:eastAsia="黑体"/>
         <w:b/>
         <w:bCs/>
         <w:color w:themeColor="background1" w:val="FFFFFF"/>
@@ -8095,6 +8458,7 @@
     </w:tblStylePr>
     <w:tblStylePr w:type="nwCell">
       <w:rPr>
+        <w:rFonts w:eastAsia="黑体"/>
         <w:color w:themeColor="background1" w:val="FFFFFF"/>
       </w:rPr>
       <w:tblPr/>
@@ -8138,6 +8502,7 @@
         <w:spacing w:after="0" w:before="0" w:line="240" w:lineRule="auto"/>
       </w:pPr>
       <w:rPr>
+        <w:rFonts w:eastAsia="黑体"/>
         <w:b/>
         <w:bCs/>
         <w:color w:themeColor="background1" w:val="FFFFFF"/>
@@ -8160,6 +8525,7 @@
         <w:spacing w:after="0" w:before="0" w:line="240" w:lineRule="auto"/>
       </w:pPr>
       <w:rPr>
+        <w:rFonts w:eastAsia="黑体"/>
         <w:color w:val="auto"/>
       </w:rPr>
       <w:tblPr/>
@@ -8177,6 +8543,7 @@
     </w:tblStylePr>
     <w:tblStylePr w:type="firstCol">
       <w:rPr>
+        <w:rFonts w:eastAsia="黑体"/>
         <w:b/>
         <w:bCs/>
         <w:color w:themeColor="background1" w:val="FFFFFF"/>
@@ -8196,6 +8563,7 @@
     </w:tblStylePr>
     <w:tblStylePr w:type="lastCol">
       <w:rPr>
+        <w:rFonts w:eastAsia="黑体"/>
         <w:b/>
         <w:bCs/>
         <w:color w:themeColor="background1" w:val="FFFFFF"/>
@@ -8244,6 +8612,7 @@
     </w:tblStylePr>
     <w:tblStylePr w:type="nwCell">
       <w:rPr>
+        <w:rFonts w:eastAsia="黑体"/>
         <w:color w:themeColor="background1" w:val="FFFFFF"/>
       </w:rPr>
       <w:tblPr/>
@@ -8268,6 +8637,7 @@
       <w:spacing w:after="0" w:line="240" w:lineRule="auto"/>
     </w:pPr>
     <w:rPr>
+      <w:rFonts w:eastAsia="黑体"/>
       <w:color w:themeColor="text1" w:val="000000"/>
     </w:rPr>
     <w:tblPr>
@@ -8287,7 +8657,7 @@
     </w:tblPr>
     <w:tblStylePr w:type="firstRow">
       <w:rPr>
-        <w:rFonts w:asciiTheme="majorHAnsi" w:cstheme="majorBidi" w:eastAsiaTheme="majorEastAsia" w:hAnsiTheme="majorHAnsi"/>
+        <w:rFonts w:asciiTheme="majorHAnsi" w:cstheme="majorBidi" w:hAnsiTheme="majorHAnsi" w:eastAsia="黑体"/>
       </w:rPr>
       <w:tblPr/>
       <w:tcPr>
@@ -8299,6 +8669,7 @@
     </w:tblStylePr>
     <w:tblStylePr w:type="lastRow">
       <w:rPr>
+        <w:rFonts w:eastAsia="黑体"/>
         <w:b/>
         <w:bCs/>
         <w:color w:themeColor="text2" w:val="1F497D"/>
@@ -8313,12 +8684,14 @@
     </w:tblStylePr>
     <w:tblStylePr w:type="firstCol">
       <w:rPr>
+        <w:rFonts w:eastAsia="黑体"/>
         <w:b/>
         <w:bCs/>
       </w:rPr>
     </w:tblStylePr>
     <w:tblStylePr w:type="lastCol">
       <w:rPr>
+        <w:rFonts w:eastAsia="黑体"/>
         <w:b/>
         <w:bCs/>
       </w:rPr>
@@ -8352,6 +8725,7 @@
       <w:spacing w:after="0" w:line="240" w:lineRule="auto"/>
     </w:pPr>
     <w:rPr>
+      <w:rFonts w:eastAsia="黑体"/>
       <w:color w:themeColor="text1" w:val="000000"/>
     </w:rPr>
     <w:tblPr>
@@ -8371,7 +8745,7 @@
     </w:tblPr>
     <w:tblStylePr w:type="firstRow">
       <w:rPr>
-        <w:rFonts w:asciiTheme="majorHAnsi" w:cstheme="majorBidi" w:eastAsiaTheme="majorEastAsia" w:hAnsiTheme="majorHAnsi"/>
+        <w:rFonts w:asciiTheme="majorHAnsi" w:cstheme="majorBidi" w:hAnsiTheme="majorHAnsi" w:eastAsia="黑体"/>
       </w:rPr>
       <w:tblPr/>
       <w:tcPr>
@@ -8383,6 +8757,7 @@
     </w:tblStylePr>
     <w:tblStylePr w:type="lastRow">
       <w:rPr>
+        <w:rFonts w:eastAsia="黑体"/>
         <w:b/>
         <w:bCs/>
         <w:color w:themeColor="text2" w:val="1F497D"/>
@@ -8397,12 +8772,14 @@
     </w:tblStylePr>
     <w:tblStylePr w:type="firstCol">
       <w:rPr>
+        <w:rFonts w:eastAsia="黑体"/>
         <w:b/>
         <w:bCs/>
       </w:rPr>
     </w:tblStylePr>
     <w:tblStylePr w:type="lastCol">
       <w:rPr>
+        <w:rFonts w:eastAsia="黑体"/>
         <w:b/>
         <w:bCs/>
       </w:rPr>
@@ -8436,6 +8813,7 @@
       <w:spacing w:after="0" w:line="240" w:lineRule="auto"/>
     </w:pPr>
     <w:rPr>
+      <w:rFonts w:eastAsia="黑体"/>
       <w:color w:themeColor="text1" w:val="000000"/>
     </w:rPr>
     <w:tblPr>
@@ -8455,7 +8833,7 @@
     </w:tblPr>
     <w:tblStylePr w:type="firstRow">
       <w:rPr>
-        <w:rFonts w:asciiTheme="majorHAnsi" w:cstheme="majorBidi" w:eastAsiaTheme="majorEastAsia" w:hAnsiTheme="majorHAnsi"/>
+        <w:rFonts w:asciiTheme="majorHAnsi" w:cstheme="majorBidi" w:hAnsiTheme="majorHAnsi" w:eastAsia="黑体"/>
       </w:rPr>
       <w:tblPr/>
       <w:tcPr>
@@ -8467,6 +8845,7 @@
     </w:tblStylePr>
     <w:tblStylePr w:type="lastRow">
       <w:rPr>
+        <w:rFonts w:eastAsia="黑体"/>
         <w:b/>
         <w:bCs/>
         <w:color w:themeColor="text2" w:val="1F497D"/>
@@ -8481,12 +8860,14 @@
     </w:tblStylePr>
     <w:tblStylePr w:type="firstCol">
       <w:rPr>
+        <w:rFonts w:eastAsia="黑体"/>
         <w:b/>
         <w:bCs/>
       </w:rPr>
     </w:tblStylePr>
     <w:tblStylePr w:type="lastCol">
       <w:rPr>
+        <w:rFonts w:eastAsia="黑体"/>
         <w:b/>
         <w:bCs/>
       </w:rPr>
@@ -8520,6 +8901,7 @@
       <w:spacing w:after="0" w:line="240" w:lineRule="auto"/>
     </w:pPr>
     <w:rPr>
+      <w:rFonts w:eastAsia="黑体"/>
       <w:color w:themeColor="text1" w:val="000000"/>
     </w:rPr>
     <w:tblPr>
@@ -8539,7 +8921,7 @@
     </w:tblPr>
     <w:tblStylePr w:type="firstRow">
       <w:rPr>
-        <w:rFonts w:asciiTheme="majorHAnsi" w:cstheme="majorBidi" w:eastAsiaTheme="majorEastAsia" w:hAnsiTheme="majorHAnsi"/>
+        <w:rFonts w:asciiTheme="majorHAnsi" w:cstheme="majorBidi" w:hAnsiTheme="majorHAnsi" w:eastAsia="黑体"/>
       </w:rPr>
       <w:tblPr/>
       <w:tcPr>
@@ -8551,6 +8933,7 @@
     </w:tblStylePr>
     <w:tblStylePr w:type="lastRow">
       <w:rPr>
+        <w:rFonts w:eastAsia="黑体"/>
         <w:b/>
         <w:bCs/>
         <w:color w:themeColor="text2" w:val="1F497D"/>
@@ -8565,12 +8948,14 @@
     </w:tblStylePr>
     <w:tblStylePr w:type="firstCol">
       <w:rPr>
+        <w:rFonts w:eastAsia="黑体"/>
         <w:b/>
         <w:bCs/>
       </w:rPr>
     </w:tblStylePr>
     <w:tblStylePr w:type="lastCol">
       <w:rPr>
+        <w:rFonts w:eastAsia="黑体"/>
         <w:b/>
         <w:bCs/>
       </w:rPr>
@@ -8604,6 +8989,7 @@
       <w:spacing w:after="0" w:line="240" w:lineRule="auto"/>
     </w:pPr>
     <w:rPr>
+      <w:rFonts w:eastAsia="黑体"/>
       <w:color w:themeColor="text1" w:val="000000"/>
     </w:rPr>
     <w:tblPr>
@@ -8623,7 +9009,7 @@
     </w:tblPr>
     <w:tblStylePr w:type="firstRow">
       <w:rPr>
-        <w:rFonts w:asciiTheme="majorHAnsi" w:cstheme="majorBidi" w:eastAsiaTheme="majorEastAsia" w:hAnsiTheme="majorHAnsi"/>
+        <w:rFonts w:asciiTheme="majorHAnsi" w:cstheme="majorBidi" w:hAnsiTheme="majorHAnsi" w:eastAsia="黑体"/>
       </w:rPr>
       <w:tblPr/>
       <w:tcPr>
@@ -8635,6 +9021,7 @@
     </w:tblStylePr>
     <w:tblStylePr w:type="lastRow">
       <w:rPr>
+        <w:rFonts w:eastAsia="黑体"/>
         <w:b/>
         <w:bCs/>
         <w:color w:themeColor="text2" w:val="1F497D"/>
@@ -8649,12 +9036,14 @@
     </w:tblStylePr>
     <w:tblStylePr w:type="firstCol">
       <w:rPr>
+        <w:rFonts w:eastAsia="黑体"/>
         <w:b/>
         <w:bCs/>
       </w:rPr>
     </w:tblStylePr>
     <w:tblStylePr w:type="lastCol">
       <w:rPr>
+        <w:rFonts w:eastAsia="黑体"/>
         <w:b/>
         <w:bCs/>
       </w:rPr>
@@ -8688,6 +9077,7 @@
       <w:spacing w:after="0" w:line="240" w:lineRule="auto"/>
     </w:pPr>
     <w:rPr>
+      <w:rFonts w:eastAsia="黑体"/>
       <w:color w:themeColor="text1" w:val="000000"/>
     </w:rPr>
     <w:tblPr>
@@ -8707,7 +9097,7 @@
     </w:tblPr>
     <w:tblStylePr w:type="firstRow">
       <w:rPr>
-        <w:rFonts w:asciiTheme="majorHAnsi" w:cstheme="majorBidi" w:eastAsiaTheme="majorEastAsia" w:hAnsiTheme="majorHAnsi"/>
+        <w:rFonts w:asciiTheme="majorHAnsi" w:cstheme="majorBidi" w:hAnsiTheme="majorHAnsi" w:eastAsia="黑体"/>
       </w:rPr>
       <w:tblPr/>
       <w:tcPr>
@@ -8719,6 +9109,7 @@
     </w:tblStylePr>
     <w:tblStylePr w:type="lastRow">
       <w:rPr>
+        <w:rFonts w:eastAsia="黑体"/>
         <w:b/>
         <w:bCs/>
         <w:color w:themeColor="text2" w:val="1F497D"/>
@@ -8733,12 +9124,14 @@
     </w:tblStylePr>
     <w:tblStylePr w:type="firstCol">
       <w:rPr>
+        <w:rFonts w:eastAsia="黑体"/>
         <w:b/>
         <w:bCs/>
       </w:rPr>
     </w:tblStylePr>
     <w:tblStylePr w:type="lastCol">
       <w:rPr>
+        <w:rFonts w:eastAsia="黑体"/>
         <w:b/>
         <w:bCs/>
       </w:rPr>
@@ -8772,6 +9165,7 @@
       <w:spacing w:after="0" w:line="240" w:lineRule="auto"/>
     </w:pPr>
     <w:rPr>
+      <w:rFonts w:eastAsia="黑体"/>
       <w:color w:themeColor="text1" w:val="000000"/>
     </w:rPr>
     <w:tblPr>
@@ -8791,7 +9185,7 @@
     </w:tblPr>
     <w:tblStylePr w:type="firstRow">
       <w:rPr>
-        <w:rFonts w:asciiTheme="majorHAnsi" w:cstheme="majorBidi" w:eastAsiaTheme="majorEastAsia" w:hAnsiTheme="majorHAnsi"/>
+        <w:rFonts w:asciiTheme="majorHAnsi" w:cstheme="majorBidi" w:hAnsiTheme="majorHAnsi" w:eastAsia="黑体"/>
       </w:rPr>
       <w:tblPr/>
       <w:tcPr>
@@ -8803,6 +9197,7 @@
     </w:tblStylePr>
     <w:tblStylePr w:type="lastRow">
       <w:rPr>
+        <w:rFonts w:eastAsia="黑体"/>
         <w:b/>
         <w:bCs/>
         <w:color w:themeColor="text2" w:val="1F497D"/>
@@ -8817,12 +9212,14 @@
     </w:tblStylePr>
     <w:tblStylePr w:type="firstCol">
       <w:rPr>
+        <w:rFonts w:eastAsia="黑体"/>
         <w:b/>
         <w:bCs/>
       </w:rPr>
     </w:tblStylePr>
     <w:tblStylePr w:type="lastCol">
       <w:rPr>
+        <w:rFonts w:eastAsia="黑体"/>
         <w:b/>
         <w:bCs/>
       </w:rPr>
@@ -8856,7 +9253,7 @@
       <w:spacing w:after="0" w:line="240" w:lineRule="auto"/>
     </w:pPr>
     <w:rPr>
-      <w:rFonts w:asciiTheme="majorHAnsi" w:cstheme="majorBidi" w:eastAsiaTheme="majorEastAsia" w:hAnsiTheme="majorHAnsi"/>
+      <w:rFonts w:asciiTheme="majorHAnsi" w:cstheme="majorBidi" w:hAnsiTheme="majorHAnsi" w:eastAsia="黑体"/>
       <w:color w:themeColor="text1" w:val="000000"/>
     </w:rPr>
     <w:tblPr>
@@ -8878,6 +9275,7 @@
     </w:tblPr>
     <w:tblStylePr w:type="firstRow">
       <w:rPr>
+        <w:rFonts w:eastAsia="黑体"/>
         <w:sz w:val="24"/>
         <w:szCs w:val="24"/>
       </w:rPr>
@@ -8984,7 +9382,7 @@
       <w:spacing w:after="0" w:line="240" w:lineRule="auto"/>
     </w:pPr>
     <w:rPr>
-      <w:rFonts w:asciiTheme="majorHAnsi" w:cstheme="majorBidi" w:eastAsiaTheme="majorEastAsia" w:hAnsiTheme="majorHAnsi"/>
+      <w:rFonts w:asciiTheme="majorHAnsi" w:cstheme="majorBidi" w:hAnsiTheme="majorHAnsi" w:eastAsia="黑体"/>
       <w:color w:themeColor="text1" w:val="000000"/>
     </w:rPr>
     <w:tblPr>
@@ -9006,6 +9404,7 @@
     </w:tblPr>
     <w:tblStylePr w:type="firstRow">
       <w:rPr>
+        <w:rFonts w:eastAsia="黑体"/>
         <w:sz w:val="24"/>
         <w:szCs w:val="24"/>
       </w:rPr>
@@ -9112,7 +9511,7 @@
       <w:spacing w:after="0" w:line="240" w:lineRule="auto"/>
     </w:pPr>
     <w:rPr>
-      <w:rFonts w:asciiTheme="majorHAnsi" w:cstheme="majorBidi" w:eastAsiaTheme="majorEastAsia" w:hAnsiTheme="majorHAnsi"/>
+      <w:rFonts w:asciiTheme="majorHAnsi" w:cstheme="majorBidi" w:hAnsiTheme="majorHAnsi" w:eastAsia="黑体"/>
       <w:color w:themeColor="text1" w:val="000000"/>
     </w:rPr>
     <w:tblPr>
@@ -9134,6 +9533,7 @@
     </w:tblPr>
     <w:tblStylePr w:type="firstRow">
       <w:rPr>
+        <w:rFonts w:eastAsia="黑体"/>
         <w:sz w:val="24"/>
         <w:szCs w:val="24"/>
       </w:rPr>
@@ -9240,7 +9640,7 @@
       <w:spacing w:after="0" w:line="240" w:lineRule="auto"/>
     </w:pPr>
     <w:rPr>
-      <w:rFonts w:asciiTheme="majorHAnsi" w:cstheme="majorBidi" w:eastAsiaTheme="majorEastAsia" w:hAnsiTheme="majorHAnsi"/>
+      <w:rFonts w:asciiTheme="majorHAnsi" w:cstheme="majorBidi" w:hAnsiTheme="majorHAnsi" w:eastAsia="黑体"/>
       <w:color w:themeColor="text1" w:val="000000"/>
     </w:rPr>
     <w:tblPr>
@@ -9262,6 +9662,7 @@
     </w:tblPr>
     <w:tblStylePr w:type="firstRow">
       <w:rPr>
+        <w:rFonts w:eastAsia="黑体"/>
         <w:sz w:val="24"/>
         <w:szCs w:val="24"/>
       </w:rPr>
@@ -9368,7 +9769,7 @@
       <w:spacing w:after="0" w:line="240" w:lineRule="auto"/>
     </w:pPr>
     <w:rPr>
-      <w:rFonts w:asciiTheme="majorHAnsi" w:cstheme="majorBidi" w:eastAsiaTheme="majorEastAsia" w:hAnsiTheme="majorHAnsi"/>
+      <w:rFonts w:asciiTheme="majorHAnsi" w:cstheme="majorBidi" w:hAnsiTheme="majorHAnsi" w:eastAsia="黑体"/>
       <w:color w:themeColor="text1" w:val="000000"/>
     </w:rPr>
     <w:tblPr>
@@ -9390,6 +9791,7 @@
     </w:tblPr>
     <w:tblStylePr w:type="firstRow">
       <w:rPr>
+        <w:rFonts w:eastAsia="黑体"/>
         <w:sz w:val="24"/>
         <w:szCs w:val="24"/>
       </w:rPr>
@@ -9496,7 +9898,7 @@
       <w:spacing w:after="0" w:line="240" w:lineRule="auto"/>
     </w:pPr>
     <w:rPr>
-      <w:rFonts w:asciiTheme="majorHAnsi" w:cstheme="majorBidi" w:eastAsiaTheme="majorEastAsia" w:hAnsiTheme="majorHAnsi"/>
+      <w:rFonts w:asciiTheme="majorHAnsi" w:cstheme="majorBidi" w:hAnsiTheme="majorHAnsi" w:eastAsia="黑体"/>
       <w:color w:themeColor="text1" w:val="000000"/>
     </w:rPr>
     <w:tblPr>
@@ -9518,6 +9920,7 @@
     </w:tblPr>
     <w:tblStylePr w:type="firstRow">
       <w:rPr>
+        <w:rFonts w:eastAsia="黑体"/>
         <w:sz w:val="24"/>
         <w:szCs w:val="24"/>
       </w:rPr>
@@ -9624,7 +10027,7 @@
       <w:spacing w:after="0" w:line="240" w:lineRule="auto"/>
     </w:pPr>
     <w:rPr>
-      <w:rFonts w:asciiTheme="majorHAnsi" w:cstheme="majorBidi" w:eastAsiaTheme="majorEastAsia" w:hAnsiTheme="majorHAnsi"/>
+      <w:rFonts w:asciiTheme="majorHAnsi" w:cstheme="majorBidi" w:hAnsiTheme="majorHAnsi" w:eastAsia="黑体"/>
       <w:color w:themeColor="text1" w:val="000000"/>
     </w:rPr>
     <w:tblPr>
@@ -9646,6 +10049,7 @@
     </w:tblPr>
     <w:tblStylePr w:type="firstRow">
       <w:rPr>
+        <w:rFonts w:eastAsia="黑体"/>
         <w:sz w:val="24"/>
         <w:szCs w:val="24"/>
       </w:rPr>
@@ -9775,12 +10179,14 @@
     </w:tcPr>
     <w:tblStylePr w:type="firstRow">
       <w:rPr>
+        <w:rFonts w:eastAsia="黑体"/>
         <w:b/>
         <w:bCs/>
       </w:rPr>
     </w:tblStylePr>
     <w:tblStylePr w:type="lastRow">
       <w:rPr>
+        <w:rFonts w:eastAsia="黑体"/>
         <w:b/>
         <w:bCs/>
       </w:rPr>
@@ -9793,12 +10199,14 @@
     </w:tblStylePr>
     <w:tblStylePr w:type="firstCol">
       <w:rPr>
+        <w:rFonts w:eastAsia="黑体"/>
         <w:b/>
         <w:bCs/>
       </w:rPr>
     </w:tblStylePr>
     <w:tblStylePr w:type="lastCol">
       <w:rPr>
+        <w:rFonts w:eastAsia="黑体"/>
         <w:b/>
         <w:bCs/>
       </w:rPr>
@@ -9848,12 +10256,14 @@
     </w:tcPr>
     <w:tblStylePr w:type="firstRow">
       <w:rPr>
+        <w:rFonts w:eastAsia="黑体"/>
         <w:b/>
         <w:bCs/>
       </w:rPr>
     </w:tblStylePr>
     <w:tblStylePr w:type="lastRow">
       <w:rPr>
+        <w:rFonts w:eastAsia="黑体"/>
         <w:b/>
         <w:bCs/>
       </w:rPr>
@@ -9866,12 +10276,14 @@
     </w:tblStylePr>
     <w:tblStylePr w:type="firstCol">
       <w:rPr>
+        <w:rFonts w:eastAsia="黑体"/>
         <w:b/>
         <w:bCs/>
       </w:rPr>
     </w:tblStylePr>
     <w:tblStylePr w:type="lastCol">
       <w:rPr>
+        <w:rFonts w:eastAsia="黑体"/>
         <w:b/>
         <w:bCs/>
       </w:rPr>
@@ -9921,12 +10333,14 @@
     </w:tcPr>
     <w:tblStylePr w:type="firstRow">
       <w:rPr>
+        <w:rFonts w:eastAsia="黑体"/>
         <w:b/>
         <w:bCs/>
       </w:rPr>
     </w:tblStylePr>
     <w:tblStylePr w:type="lastRow">
       <w:rPr>
+        <w:rFonts w:eastAsia="黑体"/>
         <w:b/>
         <w:bCs/>
       </w:rPr>
@@ -9939,12 +10353,14 @@
     </w:tblStylePr>
     <w:tblStylePr w:type="firstCol">
       <w:rPr>
+        <w:rFonts w:eastAsia="黑体"/>
         <w:b/>
         <w:bCs/>
       </w:rPr>
     </w:tblStylePr>
     <w:tblStylePr w:type="lastCol">
       <w:rPr>
+        <w:rFonts w:eastAsia="黑体"/>
         <w:b/>
         <w:bCs/>
       </w:rPr>
@@ -9994,12 +10410,14 @@
     </w:tcPr>
     <w:tblStylePr w:type="firstRow">
       <w:rPr>
+        <w:rFonts w:eastAsia="黑体"/>
         <w:b/>
         <w:bCs/>
       </w:rPr>
     </w:tblStylePr>
     <w:tblStylePr w:type="lastRow">
       <w:rPr>
+        <w:rFonts w:eastAsia="黑体"/>
         <w:b/>
         <w:bCs/>
       </w:rPr>
@@ -10012,12 +10430,14 @@
     </w:tblStylePr>
     <w:tblStylePr w:type="firstCol">
       <w:rPr>
+        <w:rFonts w:eastAsia="黑体"/>
         <w:b/>
         <w:bCs/>
       </w:rPr>
     </w:tblStylePr>
     <w:tblStylePr w:type="lastCol">
       <w:rPr>
+        <w:rFonts w:eastAsia="黑体"/>
         <w:b/>
         <w:bCs/>
       </w:rPr>
@@ -10067,12 +10487,14 @@
     </w:tcPr>
     <w:tblStylePr w:type="firstRow">
       <w:rPr>
+        <w:rFonts w:eastAsia="黑体"/>
         <w:b/>
         <w:bCs/>
       </w:rPr>
     </w:tblStylePr>
     <w:tblStylePr w:type="lastRow">
       <w:rPr>
+        <w:rFonts w:eastAsia="黑体"/>
         <w:b/>
         <w:bCs/>
       </w:rPr>
@@ -10085,12 +10507,14 @@
     </w:tblStylePr>
     <w:tblStylePr w:type="firstCol">
       <w:rPr>
+        <w:rFonts w:eastAsia="黑体"/>
         <w:b/>
         <w:bCs/>
       </w:rPr>
     </w:tblStylePr>
     <w:tblStylePr w:type="lastCol">
       <w:rPr>
+        <w:rFonts w:eastAsia="黑体"/>
         <w:b/>
         <w:bCs/>
       </w:rPr>
@@ -10140,12 +10564,14 @@
     </w:tcPr>
     <w:tblStylePr w:type="firstRow">
       <w:rPr>
+        <w:rFonts w:eastAsia="黑体"/>
         <w:b/>
         <w:bCs/>
       </w:rPr>
     </w:tblStylePr>
     <w:tblStylePr w:type="lastRow">
       <w:rPr>
+        <w:rFonts w:eastAsia="黑体"/>
         <w:b/>
         <w:bCs/>
       </w:rPr>
@@ -10158,12 +10584,14 @@
     </w:tblStylePr>
     <w:tblStylePr w:type="firstCol">
       <w:rPr>
+        <w:rFonts w:eastAsia="黑体"/>
         <w:b/>
         <w:bCs/>
       </w:rPr>
     </w:tblStylePr>
     <w:tblStylePr w:type="lastCol">
       <w:rPr>
+        <w:rFonts w:eastAsia="黑体"/>
         <w:b/>
         <w:bCs/>
       </w:rPr>
@@ -10213,12 +10641,14 @@
     </w:tcPr>
     <w:tblStylePr w:type="firstRow">
       <w:rPr>
+        <w:rFonts w:eastAsia="黑体"/>
         <w:b/>
         <w:bCs/>
       </w:rPr>
     </w:tblStylePr>
     <w:tblStylePr w:type="lastRow">
       <w:rPr>
+        <w:rFonts w:eastAsia="黑体"/>
         <w:b/>
         <w:bCs/>
       </w:rPr>
@@ -10231,12 +10661,14 @@
     </w:tblStylePr>
     <w:tblStylePr w:type="firstCol">
       <w:rPr>
+        <w:rFonts w:eastAsia="黑体"/>
         <w:b/>
         <w:bCs/>
       </w:rPr>
     </w:tblStylePr>
     <w:tblStylePr w:type="lastCol">
       <w:rPr>
+        <w:rFonts w:eastAsia="黑体"/>
         <w:b/>
         <w:bCs/>
       </w:rPr>
@@ -10263,7 +10695,7 @@
       <w:spacing w:after="0" w:line="240" w:lineRule="auto"/>
     </w:pPr>
     <w:rPr>
-      <w:rFonts w:asciiTheme="majorHAnsi" w:cstheme="majorBidi" w:eastAsiaTheme="majorEastAsia" w:hAnsiTheme="majorHAnsi"/>
+      <w:rFonts w:asciiTheme="majorHAnsi" w:cstheme="majorBidi" w:hAnsiTheme="majorHAnsi" w:eastAsia="黑体"/>
       <w:color w:themeColor="text1" w:val="000000"/>
     </w:rPr>
     <w:tblPr>
@@ -10290,6 +10722,7 @@
     </w:tcPr>
     <w:tblStylePr w:type="firstRow">
       <w:rPr>
+        <w:rFonts w:eastAsia="黑体"/>
         <w:b/>
         <w:bCs/>
         <w:color w:themeColor="text1" w:val="000000"/>
@@ -10301,6 +10734,7 @@
     </w:tblStylePr>
     <w:tblStylePr w:type="lastRow">
       <w:rPr>
+        <w:rFonts w:eastAsia="黑体"/>
         <w:b/>
         <w:bCs/>
         <w:color w:themeColor="text1" w:val="000000"/>
@@ -10320,6 +10754,7 @@
     </w:tblStylePr>
     <w:tblStylePr w:type="firstCol">
       <w:rPr>
+        <w:rFonts w:eastAsia="黑体"/>
         <w:b/>
         <w:bCs/>
         <w:color w:themeColor="text1" w:val="000000"/>
@@ -10339,6 +10774,7 @@
     </w:tblStylePr>
     <w:tblStylePr w:type="lastCol">
       <w:rPr>
+        <w:rFonts w:eastAsia="黑体"/>
         <w:b w:val="0"/>
         <w:bCs w:val="0"/>
         <w:color w:themeColor="text1" w:val="000000"/>
@@ -10388,7 +10824,7 @@
       <w:spacing w:after="0" w:line="240" w:lineRule="auto"/>
     </w:pPr>
     <w:rPr>
-      <w:rFonts w:asciiTheme="majorHAnsi" w:cstheme="majorBidi" w:eastAsiaTheme="majorEastAsia" w:hAnsiTheme="majorHAnsi"/>
+      <w:rFonts w:asciiTheme="majorHAnsi" w:cstheme="majorBidi" w:hAnsiTheme="majorHAnsi" w:eastAsia="黑体"/>
       <w:color w:themeColor="text1" w:val="000000"/>
     </w:rPr>
     <w:tblPr>
@@ -10415,6 +10851,7 @@
     </w:tcPr>
     <w:tblStylePr w:type="firstRow">
       <w:rPr>
+        <w:rFonts w:eastAsia="黑体"/>
         <w:b/>
         <w:bCs/>
         <w:color w:themeColor="text1" w:val="000000"/>
@@ -10426,6 +10863,7 @@
     </w:tblStylePr>
     <w:tblStylePr w:type="lastRow">
       <w:rPr>
+        <w:rFonts w:eastAsia="黑体"/>
         <w:b/>
         <w:bCs/>
         <w:color w:themeColor="text1" w:val="000000"/>
@@ -10445,6 +10883,7 @@
     </w:tblStylePr>
     <w:tblStylePr w:type="firstCol">
       <w:rPr>
+        <w:rFonts w:eastAsia="黑体"/>
         <w:b/>
         <w:bCs/>
         <w:color w:themeColor="text1" w:val="000000"/>
@@ -10464,6 +10903,7 @@
     </w:tblStylePr>
     <w:tblStylePr w:type="lastCol">
       <w:rPr>
+        <w:rFonts w:eastAsia="黑体"/>
         <w:b w:val="0"/>
         <w:bCs w:val="0"/>
         <w:color w:themeColor="text1" w:val="000000"/>
@@ -10513,7 +10953,7 @@
       <w:spacing w:after="0" w:line="240" w:lineRule="auto"/>
     </w:pPr>
     <w:rPr>
-      <w:rFonts w:asciiTheme="majorHAnsi" w:cstheme="majorBidi" w:eastAsiaTheme="majorEastAsia" w:hAnsiTheme="majorHAnsi"/>
+      <w:rFonts w:asciiTheme="majorHAnsi" w:cstheme="majorBidi" w:hAnsiTheme="majorHAnsi" w:eastAsia="黑体"/>
       <w:color w:themeColor="text1" w:val="000000"/>
     </w:rPr>
     <w:tblPr>
@@ -10540,6 +10980,7 @@
     </w:tcPr>
     <w:tblStylePr w:type="firstRow">
       <w:rPr>
+        <w:rFonts w:eastAsia="黑体"/>
         <w:b/>
         <w:bCs/>
         <w:color w:themeColor="text1" w:val="000000"/>
@@ -10551,6 +10992,7 @@
     </w:tblStylePr>
     <w:tblStylePr w:type="lastRow">
       <w:rPr>
+        <w:rFonts w:eastAsia="黑体"/>
         <w:b/>
         <w:bCs/>
         <w:color w:themeColor="text1" w:val="000000"/>
@@ -10570,6 +11012,7 @@
     </w:tblStylePr>
     <w:tblStylePr w:type="firstCol">
       <w:rPr>
+        <w:rFonts w:eastAsia="黑体"/>
         <w:b/>
         <w:bCs/>
         <w:color w:themeColor="text1" w:val="000000"/>
@@ -10589,6 +11032,7 @@
     </w:tblStylePr>
     <w:tblStylePr w:type="lastCol">
       <w:rPr>
+        <w:rFonts w:eastAsia="黑体"/>
         <w:b w:val="0"/>
         <w:bCs w:val="0"/>
         <w:color w:themeColor="text1" w:val="000000"/>
@@ -10638,7 +11082,7 @@
       <w:spacing w:after="0" w:line="240" w:lineRule="auto"/>
     </w:pPr>
     <w:rPr>
-      <w:rFonts w:asciiTheme="majorHAnsi" w:cstheme="majorBidi" w:eastAsiaTheme="majorEastAsia" w:hAnsiTheme="majorHAnsi"/>
+      <w:rFonts w:asciiTheme="majorHAnsi" w:cstheme="majorBidi" w:hAnsiTheme="majorHAnsi" w:eastAsia="黑体"/>
       <w:color w:themeColor="text1" w:val="000000"/>
     </w:rPr>
     <w:tblPr>
@@ -10665,6 +11109,7 @@
     </w:tcPr>
     <w:tblStylePr w:type="firstRow">
       <w:rPr>
+        <w:rFonts w:eastAsia="黑体"/>
         <w:b/>
         <w:bCs/>
         <w:color w:themeColor="text1" w:val="000000"/>
@@ -10676,6 +11121,7 @@
     </w:tblStylePr>
     <w:tblStylePr w:type="lastRow">
       <w:rPr>
+        <w:rFonts w:eastAsia="黑体"/>
         <w:b/>
         <w:bCs/>
         <w:color w:themeColor="text1" w:val="000000"/>
@@ -10695,6 +11141,7 @@
     </w:tblStylePr>
     <w:tblStylePr w:type="firstCol">
       <w:rPr>
+        <w:rFonts w:eastAsia="黑体"/>
         <w:b/>
         <w:bCs/>
         <w:color w:themeColor="text1" w:val="000000"/>
@@ -10714,6 +11161,7 @@
     </w:tblStylePr>
     <w:tblStylePr w:type="lastCol">
       <w:rPr>
+        <w:rFonts w:eastAsia="黑体"/>
         <w:b w:val="0"/>
         <w:bCs w:val="0"/>
         <w:color w:themeColor="text1" w:val="000000"/>
@@ -10763,7 +11211,7 @@
       <w:spacing w:after="0" w:line="240" w:lineRule="auto"/>
     </w:pPr>
     <w:rPr>
-      <w:rFonts w:asciiTheme="majorHAnsi" w:cstheme="majorBidi" w:eastAsiaTheme="majorEastAsia" w:hAnsiTheme="majorHAnsi"/>
+      <w:rFonts w:asciiTheme="majorHAnsi" w:cstheme="majorBidi" w:hAnsiTheme="majorHAnsi" w:eastAsia="黑体"/>
       <w:color w:themeColor="text1" w:val="000000"/>
     </w:rPr>
     <w:tblPr>
@@ -10790,6 +11238,7 @@
     </w:tcPr>
     <w:tblStylePr w:type="firstRow">
       <w:rPr>
+        <w:rFonts w:eastAsia="黑体"/>
         <w:b/>
         <w:bCs/>
         <w:color w:themeColor="text1" w:val="000000"/>
@@ -10801,6 +11250,7 @@
     </w:tblStylePr>
     <w:tblStylePr w:type="lastRow">
       <w:rPr>
+        <w:rFonts w:eastAsia="黑体"/>
         <w:b/>
         <w:bCs/>
         <w:color w:themeColor="text1" w:val="000000"/>
@@ -10820,6 +11270,7 @@
     </w:tblStylePr>
     <w:tblStylePr w:type="firstCol">
       <w:rPr>
+        <w:rFonts w:eastAsia="黑体"/>
         <w:b/>
         <w:bCs/>
         <w:color w:themeColor="text1" w:val="000000"/>
@@ -10839,6 +11290,7 @@
     </w:tblStylePr>
     <w:tblStylePr w:type="lastCol">
       <w:rPr>
+        <w:rFonts w:eastAsia="黑体"/>
         <w:b w:val="0"/>
         <w:bCs w:val="0"/>
         <w:color w:themeColor="text1" w:val="000000"/>
@@ -10888,7 +11340,7 @@
       <w:spacing w:after="0" w:line="240" w:lineRule="auto"/>
     </w:pPr>
     <w:rPr>
-      <w:rFonts w:asciiTheme="majorHAnsi" w:cstheme="majorBidi" w:eastAsiaTheme="majorEastAsia" w:hAnsiTheme="majorHAnsi"/>
+      <w:rFonts w:asciiTheme="majorHAnsi" w:cstheme="majorBidi" w:hAnsiTheme="majorHAnsi" w:eastAsia="黑体"/>
       <w:color w:themeColor="text1" w:val="000000"/>
     </w:rPr>
     <w:tblPr>
@@ -10915,6 +11367,7 @@
     </w:tcPr>
     <w:tblStylePr w:type="firstRow">
       <w:rPr>
+        <w:rFonts w:eastAsia="黑体"/>
         <w:b/>
         <w:bCs/>
         <w:color w:themeColor="text1" w:val="000000"/>
@@ -10926,6 +11379,7 @@
     </w:tblStylePr>
     <w:tblStylePr w:type="lastRow">
       <w:rPr>
+        <w:rFonts w:eastAsia="黑体"/>
         <w:b/>
         <w:bCs/>
         <w:color w:themeColor="text1" w:val="000000"/>
@@ -10945,6 +11399,7 @@
     </w:tblStylePr>
     <w:tblStylePr w:type="firstCol">
       <w:rPr>
+        <w:rFonts w:eastAsia="黑体"/>
         <w:b/>
         <w:bCs/>
         <w:color w:themeColor="text1" w:val="000000"/>
@@ -10964,6 +11419,7 @@
     </w:tblStylePr>
     <w:tblStylePr w:type="lastCol">
       <w:rPr>
+        <w:rFonts w:eastAsia="黑体"/>
         <w:b w:val="0"/>
         <w:bCs w:val="0"/>
         <w:color w:themeColor="text1" w:val="000000"/>
@@ -11013,7 +11469,7 @@
       <w:spacing w:after="0" w:line="240" w:lineRule="auto"/>
     </w:pPr>
     <w:rPr>
-      <w:rFonts w:asciiTheme="majorHAnsi" w:cstheme="majorBidi" w:eastAsiaTheme="majorEastAsia" w:hAnsiTheme="majorHAnsi"/>
+      <w:rFonts w:asciiTheme="majorHAnsi" w:cstheme="majorBidi" w:hAnsiTheme="majorHAnsi" w:eastAsia="黑体"/>
       <w:color w:themeColor="text1" w:val="000000"/>
     </w:rPr>
     <w:tblPr>
@@ -11040,6 +11496,7 @@
     </w:tcPr>
     <w:tblStylePr w:type="firstRow">
       <w:rPr>
+        <w:rFonts w:eastAsia="黑体"/>
         <w:b/>
         <w:bCs/>
         <w:color w:themeColor="text1" w:val="000000"/>
@@ -11051,6 +11508,7 @@
     </w:tblStylePr>
     <w:tblStylePr w:type="lastRow">
       <w:rPr>
+        <w:rFonts w:eastAsia="黑体"/>
         <w:b/>
         <w:bCs/>
         <w:color w:themeColor="text1" w:val="000000"/>
@@ -11070,6 +11528,7 @@
     </w:tblStylePr>
     <w:tblStylePr w:type="firstCol">
       <w:rPr>
+        <w:rFonts w:eastAsia="黑体"/>
         <w:b/>
         <w:bCs/>
         <w:color w:themeColor="text1" w:val="000000"/>
@@ -11089,6 +11548,7 @@
     </w:tblStylePr>
     <w:tblStylePr w:type="lastCol">
       <w:rPr>
+        <w:rFonts w:eastAsia="黑体"/>
         <w:b w:val="0"/>
         <w:bCs w:val="0"/>
         <w:color w:themeColor="text1" w:val="000000"/>
@@ -11161,6 +11621,7 @@
     </w:tcPr>
     <w:tblStylePr w:type="firstRow">
       <w:rPr>
+        <w:rFonts w:eastAsia="黑体"/>
         <w:b/>
         <w:bCs/>
         <w:i w:val="0"/>
@@ -11182,6 +11643,7 @@
     </w:tblStylePr>
     <w:tblStylePr w:type="lastRow">
       <w:rPr>
+        <w:rFonts w:eastAsia="黑体"/>
         <w:b/>
         <w:bCs/>
         <w:i w:val="0"/>
@@ -11203,6 +11665,7 @@
     </w:tblStylePr>
     <w:tblStylePr w:type="firstCol">
       <w:rPr>
+        <w:rFonts w:eastAsia="黑体"/>
         <w:b/>
         <w:bCs/>
         <w:i w:val="0"/>
@@ -11222,6 +11685,7 @@
     </w:tblStylePr>
     <w:tblStylePr w:type="lastCol">
       <w:rPr>
+        <w:rFonts w:eastAsia="黑体"/>
         <w:b/>
         <w:bCs/>
         <w:i w:val="0"/>
@@ -11302,6 +11766,7 @@
     </w:tcPr>
     <w:tblStylePr w:type="firstRow">
       <w:rPr>
+        <w:rFonts w:eastAsia="黑体"/>
         <w:b/>
         <w:bCs/>
         <w:i w:val="0"/>
@@ -11323,6 +11788,7 @@
     </w:tblStylePr>
     <w:tblStylePr w:type="lastRow">
       <w:rPr>
+        <w:rFonts w:eastAsia="黑体"/>
         <w:b/>
         <w:bCs/>
         <w:i w:val="0"/>
@@ -11344,6 +11810,7 @@
     </w:tblStylePr>
     <w:tblStylePr w:type="firstCol">
       <w:rPr>
+        <w:rFonts w:eastAsia="黑体"/>
         <w:b/>
         <w:bCs/>
         <w:i w:val="0"/>
@@ -11363,6 +11830,7 @@
     </w:tblStylePr>
     <w:tblStylePr w:type="lastCol">
       <w:rPr>
+        <w:rFonts w:eastAsia="黑体"/>
         <w:b/>
         <w:bCs/>
         <w:i w:val="0"/>
@@ -11443,6 +11911,7 @@
     </w:tcPr>
     <w:tblStylePr w:type="firstRow">
       <w:rPr>
+        <w:rFonts w:eastAsia="黑体"/>
         <w:b/>
         <w:bCs/>
         <w:i w:val="0"/>
@@ -11464,6 +11933,7 @@
     </w:tblStylePr>
     <w:tblStylePr w:type="lastRow">
       <w:rPr>
+        <w:rFonts w:eastAsia="黑体"/>
         <w:b/>
         <w:bCs/>
         <w:i w:val="0"/>
@@ -11485,6 +11955,7 @@
     </w:tblStylePr>
     <w:tblStylePr w:type="firstCol">
       <w:rPr>
+        <w:rFonts w:eastAsia="黑体"/>
         <w:b/>
         <w:bCs/>
         <w:i w:val="0"/>
@@ -11504,6 +11975,7 @@
     </w:tblStylePr>
     <w:tblStylePr w:type="lastCol">
       <w:rPr>
+        <w:rFonts w:eastAsia="黑体"/>
         <w:b/>
         <w:bCs/>
         <w:i w:val="0"/>
@@ -11584,6 +12056,7 @@
     </w:tcPr>
     <w:tblStylePr w:type="firstRow">
       <w:rPr>
+        <w:rFonts w:eastAsia="黑体"/>
         <w:b/>
         <w:bCs/>
         <w:i w:val="0"/>
@@ -11605,6 +12078,7 @@
     </w:tblStylePr>
     <w:tblStylePr w:type="lastRow">
       <w:rPr>
+        <w:rFonts w:eastAsia="黑体"/>
         <w:b/>
         <w:bCs/>
         <w:i w:val="0"/>
@@ -11626,6 +12100,7 @@
     </w:tblStylePr>
     <w:tblStylePr w:type="firstCol">
       <w:rPr>
+        <w:rFonts w:eastAsia="黑体"/>
         <w:b/>
         <w:bCs/>
         <w:i w:val="0"/>
@@ -11645,6 +12120,7 @@
     </w:tblStylePr>
     <w:tblStylePr w:type="lastCol">
       <w:rPr>
+        <w:rFonts w:eastAsia="黑体"/>
         <w:b/>
         <w:bCs/>
         <w:i w:val="0"/>
@@ -11725,6 +12201,7 @@
     </w:tcPr>
     <w:tblStylePr w:type="firstRow">
       <w:rPr>
+        <w:rFonts w:eastAsia="黑体"/>
         <w:b/>
         <w:bCs/>
         <w:i w:val="0"/>
@@ -11746,6 +12223,7 @@
     </w:tblStylePr>
     <w:tblStylePr w:type="lastRow">
       <w:rPr>
+        <w:rFonts w:eastAsia="黑体"/>
         <w:b/>
         <w:bCs/>
         <w:i w:val="0"/>
@@ -11767,6 +12245,7 @@
     </w:tblStylePr>
     <w:tblStylePr w:type="firstCol">
       <w:rPr>
+        <w:rFonts w:eastAsia="黑体"/>
         <w:b/>
         <w:bCs/>
         <w:i w:val="0"/>
@@ -11786,6 +12265,7 @@
     </w:tblStylePr>
     <w:tblStylePr w:type="lastCol">
       <w:rPr>
+        <w:rFonts w:eastAsia="黑体"/>
         <w:b/>
         <w:bCs/>
         <w:i w:val="0"/>
@@ -11866,6 +12346,7 @@
     </w:tcPr>
     <w:tblStylePr w:type="firstRow">
       <w:rPr>
+        <w:rFonts w:eastAsia="黑体"/>
         <w:b/>
         <w:bCs/>
         <w:i w:val="0"/>
@@ -11887,6 +12368,7 @@
     </w:tblStylePr>
     <w:tblStylePr w:type="lastRow">
       <w:rPr>
+        <w:rFonts w:eastAsia="黑体"/>
         <w:b/>
         <w:bCs/>
         <w:i w:val="0"/>
@@ -11908,6 +12390,7 @@
     </w:tblStylePr>
     <w:tblStylePr w:type="firstCol">
       <w:rPr>
+        <w:rFonts w:eastAsia="黑体"/>
         <w:b/>
         <w:bCs/>
         <w:i w:val="0"/>
@@ -11927,6 +12410,7 @@
     </w:tblStylePr>
     <w:tblStylePr w:type="lastCol">
       <w:rPr>
+        <w:rFonts w:eastAsia="黑体"/>
         <w:b/>
         <w:bCs/>
         <w:i w:val="0"/>
@@ -12007,6 +12491,7 @@
     </w:tcPr>
     <w:tblStylePr w:type="firstRow">
       <w:rPr>
+        <w:rFonts w:eastAsia="黑体"/>
         <w:b/>
         <w:bCs/>
         <w:i w:val="0"/>
@@ -12028,6 +12513,7 @@
     </w:tblStylePr>
     <w:tblStylePr w:type="lastRow">
       <w:rPr>
+        <w:rFonts w:eastAsia="黑体"/>
         <w:b/>
         <w:bCs/>
         <w:i w:val="0"/>
@@ -12049,6 +12535,7 @@
     </w:tblStylePr>
     <w:tblStylePr w:type="firstCol">
       <w:rPr>
+        <w:rFonts w:eastAsia="黑体"/>
         <w:b/>
         <w:bCs/>
         <w:i w:val="0"/>
@@ -12068,6 +12555,7 @@
     </w:tblStylePr>
     <w:tblStylePr w:type="lastCol">
       <w:rPr>
+        <w:rFonts w:eastAsia="黑体"/>
         <w:b/>
         <w:bCs/>
         <w:i w:val="0"/>
@@ -12125,6 +12613,7 @@
       <w:spacing w:after="0" w:line="240" w:lineRule="auto"/>
     </w:pPr>
     <w:rPr>
+      <w:rFonts w:eastAsia="黑体"/>
       <w:color w:themeColor="background1" w:val="FFFFFF"/>
     </w:rPr>
     <w:tblPr>
@@ -12143,6 +12632,7 @@
     </w:tcPr>
     <w:tblStylePr w:type="firstRow">
       <w:rPr>
+        <w:rFonts w:eastAsia="黑体"/>
         <w:b/>
         <w:bCs/>
       </w:rPr>
@@ -12239,6 +12729,7 @@
       <w:spacing w:after="0" w:line="240" w:lineRule="auto"/>
     </w:pPr>
     <w:rPr>
+      <w:rFonts w:eastAsia="黑体"/>
       <w:color w:themeColor="background1" w:val="FFFFFF"/>
     </w:rPr>
     <w:tblPr>
@@ -12257,6 +12748,7 @@
     </w:tcPr>
     <w:tblStylePr w:type="firstRow">
       <w:rPr>
+        <w:rFonts w:eastAsia="黑体"/>
         <w:b/>
         <w:bCs/>
       </w:rPr>
@@ -12353,6 +12845,7 @@
       <w:spacing w:after="0" w:line="240" w:lineRule="auto"/>
     </w:pPr>
     <w:rPr>
+      <w:rFonts w:eastAsia="黑体"/>
       <w:color w:themeColor="background1" w:val="FFFFFF"/>
     </w:rPr>
     <w:tblPr>
@@ -12371,6 +12864,7 @@
     </w:tcPr>
     <w:tblStylePr w:type="firstRow">
       <w:rPr>
+        <w:rFonts w:eastAsia="黑体"/>
         <w:b/>
         <w:bCs/>
       </w:rPr>
@@ -12467,6 +12961,7 @@
       <w:spacing w:after="0" w:line="240" w:lineRule="auto"/>
     </w:pPr>
     <w:rPr>
+      <w:rFonts w:eastAsia="黑体"/>
       <w:color w:themeColor="background1" w:val="FFFFFF"/>
     </w:rPr>
     <w:tblPr>
@@ -12485,6 +12980,7 @@
     </w:tcPr>
     <w:tblStylePr w:type="firstRow">
       <w:rPr>
+        <w:rFonts w:eastAsia="黑体"/>
         <w:b/>
         <w:bCs/>
       </w:rPr>
@@ -12581,6 +13077,7 @@
       <w:spacing w:after="0" w:line="240" w:lineRule="auto"/>
     </w:pPr>
     <w:rPr>
+      <w:rFonts w:eastAsia="黑体"/>
       <w:color w:themeColor="background1" w:val="FFFFFF"/>
     </w:rPr>
     <w:tblPr>
@@ -12599,6 +13096,7 @@
     </w:tcPr>
     <w:tblStylePr w:type="firstRow">
       <w:rPr>
+        <w:rFonts w:eastAsia="黑体"/>
         <w:b/>
         <w:bCs/>
       </w:rPr>
@@ -12695,6 +13193,7 @@
       <w:spacing w:after="0" w:line="240" w:lineRule="auto"/>
     </w:pPr>
     <w:rPr>
+      <w:rFonts w:eastAsia="黑体"/>
       <w:color w:themeColor="background1" w:val="FFFFFF"/>
     </w:rPr>
     <w:tblPr>
@@ -12713,6 +13212,7 @@
     </w:tcPr>
     <w:tblStylePr w:type="firstRow">
       <w:rPr>
+        <w:rFonts w:eastAsia="黑体"/>
         <w:b/>
         <w:bCs/>
       </w:rPr>
@@ -12809,6 +13309,7 @@
       <w:spacing w:after="0" w:line="240" w:lineRule="auto"/>
     </w:pPr>
     <w:rPr>
+      <w:rFonts w:eastAsia="黑体"/>
       <w:color w:themeColor="background1" w:val="FFFFFF"/>
     </w:rPr>
     <w:tblPr>
@@ -12827,6 +13328,7 @@
     </w:tcPr>
     <w:tblStylePr w:type="firstRow">
       <w:rPr>
+        <w:rFonts w:eastAsia="黑体"/>
         <w:b/>
         <w:bCs/>
       </w:rPr>
@@ -12923,6 +13425,7 @@
       <w:spacing w:after="0" w:line="240" w:lineRule="auto"/>
     </w:pPr>
     <w:rPr>
+      <w:rFonts w:eastAsia="黑体"/>
       <w:color w:themeColor="text1" w:val="000000"/>
     </w:rPr>
     <w:tblPr>
@@ -12949,6 +13452,7 @@
     </w:tcPr>
     <w:tblStylePr w:type="firstRow">
       <w:rPr>
+        <w:rFonts w:eastAsia="黑体"/>
         <w:b/>
         <w:bCs/>
       </w:rPr>
@@ -12967,6 +13471,7 @@
     </w:tblStylePr>
     <w:tblStylePr w:type="lastRow">
       <w:rPr>
+        <w:rFonts w:eastAsia="黑体"/>
         <w:b/>
         <w:bCs/>
         <w:color w:themeColor="background1" w:val="FFFFFF"/>
@@ -12981,6 +13486,7 @@
     </w:tblStylePr>
     <w:tblStylePr w:type="firstCol">
       <w:rPr>
+        <w:rFonts w:eastAsia="黑体"/>
         <w:color w:themeColor="background1" w:val="FFFFFF"/>
       </w:rPr>
       <w:tblPr/>
@@ -12998,6 +13504,7 @@
     </w:tblStylePr>
     <w:tblStylePr w:type="lastCol">
       <w:rPr>
+        <w:rFonts w:eastAsia="黑体"/>
         <w:color w:themeColor="background1" w:val="FFFFFF"/>
       </w:rPr>
       <w:tblPr/>
@@ -13027,11 +13534,13 @@
     </w:tblStylePr>
     <w:tblStylePr w:type="neCell">
       <w:rPr>
+        <w:rFonts w:eastAsia="黑体"/>
         <w:color w:themeColor="text1" w:val="000000"/>
       </w:rPr>
     </w:tblStylePr>
     <w:tblStylePr w:type="nwCell">
       <w:rPr>
+        <w:rFonts w:eastAsia="黑体"/>
         <w:color w:themeColor="text1" w:val="000000"/>
       </w:rPr>
     </w:tblStylePr>
@@ -13045,6 +13554,7 @@
       <w:spacing w:after="0" w:line="240" w:lineRule="auto"/>
     </w:pPr>
     <w:rPr>
+      <w:rFonts w:eastAsia="黑体"/>
       <w:color w:themeColor="text1" w:val="000000"/>
     </w:rPr>
     <w:tblPr>
@@ -13071,6 +13581,7 @@
     </w:tcPr>
     <w:tblStylePr w:type="firstRow">
       <w:rPr>
+        <w:rFonts w:eastAsia="黑体"/>
         <w:b/>
         <w:bCs/>
       </w:rPr>
@@ -13089,6 +13600,7 @@
     </w:tblStylePr>
     <w:tblStylePr w:type="lastRow">
       <w:rPr>
+        <w:rFonts w:eastAsia="黑体"/>
         <w:b/>
         <w:bCs/>
         <w:color w:themeColor="background1" w:val="FFFFFF"/>
@@ -13103,6 +13615,7 @@
     </w:tblStylePr>
     <w:tblStylePr w:type="firstCol">
       <w:rPr>
+        <w:rFonts w:eastAsia="黑体"/>
         <w:color w:themeColor="background1" w:val="FFFFFF"/>
       </w:rPr>
       <w:tblPr/>
@@ -13120,6 +13633,7 @@
     </w:tblStylePr>
     <w:tblStylePr w:type="lastCol">
       <w:rPr>
+        <w:rFonts w:eastAsia="黑体"/>
         <w:color w:themeColor="background1" w:val="FFFFFF"/>
       </w:rPr>
       <w:tblPr/>
@@ -13149,11 +13663,13 @@
     </w:tblStylePr>
     <w:tblStylePr w:type="neCell">
       <w:rPr>
+        <w:rFonts w:eastAsia="黑体"/>
         <w:color w:themeColor="text1" w:val="000000"/>
       </w:rPr>
     </w:tblStylePr>
     <w:tblStylePr w:type="nwCell">
       <w:rPr>
+        <w:rFonts w:eastAsia="黑体"/>
         <w:color w:themeColor="text1" w:val="000000"/>
       </w:rPr>
     </w:tblStylePr>
@@ -13167,6 +13683,7 @@
       <w:spacing w:after="0" w:line="240" w:lineRule="auto"/>
     </w:pPr>
     <w:rPr>
+      <w:rFonts w:eastAsia="黑体"/>
       <w:color w:themeColor="text1" w:val="000000"/>
     </w:rPr>
     <w:tblPr>
@@ -13193,6 +13710,7 @@
     </w:tcPr>
     <w:tblStylePr w:type="firstRow">
       <w:rPr>
+        <w:rFonts w:eastAsia="黑体"/>
         <w:b/>
         <w:bCs/>
       </w:rPr>
@@ -13211,6 +13729,7 @@
     </w:tblStylePr>
     <w:tblStylePr w:type="lastRow">
       <w:rPr>
+        <w:rFonts w:eastAsia="黑体"/>
         <w:b/>
         <w:bCs/>
         <w:color w:themeColor="background1" w:val="FFFFFF"/>
@@ -13225,6 +13744,7 @@
     </w:tblStylePr>
     <w:tblStylePr w:type="firstCol">
       <w:rPr>
+        <w:rFonts w:eastAsia="黑体"/>
         <w:color w:themeColor="background1" w:val="FFFFFF"/>
       </w:rPr>
       <w:tblPr/>
@@ -13242,6 +13762,7 @@
     </w:tblStylePr>
     <w:tblStylePr w:type="lastCol">
       <w:rPr>
+        <w:rFonts w:eastAsia="黑体"/>
         <w:color w:themeColor="background1" w:val="FFFFFF"/>
       </w:rPr>
       <w:tblPr/>
@@ -13271,11 +13792,13 @@
     </w:tblStylePr>
     <w:tblStylePr w:type="neCell">
       <w:rPr>
+        <w:rFonts w:eastAsia="黑体"/>
         <w:color w:themeColor="text1" w:val="000000"/>
       </w:rPr>
     </w:tblStylePr>
     <w:tblStylePr w:type="nwCell">
       <w:rPr>
+        <w:rFonts w:eastAsia="黑体"/>
         <w:color w:themeColor="text1" w:val="000000"/>
       </w:rPr>
     </w:tblStylePr>
@@ -13289,6 +13812,7 @@
       <w:spacing w:after="0" w:line="240" w:lineRule="auto"/>
     </w:pPr>
     <w:rPr>
+      <w:rFonts w:eastAsia="黑体"/>
       <w:color w:themeColor="text1" w:val="000000"/>
     </w:rPr>
     <w:tblPr>
@@ -13315,6 +13839,7 @@
     </w:tcPr>
     <w:tblStylePr w:type="firstRow">
       <w:rPr>
+        <w:rFonts w:eastAsia="黑体"/>
         <w:b/>
         <w:bCs/>
       </w:rPr>
@@ -13333,6 +13858,7 @@
     </w:tblStylePr>
     <w:tblStylePr w:type="lastRow">
       <w:rPr>
+        <w:rFonts w:eastAsia="黑体"/>
         <w:b/>
         <w:bCs/>
         <w:color w:themeColor="background1" w:val="FFFFFF"/>
@@ -13347,6 +13873,7 @@
     </w:tblStylePr>
     <w:tblStylePr w:type="firstCol">
       <w:rPr>
+        <w:rFonts w:eastAsia="黑体"/>
         <w:color w:themeColor="background1" w:val="FFFFFF"/>
       </w:rPr>
       <w:tblPr/>
@@ -13364,6 +13891,7 @@
     </w:tblStylePr>
     <w:tblStylePr w:type="lastCol">
       <w:rPr>
+        <w:rFonts w:eastAsia="黑体"/>
         <w:color w:themeColor="background1" w:val="FFFFFF"/>
       </w:rPr>
       <w:tblPr/>
@@ -13401,6 +13929,7 @@
       <w:spacing w:after="0" w:line="240" w:lineRule="auto"/>
     </w:pPr>
     <w:rPr>
+      <w:rFonts w:eastAsia="黑体"/>
       <w:color w:themeColor="text1" w:val="000000"/>
     </w:rPr>
     <w:tblPr>
@@ -13427,6 +13956,7 @@
     </w:tcPr>
     <w:tblStylePr w:type="firstRow">
       <w:rPr>
+        <w:rFonts w:eastAsia="黑体"/>
         <w:b/>
         <w:bCs/>
       </w:rPr>
@@ -13445,6 +13975,7 @@
     </w:tblStylePr>
     <w:tblStylePr w:type="lastRow">
       <w:rPr>
+        <w:rFonts w:eastAsia="黑体"/>
         <w:b/>
         <w:bCs/>
         <w:color w:themeColor="background1" w:val="FFFFFF"/>
@@ -13459,6 +13990,7 @@
     </w:tblStylePr>
     <w:tblStylePr w:type="firstCol">
       <w:rPr>
+        <w:rFonts w:eastAsia="黑体"/>
         <w:color w:themeColor="background1" w:val="FFFFFF"/>
       </w:rPr>
       <w:tblPr/>
@@ -13476,6 +14008,7 @@
     </w:tblStylePr>
     <w:tblStylePr w:type="lastCol">
       <w:rPr>
+        <w:rFonts w:eastAsia="黑体"/>
         <w:color w:themeColor="background1" w:val="FFFFFF"/>
       </w:rPr>
       <w:tblPr/>
@@ -13505,11 +14038,13 @@
     </w:tblStylePr>
     <w:tblStylePr w:type="neCell">
       <w:rPr>
+        <w:rFonts w:eastAsia="黑体"/>
         <w:color w:themeColor="text1" w:val="000000"/>
       </w:rPr>
     </w:tblStylePr>
     <w:tblStylePr w:type="nwCell">
       <w:rPr>
+        <w:rFonts w:eastAsia="黑体"/>
         <w:color w:themeColor="text1" w:val="000000"/>
       </w:rPr>
     </w:tblStylePr>
@@ -13523,6 +14058,7 @@
       <w:spacing w:after="0" w:line="240" w:lineRule="auto"/>
     </w:pPr>
     <w:rPr>
+      <w:rFonts w:eastAsia="黑体"/>
       <w:color w:themeColor="text1" w:val="000000"/>
     </w:rPr>
     <w:tblPr>
@@ -13549,6 +14085,7 @@
     </w:tcPr>
     <w:tblStylePr w:type="firstRow">
       <w:rPr>
+        <w:rFonts w:eastAsia="黑体"/>
         <w:b/>
         <w:bCs/>
       </w:rPr>
@@ -13567,6 +14104,7 @@
     </w:tblStylePr>
     <w:tblStylePr w:type="lastRow">
       <w:rPr>
+        <w:rFonts w:eastAsia="黑体"/>
         <w:b/>
         <w:bCs/>
         <w:color w:themeColor="background1" w:val="FFFFFF"/>
@@ -13581,6 +14119,7 @@
     </w:tblStylePr>
     <w:tblStylePr w:type="firstCol">
       <w:rPr>
+        <w:rFonts w:eastAsia="黑体"/>
         <w:color w:themeColor="background1" w:val="FFFFFF"/>
       </w:rPr>
       <w:tblPr/>
@@ -13598,6 +14137,7 @@
     </w:tblStylePr>
     <w:tblStylePr w:type="lastCol">
       <w:rPr>
+        <w:rFonts w:eastAsia="黑体"/>
         <w:color w:themeColor="background1" w:val="FFFFFF"/>
       </w:rPr>
       <w:tblPr/>
@@ -13627,11 +14167,13 @@
     </w:tblStylePr>
     <w:tblStylePr w:type="neCell">
       <w:rPr>
+        <w:rFonts w:eastAsia="黑体"/>
         <w:color w:themeColor="text1" w:val="000000"/>
       </w:rPr>
     </w:tblStylePr>
     <w:tblStylePr w:type="nwCell">
       <w:rPr>
+        <w:rFonts w:eastAsia="黑体"/>
         <w:color w:themeColor="text1" w:val="000000"/>
       </w:rPr>
     </w:tblStylePr>
@@ -13645,6 +14187,7 @@
       <w:spacing w:after="0" w:line="240" w:lineRule="auto"/>
     </w:pPr>
     <w:rPr>
+      <w:rFonts w:eastAsia="黑体"/>
       <w:color w:themeColor="text1" w:val="000000"/>
     </w:rPr>
     <w:tblPr>
@@ -13671,6 +14214,7 @@
     </w:tcPr>
     <w:tblStylePr w:type="firstRow">
       <w:rPr>
+        <w:rFonts w:eastAsia="黑体"/>
         <w:b/>
         <w:bCs/>
       </w:rPr>
@@ -13689,6 +14233,7 @@
     </w:tblStylePr>
     <w:tblStylePr w:type="lastRow">
       <w:rPr>
+        <w:rFonts w:eastAsia="黑体"/>
         <w:b/>
         <w:bCs/>
         <w:color w:themeColor="background1" w:val="FFFFFF"/>
@@ -13703,6 +14248,7 @@
     </w:tblStylePr>
     <w:tblStylePr w:type="firstCol">
       <w:rPr>
+        <w:rFonts w:eastAsia="黑体"/>
         <w:color w:themeColor="background1" w:val="FFFFFF"/>
       </w:rPr>
       <w:tblPr/>
@@ -13720,6 +14266,7 @@
     </w:tblStylePr>
     <w:tblStylePr w:type="lastCol">
       <w:rPr>
+        <w:rFonts w:eastAsia="黑体"/>
         <w:color w:themeColor="background1" w:val="FFFFFF"/>
       </w:rPr>
       <w:tblPr/>
@@ -13749,11 +14296,13 @@
     </w:tblStylePr>
     <w:tblStylePr w:type="neCell">
       <w:rPr>
+        <w:rFonts w:eastAsia="黑体"/>
         <w:color w:themeColor="text1" w:val="000000"/>
       </w:rPr>
     </w:tblStylePr>
     <w:tblStylePr w:type="nwCell">
       <w:rPr>
+        <w:rFonts w:eastAsia="黑体"/>
         <w:color w:themeColor="text1" w:val="000000"/>
       </w:rPr>
     </w:tblStylePr>
@@ -13767,6 +14316,7 @@
       <w:spacing w:after="0" w:line="240" w:lineRule="auto"/>
     </w:pPr>
     <w:rPr>
+      <w:rFonts w:eastAsia="黑体"/>
       <w:color w:themeColor="text1" w:val="000000"/>
     </w:rPr>
     <w:tblPr>
@@ -13785,6 +14335,7 @@
     </w:tcPr>
     <w:tblStylePr w:type="firstRow">
       <w:rPr>
+        <w:rFonts w:eastAsia="黑体"/>
         <w:b/>
         <w:bCs/>
         <w:color w:themeColor="background1" w:val="FFFFFF"/>
@@ -13799,6 +14350,7 @@
     </w:tblStylePr>
     <w:tblStylePr w:type="lastRow">
       <w:rPr>
+        <w:rFonts w:eastAsia="黑体"/>
         <w:b/>
         <w:bCs/>
         <w:color w:themeColor="accent2" w:themeShade="CC" w:val="9E3A38"/>
@@ -13813,12 +14365,14 @@
     </w:tblStylePr>
     <w:tblStylePr w:type="firstCol">
       <w:rPr>
+        <w:rFonts w:eastAsia="黑体"/>
         <w:b/>
         <w:bCs/>
       </w:rPr>
     </w:tblStylePr>
     <w:tblStylePr w:type="lastCol">
       <w:rPr>
+        <w:rFonts w:eastAsia="黑体"/>
         <w:b/>
         <w:bCs/>
       </w:rPr>
@@ -13853,6 +14407,7 @@
       <w:spacing w:after="0" w:line="240" w:lineRule="auto"/>
     </w:pPr>
     <w:rPr>
+      <w:rFonts w:eastAsia="黑体"/>
       <w:color w:themeColor="text1" w:val="000000"/>
     </w:rPr>
     <w:tblPr>
@@ -13871,6 +14426,7 @@
     </w:tcPr>
     <w:tblStylePr w:type="firstRow">
       <w:rPr>
+        <w:rFonts w:eastAsia="黑体"/>
         <w:b/>
         <w:bCs/>
         <w:color w:themeColor="background1" w:val="FFFFFF"/>
@@ -13885,6 +14441,7 @@
     </w:tblStylePr>
     <w:tblStylePr w:type="lastRow">
       <w:rPr>
+        <w:rFonts w:eastAsia="黑体"/>
         <w:b/>
         <w:bCs/>
         <w:color w:themeColor="accent2" w:themeShade="CC" w:val="9E3A38"/>
@@ -13899,12 +14456,14 @@
     </w:tblStylePr>
     <w:tblStylePr w:type="firstCol">
       <w:rPr>
+        <w:rFonts w:eastAsia="黑体"/>
         <w:b/>
         <w:bCs/>
       </w:rPr>
     </w:tblStylePr>
     <w:tblStylePr w:type="lastCol">
       <w:rPr>
+        <w:rFonts w:eastAsia="黑体"/>
         <w:b/>
         <w:bCs/>
       </w:rPr>
@@ -13939,6 +14498,7 @@
       <w:spacing w:after="0" w:line="240" w:lineRule="auto"/>
     </w:pPr>
     <w:rPr>
+      <w:rFonts w:eastAsia="黑体"/>
       <w:color w:themeColor="text1" w:val="000000"/>
     </w:rPr>
     <w:tblPr>
@@ -13957,6 +14517,7 @@
     </w:tcPr>
     <w:tblStylePr w:type="firstRow">
       <w:rPr>
+        <w:rFonts w:eastAsia="黑体"/>
         <w:b/>
         <w:bCs/>
         <w:color w:themeColor="background1" w:val="FFFFFF"/>
@@ -13971,6 +14532,7 @@
     </w:tblStylePr>
     <w:tblStylePr w:type="lastRow">
       <w:rPr>
+        <w:rFonts w:eastAsia="黑体"/>
         <w:b/>
         <w:bCs/>
         <w:color w:themeColor="accent2" w:themeShade="CC" w:val="9E3A38"/>
@@ -13985,12 +14547,14 @@
     </w:tblStylePr>
     <w:tblStylePr w:type="firstCol">
       <w:rPr>
+        <w:rFonts w:eastAsia="黑体"/>
         <w:b/>
         <w:bCs/>
       </w:rPr>
     </w:tblStylePr>
     <w:tblStylePr w:type="lastCol">
       <w:rPr>
+        <w:rFonts w:eastAsia="黑体"/>
         <w:b/>
         <w:bCs/>
       </w:rPr>
@@ -14025,6 +14589,7 @@
       <w:spacing w:after="0" w:line="240" w:lineRule="auto"/>
     </w:pPr>
     <w:rPr>
+      <w:rFonts w:eastAsia="黑体"/>
       <w:color w:themeColor="text1" w:val="000000"/>
     </w:rPr>
     <w:tblPr>
@@ -14043,6 +14608,7 @@
     </w:tcPr>
     <w:tblStylePr w:type="firstRow">
       <w:rPr>
+        <w:rFonts w:eastAsia="黑体"/>
         <w:b/>
         <w:bCs/>
         <w:color w:themeColor="background1" w:val="FFFFFF"/>
@@ -14057,6 +14623,7 @@
     </w:tblStylePr>
     <w:tblStylePr w:type="lastRow">
       <w:rPr>
+        <w:rFonts w:eastAsia="黑体"/>
         <w:b/>
         <w:bCs/>
         <w:color w:themeColor="accent4" w:themeShade="CC" w:val="664E82"/>
@@ -14071,12 +14638,14 @@
     </w:tblStylePr>
     <w:tblStylePr w:type="firstCol">
       <w:rPr>
+        <w:rFonts w:eastAsia="黑体"/>
         <w:b/>
         <w:bCs/>
       </w:rPr>
     </w:tblStylePr>
     <w:tblStylePr w:type="lastCol">
       <w:rPr>
+        <w:rFonts w:eastAsia="黑体"/>
         <w:b/>
         <w:bCs/>
       </w:rPr>
@@ -14111,6 +14680,7 @@
       <w:spacing w:after="0" w:line="240" w:lineRule="auto"/>
     </w:pPr>
     <w:rPr>
+      <w:rFonts w:eastAsia="黑体"/>
       <w:color w:themeColor="text1" w:val="000000"/>
     </w:rPr>
     <w:tblPr>
@@ -14129,6 +14699,7 @@
     </w:tcPr>
     <w:tblStylePr w:type="firstRow">
       <w:rPr>
+        <w:rFonts w:eastAsia="黑体"/>
         <w:b/>
         <w:bCs/>
         <w:color w:themeColor="background1" w:val="FFFFFF"/>
@@ -14143,6 +14714,7 @@
     </w:tblStylePr>
     <w:tblStylePr w:type="lastRow">
       <w:rPr>
+        <w:rFonts w:eastAsia="黑体"/>
         <w:b/>
         <w:bCs/>
         <w:color w:themeColor="accent3" w:themeShade="CC" w:val="7E9C40"/>
@@ -14157,12 +14729,14 @@
     </w:tblStylePr>
     <w:tblStylePr w:type="firstCol">
       <w:rPr>
+        <w:rFonts w:eastAsia="黑体"/>
         <w:b/>
         <w:bCs/>
       </w:rPr>
     </w:tblStylePr>
     <w:tblStylePr w:type="lastCol">
       <w:rPr>
+        <w:rFonts w:eastAsia="黑体"/>
         <w:b/>
         <w:bCs/>
       </w:rPr>
@@ -14197,6 +14771,7 @@
       <w:spacing w:after="0" w:line="240" w:lineRule="auto"/>
     </w:pPr>
     <w:rPr>
+      <w:rFonts w:eastAsia="黑体"/>
       <w:color w:themeColor="text1" w:val="000000"/>
     </w:rPr>
     <w:tblPr>
@@ -14215,6 +14790,7 @@
     </w:tcPr>
     <w:tblStylePr w:type="firstRow">
       <w:rPr>
+        <w:rFonts w:eastAsia="黑体"/>
         <w:b/>
         <w:bCs/>
         <w:color w:themeColor="background1" w:val="FFFFFF"/>
@@ -14229,6 +14805,7 @@
     </w:tblStylePr>
     <w:tblStylePr w:type="lastRow">
       <w:rPr>
+        <w:rFonts w:eastAsia="黑体"/>
         <w:b/>
         <w:bCs/>
         <w:color w:themeColor="accent6" w:themeShade="CC" w:val="F2730A"/>
@@ -14243,12 +14820,14 @@
     </w:tblStylePr>
     <w:tblStylePr w:type="firstCol">
       <w:rPr>
+        <w:rFonts w:eastAsia="黑体"/>
         <w:b/>
         <w:bCs/>
       </w:rPr>
     </w:tblStylePr>
     <w:tblStylePr w:type="lastCol">
       <w:rPr>
+        <w:rFonts w:eastAsia="黑体"/>
         <w:b/>
         <w:bCs/>
       </w:rPr>
@@ -14283,6 +14862,7 @@
       <w:spacing w:after="0" w:line="240" w:lineRule="auto"/>
     </w:pPr>
     <w:rPr>
+      <w:rFonts w:eastAsia="黑体"/>
       <w:color w:themeColor="text1" w:val="000000"/>
     </w:rPr>
     <w:tblPr>
@@ -14301,6 +14881,7 @@
     </w:tcPr>
     <w:tblStylePr w:type="firstRow">
       <w:rPr>
+        <w:rFonts w:eastAsia="黑体"/>
         <w:b/>
         <w:bCs/>
         <w:color w:themeColor="background1" w:val="FFFFFF"/>
@@ -14315,6 +14896,7 @@
     </w:tblStylePr>
     <w:tblStylePr w:type="lastRow">
       <w:rPr>
+        <w:rFonts w:eastAsia="黑体"/>
         <w:b/>
         <w:bCs/>
         <w:color w:themeColor="accent5" w:themeShade="CC" w:val="348DA5"/>
@@ -14329,12 +14911,14 @@
     </w:tblStylePr>
     <w:tblStylePr w:type="firstCol">
       <w:rPr>
+        <w:rFonts w:eastAsia="黑体"/>
         <w:b/>
         <w:bCs/>
       </w:rPr>
     </w:tblStylePr>
     <w:tblStylePr w:type="lastCol">
       <w:rPr>
+        <w:rFonts w:eastAsia="黑体"/>
         <w:b/>
         <w:bCs/>
       </w:rPr>
@@ -14369,6 +14953,7 @@
       <w:spacing w:after="0" w:line="240" w:lineRule="auto"/>
     </w:pPr>
     <w:rPr>
+      <w:rFonts w:eastAsia="黑体"/>
       <w:color w:themeColor="text1" w:val="000000"/>
     </w:rPr>
     <w:tblPr>
@@ -14390,6 +14975,7 @@
     </w:tcPr>
     <w:tblStylePr w:type="firstRow">
       <w:rPr>
+        <w:rFonts w:eastAsia="黑体"/>
         <w:b/>
         <w:bCs/>
       </w:rPr>
@@ -14400,6 +14986,7 @@
     </w:tblStylePr>
     <w:tblStylePr w:type="lastRow">
       <w:rPr>
+        <w:rFonts w:eastAsia="黑体"/>
         <w:b/>
         <w:bCs/>
         <w:color w:themeColor="text1" w:val="000000"/>
@@ -14411,6 +14998,7 @@
     </w:tblStylePr>
     <w:tblStylePr w:type="firstCol">
       <w:rPr>
+        <w:rFonts w:eastAsia="黑体"/>
         <w:color w:themeColor="background1" w:val="FFFFFF"/>
       </w:rPr>
       <w:tblPr/>
@@ -14420,6 +15008,7 @@
     </w:tblStylePr>
     <w:tblStylePr w:type="lastCol">
       <w:rPr>
+        <w:rFonts w:eastAsia="黑体"/>
         <w:color w:themeColor="background1" w:val="FFFFFF"/>
       </w:rPr>
       <w:tblPr/>
@@ -14449,6 +15038,7 @@
       <w:spacing w:after="0" w:line="240" w:lineRule="auto"/>
     </w:pPr>
     <w:rPr>
+      <w:rFonts w:eastAsia="黑体"/>
       <w:color w:themeColor="text1" w:val="000000"/>
     </w:rPr>
     <w:tblPr>
@@ -14470,6 +15060,7 @@
     </w:tcPr>
     <w:tblStylePr w:type="firstRow">
       <w:rPr>
+        <w:rFonts w:eastAsia="黑体"/>
         <w:b/>
         <w:bCs/>
       </w:rPr>
@@ -14480,6 +15071,7 @@
     </w:tblStylePr>
     <w:tblStylePr w:type="lastRow">
       <w:rPr>
+        <w:rFonts w:eastAsia="黑体"/>
         <w:b/>
         <w:bCs/>
         <w:color w:themeColor="text1" w:val="000000"/>
@@ -14491,6 +15083,7 @@
     </w:tblStylePr>
     <w:tblStylePr w:type="firstCol">
       <w:rPr>
+        <w:rFonts w:eastAsia="黑体"/>
         <w:color w:themeColor="background1" w:val="FFFFFF"/>
       </w:rPr>
       <w:tblPr/>
@@ -14500,6 +15093,7 @@
     </w:tblStylePr>
     <w:tblStylePr w:type="lastCol">
       <w:rPr>
+        <w:rFonts w:eastAsia="黑体"/>
         <w:color w:themeColor="background1" w:val="FFFFFF"/>
       </w:rPr>
       <w:tblPr/>
@@ -14529,6 +15123,7 @@
       <w:spacing w:after="0" w:line="240" w:lineRule="auto"/>
     </w:pPr>
     <w:rPr>
+      <w:rFonts w:eastAsia="黑体"/>
       <w:color w:themeColor="text1" w:val="000000"/>
     </w:rPr>
     <w:tblPr>
@@ -14550,6 +15145,7 @@
     </w:tcPr>
     <w:tblStylePr w:type="firstRow">
       <w:rPr>
+        <w:rFonts w:eastAsia="黑体"/>
         <w:b/>
         <w:bCs/>
       </w:rPr>
@@ -14560,6 +15156,7 @@
     </w:tblStylePr>
     <w:tblStylePr w:type="lastRow">
       <w:rPr>
+        <w:rFonts w:eastAsia="黑体"/>
         <w:b/>
         <w:bCs/>
         <w:color w:themeColor="text1" w:val="000000"/>
@@ -14571,6 +15168,7 @@
     </w:tblStylePr>
     <w:tblStylePr w:type="firstCol">
       <w:rPr>
+        <w:rFonts w:eastAsia="黑体"/>
         <w:color w:themeColor="background1" w:val="FFFFFF"/>
       </w:rPr>
       <w:tblPr/>
@@ -14580,6 +15178,7 @@
     </w:tblStylePr>
     <w:tblStylePr w:type="lastCol">
       <w:rPr>
+        <w:rFonts w:eastAsia="黑体"/>
         <w:color w:themeColor="background1" w:val="FFFFFF"/>
       </w:rPr>
       <w:tblPr/>
@@ -14609,6 +15208,7 @@
       <w:spacing w:after="0" w:line="240" w:lineRule="auto"/>
     </w:pPr>
     <w:rPr>
+      <w:rFonts w:eastAsia="黑体"/>
       <w:color w:themeColor="text1" w:val="000000"/>
     </w:rPr>
     <w:tblPr>
@@ -14630,6 +15230,7 @@
     </w:tcPr>
     <w:tblStylePr w:type="firstRow">
       <w:rPr>
+        <w:rFonts w:eastAsia="黑体"/>
         <w:b/>
         <w:bCs/>
       </w:rPr>
@@ -14640,6 +15241,7 @@
     </w:tblStylePr>
     <w:tblStylePr w:type="lastRow">
       <w:rPr>
+        <w:rFonts w:eastAsia="黑体"/>
         <w:b/>
         <w:bCs/>
         <w:color w:themeColor="text1" w:val="000000"/>
@@ -14651,6 +15253,7 @@
     </w:tblStylePr>
     <w:tblStylePr w:type="firstCol">
       <w:rPr>
+        <w:rFonts w:eastAsia="黑体"/>
         <w:color w:themeColor="background1" w:val="FFFFFF"/>
       </w:rPr>
       <w:tblPr/>
@@ -14660,6 +15263,7 @@
     </w:tblStylePr>
     <w:tblStylePr w:type="lastCol">
       <w:rPr>
+        <w:rFonts w:eastAsia="黑体"/>
         <w:color w:themeColor="background1" w:val="FFFFFF"/>
       </w:rPr>
       <w:tblPr/>
@@ -14689,6 +15293,7 @@
       <w:spacing w:after="0" w:line="240" w:lineRule="auto"/>
     </w:pPr>
     <w:rPr>
+      <w:rFonts w:eastAsia="黑体"/>
       <w:color w:themeColor="text1" w:val="000000"/>
     </w:rPr>
     <w:tblPr>
@@ -14710,6 +15315,7 @@
     </w:tcPr>
     <w:tblStylePr w:type="firstRow">
       <w:rPr>
+        <w:rFonts w:eastAsia="黑体"/>
         <w:b/>
         <w:bCs/>
       </w:rPr>
@@ -14720,6 +15326,7 @@
     </w:tblStylePr>
     <w:tblStylePr w:type="lastRow">
       <w:rPr>
+        <w:rFonts w:eastAsia="黑体"/>
         <w:b/>
         <w:bCs/>
         <w:color w:themeColor="text1" w:val="000000"/>
@@ -14731,6 +15338,7 @@
     </w:tblStylePr>
     <w:tblStylePr w:type="firstCol">
       <w:rPr>
+        <w:rFonts w:eastAsia="黑体"/>
         <w:color w:themeColor="background1" w:val="FFFFFF"/>
       </w:rPr>
       <w:tblPr/>
@@ -14740,6 +15348,7 @@
     </w:tblStylePr>
     <w:tblStylePr w:type="lastCol">
       <w:rPr>
+        <w:rFonts w:eastAsia="黑体"/>
         <w:color w:themeColor="background1" w:val="FFFFFF"/>
       </w:rPr>
       <w:tblPr/>
@@ -14769,6 +15378,7 @@
       <w:spacing w:after="0" w:line="240" w:lineRule="auto"/>
     </w:pPr>
     <w:rPr>
+      <w:rFonts w:eastAsia="黑体"/>
       <w:color w:themeColor="text1" w:val="000000"/>
     </w:rPr>
     <w:tblPr>
@@ -14790,6 +15400,7 @@
     </w:tcPr>
     <w:tblStylePr w:type="firstRow">
       <w:rPr>
+        <w:rFonts w:eastAsia="黑体"/>
         <w:b/>
         <w:bCs/>
       </w:rPr>
@@ -14800,6 +15411,7 @@
     </w:tblStylePr>
     <w:tblStylePr w:type="lastRow">
       <w:rPr>
+        <w:rFonts w:eastAsia="黑体"/>
         <w:b/>
         <w:bCs/>
         <w:color w:themeColor="text1" w:val="000000"/>
@@ -14811,6 +15423,7 @@
     </w:tblStylePr>
     <w:tblStylePr w:type="firstCol">
       <w:rPr>
+        <w:rFonts w:eastAsia="黑体"/>
         <w:color w:themeColor="background1" w:val="FFFFFF"/>
       </w:rPr>
       <w:tblPr/>
@@ -14820,6 +15433,7 @@
     </w:tblStylePr>
     <w:tblStylePr w:type="lastCol">
       <w:rPr>
+        <w:rFonts w:eastAsia="黑体"/>
         <w:color w:themeColor="background1" w:val="FFFFFF"/>
       </w:rPr>
       <w:tblPr/>
@@ -14849,6 +15463,7 @@
       <w:spacing w:after="0" w:line="240" w:lineRule="auto"/>
     </w:pPr>
     <w:rPr>
+      <w:rFonts w:eastAsia="黑体"/>
       <w:color w:themeColor="text1" w:val="000000"/>
     </w:rPr>
     <w:tblPr>
@@ -14870,6 +15485,7 @@
     </w:tcPr>
     <w:tblStylePr w:type="firstRow">
       <w:rPr>
+        <w:rFonts w:eastAsia="黑体"/>
         <w:b/>
         <w:bCs/>
       </w:rPr>
@@ -14880,6 +15496,7 @@
     </w:tblStylePr>
     <w:tblStylePr w:type="lastRow">
       <w:rPr>
+        <w:rFonts w:eastAsia="黑体"/>
         <w:b/>
         <w:bCs/>
         <w:color w:themeColor="text1" w:val="000000"/>
@@ -14891,6 +15508,7 @@
     </w:tblStylePr>
     <w:tblStylePr w:type="firstCol">
       <w:rPr>
+        <w:rFonts w:eastAsia="黑体"/>
         <w:color w:themeColor="background1" w:val="FFFFFF"/>
       </w:rPr>
       <w:tblPr/>
@@ -14900,6 +15518,7 @@
     </w:tblStylePr>
     <w:tblStylePr w:type="lastCol">
       <w:rPr>
+        <w:rFonts w:eastAsia="黑体"/>
         <w:color w:themeColor="background1" w:val="FFFFFF"/>
       </w:rPr>
       <w:tblPr/>
@@ -14932,6 +15551,7 @@
     <w:name w:val="KeywordTok"/>
     <w:basedOn w:val="VerbatimChar"/>
     <w:rPr>
+      <w:rFonts w:eastAsia="黑体"/>
       <w:b/>
       <w:color w:val="007020"/>
     </w:rPr>
@@ -14940,6 +15560,7 @@
     <w:name w:val="DataTypeTok"/>
     <w:basedOn w:val="VerbatimChar"/>
     <w:rPr>
+      <w:rFonts w:eastAsia="黑体"/>
       <w:color w:val="902000"/>
     </w:rPr>
   </w:style>
@@ -14947,6 +15568,7 @@
     <w:name w:val="DecValTok"/>
     <w:basedOn w:val="VerbatimChar"/>
     <w:rPr>
+      <w:rFonts w:eastAsia="黑体"/>
       <w:color w:val="40a070"/>
     </w:rPr>
   </w:style>
@@ -14954,6 +15576,7 @@
     <w:name w:val="BaseNTok"/>
     <w:basedOn w:val="VerbatimChar"/>
     <w:rPr>
+      <w:rFonts w:eastAsia="黑体"/>
       <w:color w:val="40a070"/>
     </w:rPr>
   </w:style>
@@ -14961,6 +15584,7 @@
     <w:name w:val="FloatTok"/>
     <w:basedOn w:val="VerbatimChar"/>
     <w:rPr>
+      <w:rFonts w:eastAsia="黑体"/>
       <w:color w:val="40a070"/>
     </w:rPr>
   </w:style>
@@ -14968,6 +15592,7 @@
     <w:name w:val="ConstantTok"/>
     <w:basedOn w:val="VerbatimChar"/>
     <w:rPr>
+      <w:rFonts w:eastAsia="黑体"/>
       <w:color w:val="880000"/>
     </w:rPr>
   </w:style>
@@ -14975,6 +15600,7 @@
     <w:name w:val="CharTok"/>
     <w:basedOn w:val="VerbatimChar"/>
     <w:rPr>
+      <w:rFonts w:eastAsia="黑体"/>
       <w:color w:val="4070a0"/>
     </w:rPr>
   </w:style>
@@ -14982,6 +15608,7 @@
     <w:name w:val="SpecialCharTok"/>
     <w:basedOn w:val="VerbatimChar"/>
     <w:rPr>
+      <w:rFonts w:eastAsia="黑体"/>
       <w:color w:val="4070a0"/>
     </w:rPr>
   </w:style>
@@ -14989,6 +15616,7 @@
     <w:name w:val="StringTok"/>
     <w:basedOn w:val="VerbatimChar"/>
     <w:rPr>
+      <w:rFonts w:eastAsia="黑体"/>
       <w:color w:val="4070a0"/>
     </w:rPr>
   </w:style>
@@ -14996,6 +15624,7 @@
     <w:name w:val="VerbatimStringTok"/>
     <w:basedOn w:val="VerbatimChar"/>
     <w:rPr>
+      <w:rFonts w:eastAsia="黑体"/>
       <w:color w:val="4070a0"/>
     </w:rPr>
   </w:style>
@@ -15003,6 +15632,7 @@
     <w:name w:val="SpecialStringTok"/>
     <w:basedOn w:val="VerbatimChar"/>
     <w:rPr>
+      <w:rFonts w:eastAsia="黑体"/>
       <w:color w:val="bb6688"/>
     </w:rPr>
   </w:style>
@@ -15010,6 +15640,7 @@
     <w:name w:val="ImportTok"/>
     <w:basedOn w:val="VerbatimChar"/>
     <w:rPr>
+      <w:rFonts w:eastAsia="黑体"/>
       <w:b/>
       <w:color w:val="008000"/>
     </w:rPr>
@@ -15018,6 +15649,7 @@
     <w:name w:val="CommentTok"/>
     <w:basedOn w:val="VerbatimChar"/>
     <w:rPr>
+      <w:rFonts w:eastAsia="黑体"/>
       <w:i/>
       <w:color w:val="60a0b0"/>
     </w:rPr>
@@ -15026,6 +15658,7 @@
     <w:name w:val="DocumentationTok"/>
     <w:basedOn w:val="VerbatimChar"/>
     <w:rPr>
+      <w:rFonts w:eastAsia="黑体"/>
       <w:i/>
       <w:color w:val="ba2121"/>
     </w:rPr>
@@ -15034,6 +15667,7 @@
     <w:name w:val="AnnotationTok"/>
     <w:basedOn w:val="VerbatimChar"/>
     <w:rPr>
+      <w:rFonts w:eastAsia="黑体"/>
       <w:b/>
       <w:i/>
       <w:color w:val="60a0b0"/>
@@ -15043,6 +15677,7 @@
     <w:name w:val="CommentVarTok"/>
     <w:basedOn w:val="VerbatimChar"/>
     <w:rPr>
+      <w:rFonts w:eastAsia="黑体"/>
       <w:b/>
       <w:i/>
       <w:color w:val="60a0b0"/>
@@ -15052,6 +15687,7 @@
     <w:name w:val="OtherTok"/>
     <w:basedOn w:val="VerbatimChar"/>
     <w:rPr>
+      <w:rFonts w:eastAsia="黑体"/>
       <w:color w:val="007020"/>
     </w:rPr>
   </w:style>
@@ -15059,6 +15695,7 @@
     <w:name w:val="FunctionTok"/>
     <w:basedOn w:val="VerbatimChar"/>
     <w:rPr>
+      <w:rFonts w:eastAsia="黑体"/>
       <w:color w:val="06287e"/>
     </w:rPr>
   </w:style>
@@ -15066,6 +15703,7 @@
     <w:name w:val="VariableTok"/>
     <w:basedOn w:val="VerbatimChar"/>
     <w:rPr>
+      <w:rFonts w:eastAsia="黑体"/>
       <w:color w:val="19177c"/>
     </w:rPr>
   </w:style>
@@ -15073,6 +15711,7 @@
     <w:name w:val="ControlFlowTok"/>
     <w:basedOn w:val="VerbatimChar"/>
     <w:rPr>
+      <w:rFonts w:eastAsia="黑体"/>
       <w:b/>
       <w:color w:val="007020"/>
     </w:rPr>
@@ -15081,6 +15720,7 @@
     <w:name w:val="OperatorTok"/>
     <w:basedOn w:val="VerbatimChar"/>
     <w:rPr>
+      <w:rFonts w:eastAsia="黑体"/>
       <w:color w:val="666666"/>
     </w:rPr>
   </w:style>
@@ -15088,18 +15728,22 @@
     <w:name w:val="BuiltInTok"/>
     <w:basedOn w:val="VerbatimChar"/>
     <w:rPr>
+      <w:rFonts w:eastAsia="黑体"/>
       <w:color w:val="008000"/>
     </w:rPr>
   </w:style>
   <w:style w:type="character" w:customStyle="1" w:styleId="ExtensionTok">
     <w:name w:val="ExtensionTok"/>
     <w:basedOn w:val="VerbatimChar"/>
-    <w:rPr/>
+    <w:rPr>
+      <w:rFonts w:eastAsia="黑体"/>
+    </w:rPr>
   </w:style>
   <w:style w:type="character" w:customStyle="1" w:styleId="PreprocessorTok">
     <w:name w:val="PreprocessorTok"/>
     <w:basedOn w:val="VerbatimChar"/>
     <w:rPr>
+      <w:rFonts w:eastAsia="黑体"/>
       <w:color w:val="bc7a00"/>
     </w:rPr>
   </w:style>
@@ -15107,18 +15751,22 @@
     <w:name w:val="AttributeTok"/>
     <w:basedOn w:val="VerbatimChar"/>
     <w:rPr>
+      <w:rFonts w:eastAsia="黑体"/>
       <w:color w:val="7d9029"/>
     </w:rPr>
   </w:style>
   <w:style w:type="character" w:customStyle="1" w:styleId="RegionMarkerTok">
     <w:name w:val="RegionMarkerTok"/>
     <w:basedOn w:val="VerbatimChar"/>
-    <w:rPr/>
+    <w:rPr>
+      <w:rFonts w:eastAsia="黑体"/>
+    </w:rPr>
   </w:style>
   <w:style w:type="character" w:customStyle="1" w:styleId="InformationTok">
     <w:name w:val="InformationTok"/>
     <w:basedOn w:val="VerbatimChar"/>
     <w:rPr>
+      <w:rFonts w:eastAsia="黑体"/>
       <w:b/>
       <w:i/>
       <w:color w:val="60a0b0"/>
@@ -15128,6 +15776,7 @@
     <w:name w:val="WarningTok"/>
     <w:basedOn w:val="VerbatimChar"/>
     <w:rPr>
+      <w:rFonts w:eastAsia="黑体"/>
       <w:b/>
       <w:i/>
       <w:color w:val="60a0b0"/>
@@ -15137,6 +15786,7 @@
     <w:name w:val="AlertTok"/>
     <w:basedOn w:val="VerbatimChar"/>
     <w:rPr>
+      <w:rFonts w:eastAsia="黑体"/>
       <w:b/>
       <w:color w:val="ff0000"/>
     </w:rPr>
@@ -15145,6 +15795,7 @@
     <w:name w:val="ErrorTok"/>
     <w:basedOn w:val="VerbatimChar"/>
     <w:rPr>
+      <w:rFonts w:eastAsia="黑体"/>
       <w:b/>
       <w:color w:val="ff0000"/>
     </w:rPr>
@@ -15152,7 +15803,9 @@
   <w:style w:type="character" w:customStyle="1" w:styleId="NormalTok">
     <w:name w:val="NormalTok"/>
     <w:basedOn w:val="VerbatimChar"/>
-    <w:rPr/>
+    <w:rPr>
+      <w:rFonts w:eastAsia="黑体"/>
+    </w:rPr>
   </w:style>
 </w:styles>
 </file>
@@ -15201,12 +15854,12 @@
     <a:fontScheme name="Office">
       <a:majorFont>
         <a:latin typeface="Calibri"/>
-        <a:ea typeface=""/>
+        <a:ea typeface="黑体"/>
         <a:cs typeface=""/>
         <a:font script="Jpan" typeface="ＭＳ ゴシック"/>
         <a:font script="Hang" typeface="맑은 고딕"/>
-        <a:font script="Hans" typeface="宋体"/>
-        <a:font script="Hant" typeface="新細明體"/>
+        <a:font script="Hans" typeface="黑体"/>
+        <a:font script="Hant" typeface="黑体"/>
         <a:font script="Arab" typeface="Times New Roman"/>
         <a:font script="Hebr" typeface="Times New Roman"/>
         <a:font script="Thai" typeface="Angsana New"/>
@@ -15236,12 +15889,12 @@
       </a:majorFont>
       <a:minorFont>
         <a:latin typeface="Cambria"/>
-        <a:ea typeface=""/>
+        <a:ea typeface="黑体"/>
         <a:cs typeface=""/>
         <a:font script="Jpan" typeface="ＭＳ 明朝"/>
         <a:font script="Hang" typeface="맑은 고딕"/>
-        <a:font script="Hans" typeface="宋体"/>
-        <a:font script="Hant" typeface="新細明體"/>
+        <a:font script="Hans" typeface="黑体"/>
+        <a:font script="Hant" typeface="黑体"/>
         <a:font script="Arab" typeface="Arial"/>
         <a:font script="Hebr" typeface="Arial"/>
         <a:font script="Thai" typeface="Cordia New"/>

--- a/04-滤波电路/05-其他滤波器/切比雪夫滤波器/切比雪夫滤波器.docx
+++ b/04-滤波电路/05-其他滤波器/切比雪夫滤波器/切比雪夫滤波器.docx
@@ -2783,7 +2783,7 @@
           <w:color w:val="555555"/>
           <w:sz w:val="21"/>
         </w:rPr>
-        <w:t>材料收集者：杜文杰，WX手机：19519196569，QQ:3478827729</w:t>
+        <w:t>材料收集者：杜文杰，微信/手机：19519196569，QQ:3478827729</w:t>
       </w:r>
     </w:p>
     <w:sectPr>
